--- a/hackathon/10_QA_Test_Plan.docx
+++ b/hackathon/10_QA_Test_Plan.docx
@@ -4,60 +4,55 @@
   <w:body>
     <w:p>
       <w:pPr>
-        <w:spacing w:before="280" w:after="120"/>
+        <w:pStyle w:val="Title"/>
       </w:pPr>
       <w:r>
         <w:rPr>
+          <w:rFonts w:ascii="Calibri" w:hAnsi="Calibri"/>
           <w:b/>
-          <w:color w:val="0F172A"/>
-          <w:sz w:val="44"/>
+          <w:color w:val="000000"/>
+          <w:sz w:val="40"/>
         </w:rPr>
         <w:t>QA Test Plan</w:t>
       </w:r>
     </w:p>
     <w:p>
       <w:pPr>
-        <w:spacing w:before="240" w:after="80"/>
+        <w:pStyle w:val="Heading1"/>
       </w:pPr>
       <w:r>
         <w:rPr>
+          <w:rFonts w:ascii="Calibri" w:hAnsi="Calibri"/>
           <w:b/>
-          <w:color w:val="1E3A8A"/>
-          <w:sz w:val="32"/>
+          <w:color w:val="000000"/>
+          <w:sz w:val="30"/>
         </w:rPr>
         <w:t>AI-Driven Adaptive Learning Platform</w:t>
       </w:r>
     </w:p>
     <w:tbl>
       <w:tblPr>
+        <w:tblStyle w:val="TableGrid"/>
         <w:tblW w:type="auto" w:w="0"/>
-        <w:jc w:val="center"/>
         <w:tblLook w:firstColumn="1" w:firstRow="1" w:lastColumn="0" w:lastRow="0" w:noHBand="0" w:noVBand="1" w:val="04A0"/>
       </w:tblPr>
       <w:tblGrid>
-        <w:gridCol w:w="4968"/>
-        <w:gridCol w:w="4968"/>
+        <w:gridCol w:w="4320"/>
+        <w:gridCol w:w="4320"/>
       </w:tblGrid>
       <w:tr>
         <w:tc>
           <w:tcPr>
-            <w:tcW w:type="dxa" w:w="4968"/>
-            <w:tcMar>
-              <w:top w:w="120" w:type="dxa"/>
-              <w:bottom w:w="120" w:type="dxa"/>
-              <w:left w:w="180" w:type="dxa"/>
-              <w:right w:w="180" w:type="dxa"/>
-            </w:tcMar>
-            <w:shd w:fill="0F172A"/>
+            <w:tcW w:type="dxa" w:w="4320"/>
+            <w:shd w:val="clear" w:fill="E7E6E6"/>
           </w:tcPr>
           <w:p>
-            <w:pPr>
-              <w:spacing w:before="40" w:after="40"/>
-            </w:pPr>
+            <w:r/>
             <w:r>
               <w:rPr>
+                <w:rFonts w:ascii="Calibri" w:hAnsi="Calibri"/>
                 <w:b/>
-                <w:color w:val="F8FAFC"/>
+                <w:color w:val="111111"/>
                 <w:sz w:val="20"/>
               </w:rPr>
               <w:t>Field</w:t>
@@ -66,23 +61,16 @@
         </w:tc>
         <w:tc>
           <w:tcPr>
-            <w:tcW w:type="dxa" w:w="4968"/>
-            <w:tcMar>
-              <w:top w:w="120" w:type="dxa"/>
-              <w:bottom w:w="120" w:type="dxa"/>
-              <w:left w:w="180" w:type="dxa"/>
-              <w:right w:w="180" w:type="dxa"/>
-            </w:tcMar>
-            <w:shd w:fill="0F172A"/>
+            <w:tcW w:type="dxa" w:w="4320"/>
+            <w:shd w:val="clear" w:fill="E7E6E6"/>
           </w:tcPr>
           <w:p>
-            <w:pPr>
-              <w:spacing w:before="40" w:after="40"/>
-            </w:pPr>
+            <w:r/>
             <w:r>
               <w:rPr>
+                <w:rFonts w:ascii="Calibri" w:hAnsi="Calibri"/>
                 <w:b/>
-                <w:color w:val="F8FAFC"/>
+                <w:color w:val="111111"/>
                 <w:sz w:val="20"/>
               </w:rPr>
               <w:t>Detail</w:t>
@@ -93,47 +81,33 @@
       <w:tr>
         <w:tc>
           <w:tcPr>
-            <w:tcW w:type="dxa" w:w="4968"/>
-            <w:tcMar>
-              <w:top w:w="120" w:type="dxa"/>
-              <w:bottom w:w="120" w:type="dxa"/>
-              <w:left w:w="180" w:type="dxa"/>
-              <w:right w:w="180" w:type="dxa"/>
-            </w:tcMar>
-            <w:shd w:fill="F8FAFC"/>
+            <w:tcW w:type="dxa" w:w="4320"/>
           </w:tcPr>
           <w:p>
-            <w:pPr>
-              <w:spacing w:before="40" w:after="40"/>
-            </w:pPr>
+            <w:r/>
             <w:r>
               <w:rPr>
-                <w:color w:val="1E293B"/>
-                <w:sz w:val="19"/>
+                <w:rFonts w:ascii="Calibri" w:hAnsi="Calibri"/>
+                <w:b/>
+                <w:color w:val="111111"/>
+                <w:sz w:val="20"/>
               </w:rPr>
-              <w:t>**Document ID**</w:t>
+              <w:t>Document ID</w:t>
             </w:r>
           </w:p>
         </w:tc>
         <w:tc>
           <w:tcPr>
-            <w:tcW w:type="dxa" w:w="4968"/>
-            <w:tcMar>
-              <w:top w:w="120" w:type="dxa"/>
-              <w:bottom w:w="120" w:type="dxa"/>
-              <w:left w:w="180" w:type="dxa"/>
-              <w:right w:w="180" w:type="dxa"/>
-            </w:tcMar>
-            <w:shd w:fill="F8FAFC"/>
+            <w:tcW w:type="dxa" w:w="4320"/>
           </w:tcPr>
           <w:p>
-            <w:pPr>
-              <w:spacing w:before="40" w:after="40"/>
-            </w:pPr>
+            <w:r/>
             <w:r>
               <w:rPr>
-                <w:color w:val="1E293B"/>
-                <w:sz w:val="19"/>
+                <w:rFonts w:ascii="Calibri" w:hAnsi="Calibri"/>
+                <w:b w:val="0"/>
+                <w:color w:val="111111"/>
+                <w:sz w:val="20"/>
               </w:rPr>
               <w:t>10_QA_Test_Plan</w:t>
             </w:r>
@@ -143,47 +117,33 @@
       <w:tr>
         <w:tc>
           <w:tcPr>
-            <w:tcW w:type="dxa" w:w="4968"/>
-            <w:tcMar>
-              <w:top w:w="120" w:type="dxa"/>
-              <w:bottom w:w="120" w:type="dxa"/>
-              <w:left w:w="180" w:type="dxa"/>
-              <w:right w:w="180" w:type="dxa"/>
-            </w:tcMar>
-            <w:shd w:fill="FFFFFF"/>
+            <w:tcW w:type="dxa" w:w="4320"/>
           </w:tcPr>
           <w:p>
-            <w:pPr>
-              <w:spacing w:before="40" w:after="40"/>
-            </w:pPr>
+            <w:r/>
             <w:r>
               <w:rPr>
-                <w:color w:val="1E293B"/>
-                <w:sz w:val="19"/>
+                <w:rFonts w:ascii="Calibri" w:hAnsi="Calibri"/>
+                <w:b/>
+                <w:color w:val="111111"/>
+                <w:sz w:val="20"/>
               </w:rPr>
-              <w:t>**Version**</w:t>
+              <w:t>Version</w:t>
             </w:r>
           </w:p>
         </w:tc>
         <w:tc>
           <w:tcPr>
-            <w:tcW w:type="dxa" w:w="4968"/>
-            <w:tcMar>
-              <w:top w:w="120" w:type="dxa"/>
-              <w:bottom w:w="120" w:type="dxa"/>
-              <w:left w:w="180" w:type="dxa"/>
-              <w:right w:w="180" w:type="dxa"/>
-            </w:tcMar>
-            <w:shd w:fill="FFFFFF"/>
+            <w:tcW w:type="dxa" w:w="4320"/>
           </w:tcPr>
           <w:p>
-            <w:pPr>
-              <w:spacing w:before="40" w:after="40"/>
-            </w:pPr>
+            <w:r/>
             <w:r>
               <w:rPr>
-                <w:color w:val="1E293B"/>
-                <w:sz w:val="19"/>
+                <w:rFonts w:ascii="Calibri" w:hAnsi="Calibri"/>
+                <w:b w:val="0"/>
+                <w:color w:val="111111"/>
+                <w:sz w:val="20"/>
               </w:rPr>
               <w:t>1.0</w:t>
             </w:r>
@@ -193,47 +153,33 @@
       <w:tr>
         <w:tc>
           <w:tcPr>
-            <w:tcW w:type="dxa" w:w="4968"/>
-            <w:tcMar>
-              <w:top w:w="120" w:type="dxa"/>
-              <w:bottom w:w="120" w:type="dxa"/>
-              <w:left w:w="180" w:type="dxa"/>
-              <w:right w:w="180" w:type="dxa"/>
-            </w:tcMar>
-            <w:shd w:fill="F8FAFC"/>
+            <w:tcW w:type="dxa" w:w="4320"/>
           </w:tcPr>
           <w:p>
-            <w:pPr>
-              <w:spacing w:before="40" w:after="40"/>
-            </w:pPr>
+            <w:r/>
             <w:r>
               <w:rPr>
-                <w:color w:val="1E293B"/>
-                <w:sz w:val="19"/>
+                <w:rFonts w:ascii="Calibri" w:hAnsi="Calibri"/>
+                <w:b/>
+                <w:color w:val="111111"/>
+                <w:sz w:val="20"/>
               </w:rPr>
-              <w:t>**Date**</w:t>
+              <w:t>Date</w:t>
             </w:r>
           </w:p>
         </w:tc>
         <w:tc>
           <w:tcPr>
-            <w:tcW w:type="dxa" w:w="4968"/>
-            <w:tcMar>
-              <w:top w:w="120" w:type="dxa"/>
-              <w:bottom w:w="120" w:type="dxa"/>
-              <w:left w:w="180" w:type="dxa"/>
-              <w:right w:w="180" w:type="dxa"/>
-            </w:tcMar>
-            <w:shd w:fill="F8FAFC"/>
+            <w:tcW w:type="dxa" w:w="4320"/>
           </w:tcPr>
           <w:p>
-            <w:pPr>
-              <w:spacing w:before="40" w:after="40"/>
-            </w:pPr>
+            <w:r/>
             <w:r>
               <w:rPr>
-                <w:color w:val="1E293B"/>
-                <w:sz w:val="19"/>
+                <w:rFonts w:ascii="Calibri" w:hAnsi="Calibri"/>
+                <w:b w:val="0"/>
+                <w:color w:val="111111"/>
+                <w:sz w:val="20"/>
               </w:rPr>
               <w:t>2026-08-29</w:t>
             </w:r>
@@ -243,47 +189,33 @@
       <w:tr>
         <w:tc>
           <w:tcPr>
-            <w:tcW w:type="dxa" w:w="4968"/>
-            <w:tcMar>
-              <w:top w:w="120" w:type="dxa"/>
-              <w:bottom w:w="120" w:type="dxa"/>
-              <w:left w:w="180" w:type="dxa"/>
-              <w:right w:w="180" w:type="dxa"/>
-            </w:tcMar>
-            <w:shd w:fill="FFFFFF"/>
+            <w:tcW w:type="dxa" w:w="4320"/>
           </w:tcPr>
           <w:p>
-            <w:pPr>
-              <w:spacing w:before="40" w:after="40"/>
-            </w:pPr>
+            <w:r/>
             <w:r>
               <w:rPr>
-                <w:color w:val="1E293B"/>
-                <w:sz w:val="19"/>
+                <w:rFonts w:ascii="Calibri" w:hAnsi="Calibri"/>
+                <w:b/>
+                <w:color w:val="111111"/>
+                <w:sz w:val="20"/>
               </w:rPr>
-              <w:t>**Author**</w:t>
+              <w:t>Author</w:t>
             </w:r>
           </w:p>
         </w:tc>
         <w:tc>
           <w:tcPr>
-            <w:tcW w:type="dxa" w:w="4968"/>
-            <w:tcMar>
-              <w:top w:w="120" w:type="dxa"/>
-              <w:bottom w:w="120" w:type="dxa"/>
-              <w:left w:w="180" w:type="dxa"/>
-              <w:right w:w="180" w:type="dxa"/>
-            </w:tcMar>
-            <w:shd w:fill="FFFFFF"/>
+            <w:tcW w:type="dxa" w:w="4320"/>
           </w:tcPr>
           <w:p>
-            <w:pPr>
-              <w:spacing w:before="40" w:after="40"/>
-            </w:pPr>
+            <w:r/>
             <w:r>
               <w:rPr>
-                <w:color w:val="1E293B"/>
-                <w:sz w:val="19"/>
+                <w:rFonts w:ascii="Calibri" w:hAnsi="Calibri"/>
+                <w:b w:val="0"/>
+                <w:color w:val="111111"/>
+                <w:sz w:val="20"/>
               </w:rPr>
               <w:t>Syed Azan Mehdi Shah</w:t>
             </w:r>
@@ -293,47 +225,33 @@
       <w:tr>
         <w:tc>
           <w:tcPr>
-            <w:tcW w:type="dxa" w:w="4968"/>
-            <w:tcMar>
-              <w:top w:w="120" w:type="dxa"/>
-              <w:bottom w:w="120" w:type="dxa"/>
-              <w:left w:w="180" w:type="dxa"/>
-              <w:right w:w="180" w:type="dxa"/>
-            </w:tcMar>
-            <w:shd w:fill="F8FAFC"/>
+            <w:tcW w:type="dxa" w:w="4320"/>
           </w:tcPr>
           <w:p>
-            <w:pPr>
-              <w:spacing w:before="40" w:after="40"/>
-            </w:pPr>
+            <w:r/>
             <w:r>
               <w:rPr>
-                <w:color w:val="1E293B"/>
-                <w:sz w:val="19"/>
+                <w:rFonts w:ascii="Calibri" w:hAnsi="Calibri"/>
+                <w:b/>
+                <w:color w:val="111111"/>
+                <w:sz w:val="20"/>
               </w:rPr>
-              <w:t>**Companion**</w:t>
+              <w:t>Companion</w:t>
             </w:r>
           </w:p>
         </w:tc>
         <w:tc>
           <w:tcPr>
-            <w:tcW w:type="dxa" w:w="4968"/>
-            <w:tcMar>
-              <w:top w:w="120" w:type="dxa"/>
-              <w:bottom w:w="120" w:type="dxa"/>
-              <w:left w:w="180" w:type="dxa"/>
-              <w:right w:w="180" w:type="dxa"/>
-            </w:tcMar>
-            <w:shd w:fill="F8FAFC"/>
+            <w:tcW w:type="dxa" w:w="4320"/>
           </w:tcPr>
           <w:p>
-            <w:pPr>
-              <w:spacing w:before="40" w:after="40"/>
-            </w:pPr>
+            <w:r/>
             <w:r>
               <w:rPr>
-                <w:color w:val="1E293B"/>
-                <w:sz w:val="19"/>
+                <w:rFonts w:ascii="Calibri" w:hAnsi="Calibri"/>
+                <w:b w:val="0"/>
+                <w:color w:val="111111"/>
+                <w:sz w:val="20"/>
               </w:rPr>
               <w:t>11_QA_Report.md (execution results)</w:t>
             </w:r>
@@ -344,58 +262,52 @@
     <w:p/>
     <w:p>
       <w:pPr>
-        <w:spacing w:before="240" w:after="80"/>
+        <w:pStyle w:val="Heading1"/>
       </w:pPr>
       <w:r>
         <w:rPr>
+          <w:rFonts w:ascii="Calibri" w:hAnsi="Calibri"/>
           <w:b/>
-          <w:color w:val="1E3A8A"/>
-          <w:sz w:val="32"/>
+          <w:color w:val="000000"/>
+          <w:sz w:val="30"/>
         </w:rPr>
         <w:t>1. Scope &amp; Approach</w:t>
       </w:r>
     </w:p>
     <w:p>
-      <w:pPr>
-        <w:spacing w:before="40" w:after="80"/>
-      </w:pPr>
       <w:r>
         <w:rPr>
-          <w:sz w:val="21"/>
+          <w:rFonts w:ascii="Calibri" w:hAnsi="Calibri"/>
+          <w:b w:val="0"/>
+          <w:color w:val="111111"/>
+          <w:sz w:val="22"/>
         </w:rPr>
         <w:t>This plan verifies the MVP end-to-end across six quality dimensions:</w:t>
       </w:r>
     </w:p>
     <w:tbl>
       <w:tblPr>
+        <w:tblStyle w:val="TableGrid"/>
         <w:tblW w:type="auto" w:w="0"/>
-        <w:jc w:val="center"/>
         <w:tblLook w:firstColumn="1" w:firstRow="1" w:lastColumn="0" w:lastRow="0" w:noHBand="0" w:noVBand="1" w:val="04A0"/>
       </w:tblPr>
       <w:tblGrid>
-        <w:gridCol w:w="4968"/>
-        <w:gridCol w:w="4968"/>
+        <w:gridCol w:w="4320"/>
+        <w:gridCol w:w="4320"/>
       </w:tblGrid>
       <w:tr>
         <w:tc>
           <w:tcPr>
-            <w:tcW w:type="dxa" w:w="4968"/>
-            <w:tcMar>
-              <w:top w:w="120" w:type="dxa"/>
-              <w:bottom w:w="120" w:type="dxa"/>
-              <w:left w:w="180" w:type="dxa"/>
-              <w:right w:w="180" w:type="dxa"/>
-            </w:tcMar>
-            <w:shd w:fill="0F172A"/>
+            <w:tcW w:type="dxa" w:w="4320"/>
+            <w:shd w:val="clear" w:fill="E7E6E6"/>
           </w:tcPr>
           <w:p>
-            <w:pPr>
-              <w:spacing w:before="40" w:after="40"/>
-            </w:pPr>
+            <w:r/>
             <w:r>
               <w:rPr>
+                <w:rFonts w:ascii="Calibri" w:hAnsi="Calibri"/>
                 <w:b/>
-                <w:color w:val="F8FAFC"/>
+                <w:color w:val="111111"/>
                 <w:sz w:val="20"/>
               </w:rPr>
               <w:t>Dimension</w:t>
@@ -404,23 +316,16 @@
         </w:tc>
         <w:tc>
           <w:tcPr>
-            <w:tcW w:type="dxa" w:w="4968"/>
-            <w:tcMar>
-              <w:top w:w="120" w:type="dxa"/>
-              <w:bottom w:w="120" w:type="dxa"/>
-              <w:left w:w="180" w:type="dxa"/>
-              <w:right w:w="180" w:type="dxa"/>
-            </w:tcMar>
-            <w:shd w:fill="0F172A"/>
+            <w:tcW w:type="dxa" w:w="4320"/>
+            <w:shd w:val="clear" w:fill="E7E6E6"/>
           </w:tcPr>
           <w:p>
-            <w:pPr>
-              <w:spacing w:before="40" w:after="40"/>
-            </w:pPr>
+            <w:r/>
             <w:r>
               <w:rPr>
+                <w:rFonts w:ascii="Calibri" w:hAnsi="Calibri"/>
                 <w:b/>
-                <w:color w:val="F8FAFC"/>
+                <w:color w:val="111111"/>
                 <w:sz w:val="20"/>
               </w:rPr>
               <w:t>Method</w:t>
@@ -431,23 +336,16 @@
       <w:tr>
         <w:tc>
           <w:tcPr>
-            <w:tcW w:type="dxa" w:w="4968"/>
-            <w:tcMar>
-              <w:top w:w="120" w:type="dxa"/>
-              <w:bottom w:w="120" w:type="dxa"/>
-              <w:left w:w="180" w:type="dxa"/>
-              <w:right w:w="180" w:type="dxa"/>
-            </w:tcMar>
-            <w:shd w:fill="F8FAFC"/>
+            <w:tcW w:type="dxa" w:w="4320"/>
           </w:tcPr>
           <w:p>
-            <w:pPr>
-              <w:spacing w:before="40" w:after="40"/>
-            </w:pPr>
+            <w:r/>
             <w:r>
               <w:rPr>
-                <w:color w:val="1E293B"/>
-                <w:sz w:val="19"/>
+                <w:rFonts w:ascii="Calibri" w:hAnsi="Calibri"/>
+                <w:b w:val="0"/>
+                <w:color w:val="111111"/>
+                <w:sz w:val="20"/>
               </w:rPr>
               <w:t>Functional correctness</w:t>
             </w:r>
@@ -455,23 +353,16 @@
         </w:tc>
         <w:tc>
           <w:tcPr>
-            <w:tcW w:type="dxa" w:w="4968"/>
-            <w:tcMar>
-              <w:top w:w="120" w:type="dxa"/>
-              <w:bottom w:w="120" w:type="dxa"/>
-              <w:left w:w="180" w:type="dxa"/>
-              <w:right w:w="180" w:type="dxa"/>
-            </w:tcMar>
-            <w:shd w:fill="F8FAFC"/>
+            <w:tcW w:type="dxa" w:w="4320"/>
           </w:tcPr>
           <w:p>
-            <w:pPr>
-              <w:spacing w:before="40" w:after="40"/>
-            </w:pPr>
+            <w:r/>
             <w:r>
               <w:rPr>
-                <w:color w:val="1E293B"/>
-                <w:sz w:val="19"/>
+                <w:rFonts w:ascii="Calibri" w:hAnsi="Calibri"/>
+                <w:b w:val="0"/>
+                <w:color w:val="111111"/>
+                <w:sz w:val="20"/>
               </w:rPr>
               <w:t>Automated Vitest/Supertest suite + scripted API checks</w:t>
             </w:r>
@@ -481,23 +372,16 @@
       <w:tr>
         <w:tc>
           <w:tcPr>
-            <w:tcW w:type="dxa" w:w="4968"/>
-            <w:tcMar>
-              <w:top w:w="120" w:type="dxa"/>
-              <w:bottom w:w="120" w:type="dxa"/>
-              <w:left w:w="180" w:type="dxa"/>
-              <w:right w:w="180" w:type="dxa"/>
-            </w:tcMar>
-            <w:shd w:fill="FFFFFF"/>
+            <w:tcW w:type="dxa" w:w="4320"/>
           </w:tcPr>
           <w:p>
-            <w:pPr>
-              <w:spacing w:before="40" w:after="40"/>
-            </w:pPr>
+            <w:r/>
             <w:r>
               <w:rPr>
-                <w:color w:val="1E293B"/>
-                <w:sz w:val="19"/>
+                <w:rFonts w:ascii="Calibri" w:hAnsi="Calibri"/>
+                <w:b w:val="0"/>
+                <w:color w:val="111111"/>
+                <w:sz w:val="20"/>
               </w:rPr>
               <w:t>Authorization &amp; security</w:t>
             </w:r>
@@ -505,23 +389,16 @@
         </w:tc>
         <w:tc>
           <w:tcPr>
-            <w:tcW w:type="dxa" w:w="4968"/>
-            <w:tcMar>
-              <w:top w:w="120" w:type="dxa"/>
-              <w:bottom w:w="120" w:type="dxa"/>
-              <w:left w:w="180" w:type="dxa"/>
-              <w:right w:w="180" w:type="dxa"/>
-            </w:tcMar>
-            <w:shd w:fill="FFFFFF"/>
+            <w:tcW w:type="dxa" w:w="4320"/>
           </w:tcPr>
           <w:p>
-            <w:pPr>
-              <w:spacing w:before="40" w:after="40"/>
-            </w:pPr>
+            <w:r/>
             <w:r>
               <w:rPr>
-                <w:color w:val="1E293B"/>
-                <w:sz w:val="19"/>
+                <w:rFonts w:ascii="Calibri" w:hAnsi="Calibri"/>
+                <w:b w:val="0"/>
+                <w:color w:val="111111"/>
+                <w:sz w:val="20"/>
               </w:rPr>
               <w:t>RBAC matrix, token tampering, header inspection, rate limits</w:t>
             </w:r>
@@ -531,23 +408,16 @@
       <w:tr>
         <w:tc>
           <w:tcPr>
-            <w:tcW w:type="dxa" w:w="4968"/>
-            <w:tcMar>
-              <w:top w:w="120" w:type="dxa"/>
-              <w:bottom w:w="120" w:type="dxa"/>
-              <w:left w:w="180" w:type="dxa"/>
-              <w:right w:w="180" w:type="dxa"/>
-            </w:tcMar>
-            <w:shd w:fill="F8FAFC"/>
+            <w:tcW w:type="dxa" w:w="4320"/>
           </w:tcPr>
           <w:p>
-            <w:pPr>
-              <w:spacing w:before="40" w:after="40"/>
-            </w:pPr>
+            <w:r/>
             <w:r>
               <w:rPr>
-                <w:color w:val="1E293B"/>
-                <w:sz w:val="19"/>
+                <w:rFonts w:ascii="Calibri" w:hAnsi="Calibri"/>
+                <w:b w:val="0"/>
+                <w:color w:val="111111"/>
+                <w:sz w:val="20"/>
               </w:rPr>
               <w:t>AI behavior</w:t>
             </w:r>
@@ -555,23 +425,16 @@
         </w:tc>
         <w:tc>
           <w:tcPr>
-            <w:tcW w:type="dxa" w:w="4968"/>
-            <w:tcMar>
-              <w:top w:w="120" w:type="dxa"/>
-              <w:bottom w:w="120" w:type="dxa"/>
-              <w:left w:w="180" w:type="dxa"/>
-              <w:right w:w="180" w:type="dxa"/>
-            </w:tcMar>
-            <w:shd w:fill="F8FAFC"/>
+            <w:tcW w:type="dxa" w:w="4320"/>
           </w:tcPr>
           <w:p>
-            <w:pPr>
-              <w:spacing w:before="40" w:after="40"/>
-            </w:pPr>
+            <w:r/>
             <w:r>
               <w:rPr>
-                <w:color w:val="1E293B"/>
-                <w:sz w:val="19"/>
+                <w:rFonts w:ascii="Calibri" w:hAnsi="Calibri"/>
+                <w:b w:val="0"/>
+                <w:color w:val="111111"/>
+                <w:sz w:val="20"/>
               </w:rPr>
               <w:t>Structured-output validation, fallback mode, domain tagging</w:t>
             </w:r>
@@ -581,23 +444,16 @@
       <w:tr>
         <w:tc>
           <w:tcPr>
-            <w:tcW w:type="dxa" w:w="4968"/>
-            <w:tcMar>
-              <w:top w:w="120" w:type="dxa"/>
-              <w:bottom w:w="120" w:type="dxa"/>
-              <w:left w:w="180" w:type="dxa"/>
-              <w:right w:w="180" w:type="dxa"/>
-            </w:tcMar>
-            <w:shd w:fill="FFFFFF"/>
+            <w:tcW w:type="dxa" w:w="4320"/>
           </w:tcPr>
           <w:p>
-            <w:pPr>
-              <w:spacing w:before="40" w:after="40"/>
-            </w:pPr>
+            <w:r/>
             <w:r>
               <w:rPr>
-                <w:color w:val="1E293B"/>
-                <w:sz w:val="19"/>
+                <w:rFonts w:ascii="Calibri" w:hAnsi="Calibri"/>
+                <w:b w:val="0"/>
+                <w:color w:val="111111"/>
+                <w:sz w:val="20"/>
               </w:rPr>
               <w:t>Monetization gating</w:t>
             </w:r>
@@ -605,23 +461,16 @@
         </w:tc>
         <w:tc>
           <w:tcPr>
-            <w:tcW w:type="dxa" w:w="4968"/>
-            <w:tcMar>
-              <w:top w:w="120" w:type="dxa"/>
-              <w:bottom w:w="120" w:type="dxa"/>
-              <w:left w:w="180" w:type="dxa"/>
-              <w:right w:w="180" w:type="dxa"/>
-            </w:tcMar>
-            <w:shd w:fill="FFFFFF"/>
+            <w:tcW w:type="dxa" w:w="4320"/>
           </w:tcPr>
           <w:p>
-            <w:pPr>
-              <w:spacing w:before="40" w:after="40"/>
-            </w:pPr>
+            <w:r/>
             <w:r>
               <w:rPr>
-                <w:color w:val="1E293B"/>
-                <w:sz w:val="19"/>
+                <w:rFonts w:ascii="Calibri" w:hAnsi="Calibri"/>
+                <w:b w:val="0"/>
+                <w:color w:val="111111"/>
+                <w:sz w:val="20"/>
               </w:rPr>
               <w:t>402 enforcement, upgrade flow, rescue reinforcement</w:t>
             </w:r>
@@ -631,23 +480,16 @@
       <w:tr>
         <w:tc>
           <w:tcPr>
-            <w:tcW w:type="dxa" w:w="4968"/>
-            <w:tcMar>
-              <w:top w:w="120" w:type="dxa"/>
-              <w:bottom w:w="120" w:type="dxa"/>
-              <w:left w:w="180" w:type="dxa"/>
-              <w:right w:w="180" w:type="dxa"/>
-            </w:tcMar>
-            <w:shd w:fill="F8FAFC"/>
+            <w:tcW w:type="dxa" w:w="4320"/>
           </w:tcPr>
           <w:p>
-            <w:pPr>
-              <w:spacing w:before="40" w:after="40"/>
-            </w:pPr>
+            <w:r/>
             <w:r>
               <w:rPr>
-                <w:color w:val="1E293B"/>
-                <w:sz w:val="19"/>
+                <w:rFonts w:ascii="Calibri" w:hAnsi="Calibri"/>
+                <w:b w:val="0"/>
+                <w:color w:val="111111"/>
+                <w:sz w:val="20"/>
               </w:rPr>
               <w:t>UI/UX</w:t>
             </w:r>
@@ -655,23 +497,16 @@
         </w:tc>
         <w:tc>
           <w:tcPr>
-            <w:tcW w:type="dxa" w:w="4968"/>
-            <w:tcMar>
-              <w:top w:w="120" w:type="dxa"/>
-              <w:bottom w:w="120" w:type="dxa"/>
-              <w:left w:w="180" w:type="dxa"/>
-              <w:right w:w="180" w:type="dxa"/>
-            </w:tcMar>
-            <w:shd w:fill="F8FAFC"/>
+            <w:tcW w:type="dxa" w:w="4320"/>
           </w:tcPr>
           <w:p>
-            <w:pPr>
-              <w:spacing w:before="40" w:after="40"/>
-            </w:pPr>
+            <w:r/>
             <w:r>
               <w:rPr>
-                <w:color w:val="1E293B"/>
-                <w:sz w:val="19"/>
+                <w:rFonts w:ascii="Calibri" w:hAnsi="Calibri"/>
+                <w:b w:val="0"/>
+                <w:color w:val="111111"/>
+                <w:sz w:val="20"/>
               </w:rPr>
               <w:t>Browser-driven flows (student + admin), responsive breakpoints</w:t>
             </w:r>
@@ -681,23 +516,16 @@
       <w:tr>
         <w:tc>
           <w:tcPr>
-            <w:tcW w:type="dxa" w:w="4968"/>
-            <w:tcMar>
-              <w:top w:w="120" w:type="dxa"/>
-              <w:bottom w:w="120" w:type="dxa"/>
-              <w:left w:w="180" w:type="dxa"/>
-              <w:right w:w="180" w:type="dxa"/>
-            </w:tcMar>
-            <w:shd w:fill="FFFFFF"/>
+            <w:tcW w:type="dxa" w:w="4320"/>
           </w:tcPr>
           <w:p>
-            <w:pPr>
-              <w:spacing w:before="40" w:after="40"/>
-            </w:pPr>
+            <w:r/>
             <w:r>
               <w:rPr>
-                <w:color w:val="1E293B"/>
-                <w:sz w:val="19"/>
+                <w:rFonts w:ascii="Calibri" w:hAnsi="Calibri"/>
+                <w:b w:val="0"/>
+                <w:color w:val="111111"/>
+                <w:sz w:val="20"/>
               </w:rPr>
               <w:t>Non-functional</w:t>
             </w:r>
@@ -705,23 +533,16 @@
         </w:tc>
         <w:tc>
           <w:tcPr>
-            <w:tcW w:type="dxa" w:w="4968"/>
-            <w:tcMar>
-              <w:top w:w="120" w:type="dxa"/>
-              <w:bottom w:w="120" w:type="dxa"/>
-              <w:left w:w="180" w:type="dxa"/>
-              <w:right w:w="180" w:type="dxa"/>
-            </w:tcMar>
-            <w:shd w:fill="FFFFFF"/>
+            <w:tcW w:type="dxa" w:w="4320"/>
           </w:tcPr>
           <w:p>
-            <w:pPr>
-              <w:spacing w:before="40" w:after="40"/>
-            </w:pPr>
+            <w:r/>
             <w:r>
               <w:rPr>
-                <w:color w:val="1E293B"/>
-                <w:sz w:val="19"/>
+                <w:rFonts w:ascii="Calibri" w:hAnsi="Calibri"/>
+                <w:b w:val="0"/>
+                <w:color w:val="111111"/>
+                <w:sz w:val="20"/>
               </w:rPr>
               <w:t>Production security headers, ephemeral-DB resilience</w:t>
             </w:r>
@@ -731,84 +552,97 @@
     </w:tbl>
     <w:p/>
     <w:p>
-      <w:pPr>
-        <w:spacing w:before="40" w:after="80"/>
-      </w:pPr>
       <w:r>
         <w:rPr>
-          <w:sz w:val="21"/>
+          <w:rFonts w:ascii="Calibri" w:hAnsi="Calibri"/>
+          <w:b/>
+          <w:color w:val="111111"/>
+          <w:sz w:val="22"/>
         </w:rPr>
-        <w:t>**Environment:** Node 24, Express 5 dev server on :5000 (mock AI mode, embedded ephemeral MongoDB), Vite SPA on :5174, in-app browser for UI checks.</w:t>
+        <w:t>Environment:</w:t>
+      </w:r>
+      <w:r>
+        <w:rPr>
+          <w:rFonts w:ascii="Calibri" w:hAnsi="Calibri"/>
+          <w:b w:val="0"/>
+          <w:color w:val="111111"/>
+          <w:sz w:val="22"/>
+        </w:rPr>
+        <w:t xml:space="preserve"> Node 24, Express 5 dev server on :5000 (mock AI mode, embedded ephemeral MongoDB), Vite SPA on :5174, in-app browser for UI checks.</w:t>
+      </w:r>
+    </w:p>
+    <w:p>
+      <w:r>
+        <w:rPr>
+          <w:rFonts w:ascii="Calibri" w:hAnsi="Calibri"/>
+          <w:b/>
+          <w:color w:val="111111"/>
+          <w:sz w:val="22"/>
+        </w:rPr>
+        <w:t>Severity scale:</w:t>
+      </w:r>
+      <w:r>
+        <w:rPr>
+          <w:rFonts w:ascii="Calibri" w:hAnsi="Calibri"/>
+          <w:b w:val="0"/>
+          <w:color w:val="111111"/>
+          <w:sz w:val="22"/>
+        </w:rPr>
+        <w:t xml:space="preserve"> S1 blocker · S2 major · S3 minor · S4 cosmetic.</w:t>
       </w:r>
     </w:p>
     <w:p>
       <w:pPr>
-        <w:spacing w:before="40" w:after="80"/>
+        <w:pStyle w:val="Heading1"/>
       </w:pPr>
       <w:r>
         <w:rPr>
-          <w:sz w:val="21"/>
-        </w:rPr>
-        <w:t>**Severity scale:** S1 blocker · S2 major · S3 minor · S4 cosmetic.</w:t>
-      </w:r>
-    </w:p>
-    <w:p>
-      <w:pPr>
-        <w:spacing w:before="240" w:after="80"/>
-      </w:pPr>
-      <w:r>
-        <w:rPr>
+          <w:rFonts w:ascii="Calibri" w:hAnsi="Calibri"/>
           <w:b/>
-          <w:color w:val="1E3A8A"/>
-          <w:sz w:val="32"/>
+          <w:color w:val="000000"/>
+          <w:sz w:val="30"/>
         </w:rPr>
         <w:t>2. Test Cases</w:t>
       </w:r>
     </w:p>
     <w:p>
       <w:pPr>
-        <w:spacing w:before="200" w:after="60"/>
+        <w:pStyle w:val="Heading2"/>
       </w:pPr>
       <w:r>
         <w:rPr>
+          <w:rFonts w:ascii="Calibri" w:hAnsi="Calibri"/>
           <w:b/>
-          <w:color w:val="2563EB"/>
-          <w:sz w:val="26"/>
+          <w:color w:val="000000"/>
+          <w:sz w:val="25"/>
         </w:rPr>
         <w:t>2.1 Authentication &amp; Sessions</w:t>
       </w:r>
     </w:p>
     <w:tbl>
       <w:tblPr>
+        <w:tblStyle w:val="TableGrid"/>
         <w:tblW w:type="auto" w:w="0"/>
-        <w:jc w:val="center"/>
         <w:tblLook w:firstColumn="1" w:firstRow="1" w:lastColumn="0" w:lastRow="0" w:noHBand="0" w:noVBand="1" w:val="04A0"/>
       </w:tblPr>
       <w:tblGrid>
-        <w:gridCol w:w="3312"/>
-        <w:gridCol w:w="3312"/>
-        <w:gridCol w:w="3312"/>
+        <w:gridCol w:w="2880"/>
+        <w:gridCol w:w="2880"/>
+        <w:gridCol w:w="2880"/>
       </w:tblGrid>
       <w:tr>
         <w:tc>
           <w:tcPr>
-            <w:tcW w:type="dxa" w:w="3312"/>
-            <w:tcMar>
-              <w:top w:w="120" w:type="dxa"/>
-              <w:bottom w:w="120" w:type="dxa"/>
-              <w:left w:w="180" w:type="dxa"/>
-              <w:right w:w="180" w:type="dxa"/>
-            </w:tcMar>
-            <w:shd w:fill="0F172A"/>
+            <w:tcW w:type="dxa" w:w="2880"/>
+            <w:shd w:val="clear" w:fill="E7E6E6"/>
           </w:tcPr>
           <w:p>
-            <w:pPr>
-              <w:spacing w:before="40" w:after="40"/>
-            </w:pPr>
+            <w:r/>
             <w:r>
               <w:rPr>
+                <w:rFonts w:ascii="Calibri" w:hAnsi="Calibri"/>
                 <w:b/>
-                <w:color w:val="F8FAFC"/>
+                <w:color w:val="111111"/>
                 <w:sz w:val="20"/>
               </w:rPr>
               <w:t>ID</w:t>
@@ -817,23 +651,16 @@
         </w:tc>
         <w:tc>
           <w:tcPr>
-            <w:tcW w:type="dxa" w:w="3312"/>
-            <w:tcMar>
-              <w:top w:w="120" w:type="dxa"/>
-              <w:bottom w:w="120" w:type="dxa"/>
-              <w:left w:w="180" w:type="dxa"/>
-              <w:right w:w="180" w:type="dxa"/>
-            </w:tcMar>
-            <w:shd w:fill="0F172A"/>
+            <w:tcW w:type="dxa" w:w="2880"/>
+            <w:shd w:val="clear" w:fill="E7E6E6"/>
           </w:tcPr>
           <w:p>
-            <w:pPr>
-              <w:spacing w:before="40" w:after="40"/>
-            </w:pPr>
+            <w:r/>
             <w:r>
               <w:rPr>
+                <w:rFonts w:ascii="Calibri" w:hAnsi="Calibri"/>
                 <w:b/>
-                <w:color w:val="F8FAFC"/>
+                <w:color w:val="111111"/>
                 <w:sz w:val="20"/>
               </w:rPr>
               <w:t>Case</w:t>
@@ -842,23 +669,16 @@
         </w:tc>
         <w:tc>
           <w:tcPr>
-            <w:tcW w:type="dxa" w:w="3312"/>
-            <w:tcMar>
-              <w:top w:w="120" w:type="dxa"/>
-              <w:bottom w:w="120" w:type="dxa"/>
-              <w:left w:w="180" w:type="dxa"/>
-              <w:right w:w="180" w:type="dxa"/>
-            </w:tcMar>
-            <w:shd w:fill="0F172A"/>
+            <w:tcW w:type="dxa" w:w="2880"/>
+            <w:shd w:val="clear" w:fill="E7E6E6"/>
           </w:tcPr>
           <w:p>
-            <w:pPr>
-              <w:spacing w:before="40" w:after="40"/>
-            </w:pPr>
+            <w:r/>
             <w:r>
               <w:rPr>
+                <w:rFonts w:ascii="Calibri" w:hAnsi="Calibri"/>
                 <w:b/>
-                <w:color w:val="F8FAFC"/>
+                <w:color w:val="111111"/>
                 <w:sz w:val="20"/>
               </w:rPr>
               <w:t>Expected</w:t>
@@ -869,23 +689,16 @@
       <w:tr>
         <w:tc>
           <w:tcPr>
-            <w:tcW w:type="dxa" w:w="3312"/>
-            <w:tcMar>
-              <w:top w:w="120" w:type="dxa"/>
-              <w:bottom w:w="120" w:type="dxa"/>
-              <w:left w:w="180" w:type="dxa"/>
-              <w:right w:w="180" w:type="dxa"/>
-            </w:tcMar>
-            <w:shd w:fill="F8FAFC"/>
+            <w:tcW w:type="dxa" w:w="2880"/>
           </w:tcPr>
           <w:p>
-            <w:pPr>
-              <w:spacing w:before="40" w:after="40"/>
-            </w:pPr>
+            <w:r/>
             <w:r>
               <w:rPr>
-                <w:color w:val="1E293B"/>
-                <w:sz w:val="19"/>
+                <w:rFonts w:ascii="Calibri" w:hAnsi="Calibri"/>
+                <w:b w:val="0"/>
+                <w:color w:val="111111"/>
+                <w:sz w:val="20"/>
               </w:rPr>
               <w:t>AUTH-01</w:t>
             </w:r>
@@ -893,23 +706,16 @@
         </w:tc>
         <w:tc>
           <w:tcPr>
-            <w:tcW w:type="dxa" w:w="3312"/>
-            <w:tcMar>
-              <w:top w:w="120" w:type="dxa"/>
-              <w:bottom w:w="120" w:type="dxa"/>
-              <w:left w:w="180" w:type="dxa"/>
-              <w:right w:w="180" w:type="dxa"/>
-            </w:tcMar>
-            <w:shd w:fill="F8FAFC"/>
+            <w:tcW w:type="dxa" w:w="2880"/>
           </w:tcPr>
           <w:p>
-            <w:pPr>
-              <w:spacing w:before="40" w:after="40"/>
-            </w:pPr>
+            <w:r/>
             <w:r>
               <w:rPr>
-                <w:color w:val="1E293B"/>
-                <w:sz w:val="19"/>
+                <w:rFonts w:ascii="Calibri" w:hAnsi="Calibri"/>
+                <w:b w:val="0"/>
+                <w:color w:val="111111"/>
+                <w:sz w:val="20"/>
               </w:rPr>
               <w:t>Register with valid payload</w:t>
             </w:r>
@@ -917,23 +723,16 @@
         </w:tc>
         <w:tc>
           <w:tcPr>
-            <w:tcW w:type="dxa" w:w="3312"/>
-            <w:tcMar>
-              <w:top w:w="120" w:type="dxa"/>
-              <w:bottom w:w="120" w:type="dxa"/>
-              <w:left w:w="180" w:type="dxa"/>
-              <w:right w:w="180" w:type="dxa"/>
-            </w:tcMar>
-            <w:shd w:fill="F8FAFC"/>
+            <w:tcW w:type="dxa" w:w="2880"/>
           </w:tcPr>
           <w:p>
-            <w:pPr>
-              <w:spacing w:before="40" w:after="40"/>
-            </w:pPr>
+            <w:r/>
             <w:r>
               <w:rPr>
-                <w:color w:val="1E293B"/>
-                <w:sz w:val="19"/>
+                <w:rFonts w:ascii="Calibri" w:hAnsi="Calibri"/>
+                <w:b w:val="0"/>
+                <w:color w:val="111111"/>
+                <w:sz w:val="20"/>
               </w:rPr>
               <w:t>201, JWT + refresh token + user object (plan=free)</w:t>
             </w:r>
@@ -943,23 +742,16 @@
       <w:tr>
         <w:tc>
           <w:tcPr>
-            <w:tcW w:type="dxa" w:w="3312"/>
-            <w:tcMar>
-              <w:top w:w="120" w:type="dxa"/>
-              <w:bottom w:w="120" w:type="dxa"/>
-              <w:left w:w="180" w:type="dxa"/>
-              <w:right w:w="180" w:type="dxa"/>
-            </w:tcMar>
-            <w:shd w:fill="FFFFFF"/>
+            <w:tcW w:type="dxa" w:w="2880"/>
           </w:tcPr>
           <w:p>
-            <w:pPr>
-              <w:spacing w:before="40" w:after="40"/>
-            </w:pPr>
+            <w:r/>
             <w:r>
               <w:rPr>
-                <w:color w:val="1E293B"/>
-                <w:sz w:val="19"/>
+                <w:rFonts w:ascii="Calibri" w:hAnsi="Calibri"/>
+                <w:b w:val="0"/>
+                <w:color w:val="111111"/>
+                <w:sz w:val="20"/>
               </w:rPr>
               <w:t>AUTH-02</w:t>
             </w:r>
@@ -967,23 +759,16 @@
         </w:tc>
         <w:tc>
           <w:tcPr>
-            <w:tcW w:type="dxa" w:w="3312"/>
-            <w:tcMar>
-              <w:top w:w="120" w:type="dxa"/>
-              <w:bottom w:w="120" w:type="dxa"/>
-              <w:left w:w="180" w:type="dxa"/>
-              <w:right w:w="180" w:type="dxa"/>
-            </w:tcMar>
-            <w:shd w:fill="FFFFFF"/>
+            <w:tcW w:type="dxa" w:w="2880"/>
           </w:tcPr>
           <w:p>
-            <w:pPr>
-              <w:spacing w:before="40" w:after="40"/>
-            </w:pPr>
+            <w:r/>
             <w:r>
               <w:rPr>
-                <w:color w:val="1E293B"/>
-                <w:sz w:val="19"/>
+                <w:rFonts w:ascii="Calibri" w:hAnsi="Calibri"/>
+                <w:b w:val="0"/>
+                <w:color w:val="111111"/>
+                <w:sz w:val="20"/>
               </w:rPr>
               <w:t>Register duplicate email</w:t>
             </w:r>
@@ -991,23 +776,16 @@
         </w:tc>
         <w:tc>
           <w:tcPr>
-            <w:tcW w:type="dxa" w:w="3312"/>
-            <w:tcMar>
-              <w:top w:w="120" w:type="dxa"/>
-              <w:bottom w:w="120" w:type="dxa"/>
-              <w:left w:w="180" w:type="dxa"/>
-              <w:right w:w="180" w:type="dxa"/>
-            </w:tcMar>
-            <w:shd w:fill="FFFFFF"/>
+            <w:tcW w:type="dxa" w:w="2880"/>
           </w:tcPr>
           <w:p>
-            <w:pPr>
-              <w:spacing w:before="40" w:after="40"/>
-            </w:pPr>
+            <w:r/>
             <w:r>
               <w:rPr>
-                <w:color w:val="1E293B"/>
-                <w:sz w:val="19"/>
+                <w:rFonts w:ascii="Calibri" w:hAnsi="Calibri"/>
+                <w:b w:val="0"/>
+                <w:color w:val="111111"/>
+                <w:sz w:val="20"/>
               </w:rPr>
               <w:t>409 EMAIL_EXISTS</w:t>
             </w:r>
@@ -1017,23 +795,16 @@
       <w:tr>
         <w:tc>
           <w:tcPr>
-            <w:tcW w:type="dxa" w:w="3312"/>
-            <w:tcMar>
-              <w:top w:w="120" w:type="dxa"/>
-              <w:bottom w:w="120" w:type="dxa"/>
-              <w:left w:w="180" w:type="dxa"/>
-              <w:right w:w="180" w:type="dxa"/>
-            </w:tcMar>
-            <w:shd w:fill="F8FAFC"/>
+            <w:tcW w:type="dxa" w:w="2880"/>
           </w:tcPr>
           <w:p>
-            <w:pPr>
-              <w:spacing w:before="40" w:after="40"/>
-            </w:pPr>
+            <w:r/>
             <w:r>
               <w:rPr>
-                <w:color w:val="1E293B"/>
-                <w:sz w:val="19"/>
+                <w:rFonts w:ascii="Calibri" w:hAnsi="Calibri"/>
+                <w:b w:val="0"/>
+                <w:color w:val="111111"/>
+                <w:sz w:val="20"/>
               </w:rPr>
               <w:t>AUTH-03</w:t>
             </w:r>
@@ -1041,23 +812,16 @@
         </w:tc>
         <w:tc>
           <w:tcPr>
-            <w:tcW w:type="dxa" w:w="3312"/>
-            <w:tcMar>
-              <w:top w:w="120" w:type="dxa"/>
-              <w:bottom w:w="120" w:type="dxa"/>
-              <w:left w:w="180" w:type="dxa"/>
-              <w:right w:w="180" w:type="dxa"/>
-            </w:tcMar>
-            <w:shd w:fill="F8FAFC"/>
+            <w:tcW w:type="dxa" w:w="2880"/>
           </w:tcPr>
           <w:p>
-            <w:pPr>
-              <w:spacing w:before="40" w:after="40"/>
-            </w:pPr>
+            <w:r/>
             <w:r>
               <w:rPr>
-                <w:color w:val="1E293B"/>
-                <w:sz w:val="19"/>
+                <w:rFonts w:ascii="Calibri" w:hAnsi="Calibri"/>
+                <w:b w:val="0"/>
+                <w:color w:val="111111"/>
+                <w:sz w:val="20"/>
               </w:rPr>
               <w:t>Register with short password (&lt;8)</w:t>
             </w:r>
@@ -1065,23 +829,16 @@
         </w:tc>
         <w:tc>
           <w:tcPr>
-            <w:tcW w:type="dxa" w:w="3312"/>
-            <w:tcMar>
-              <w:top w:w="120" w:type="dxa"/>
-              <w:bottom w:w="120" w:type="dxa"/>
-              <w:left w:w="180" w:type="dxa"/>
-              <w:right w:w="180" w:type="dxa"/>
-            </w:tcMar>
-            <w:shd w:fill="F8FAFC"/>
+            <w:tcW w:type="dxa" w:w="2880"/>
           </w:tcPr>
           <w:p>
-            <w:pPr>
-              <w:spacing w:before="40" w:after="40"/>
-            </w:pPr>
+            <w:r/>
             <w:r>
               <w:rPr>
-                <w:color w:val="1E293B"/>
-                <w:sz w:val="19"/>
+                <w:rFonts w:ascii="Calibri" w:hAnsi="Calibri"/>
+                <w:b w:val="0"/>
+                <w:color w:val="111111"/>
+                <w:sz w:val="20"/>
               </w:rPr>
               <w:t>400 VALIDATION_ERROR</w:t>
             </w:r>
@@ -1091,23 +848,16 @@
       <w:tr>
         <w:tc>
           <w:tcPr>
-            <w:tcW w:type="dxa" w:w="3312"/>
-            <w:tcMar>
-              <w:top w:w="120" w:type="dxa"/>
-              <w:bottom w:w="120" w:type="dxa"/>
-              <w:left w:w="180" w:type="dxa"/>
-              <w:right w:w="180" w:type="dxa"/>
-            </w:tcMar>
-            <w:shd w:fill="FFFFFF"/>
+            <w:tcW w:type="dxa" w:w="2880"/>
           </w:tcPr>
           <w:p>
-            <w:pPr>
-              <w:spacing w:before="40" w:after="40"/>
-            </w:pPr>
+            <w:r/>
             <w:r>
               <w:rPr>
-                <w:color w:val="1E293B"/>
-                <w:sz w:val="19"/>
+                <w:rFonts w:ascii="Calibri" w:hAnsi="Calibri"/>
+                <w:b w:val="0"/>
+                <w:color w:val="111111"/>
+                <w:sz w:val="20"/>
               </w:rPr>
               <w:t>AUTH-04</w:t>
             </w:r>
@@ -1115,23 +865,16 @@
         </w:tc>
         <w:tc>
           <w:tcPr>
-            <w:tcW w:type="dxa" w:w="3312"/>
-            <w:tcMar>
-              <w:top w:w="120" w:type="dxa"/>
-              <w:bottom w:w="120" w:type="dxa"/>
-              <w:left w:w="180" w:type="dxa"/>
-              <w:right w:w="180" w:type="dxa"/>
-            </w:tcMar>
-            <w:shd w:fill="FFFFFF"/>
+            <w:tcW w:type="dxa" w:w="2880"/>
           </w:tcPr>
           <w:p>
-            <w:pPr>
-              <w:spacing w:before="40" w:after="40"/>
-            </w:pPr>
+            <w:r/>
             <w:r>
               <w:rPr>
-                <w:color w:val="1E293B"/>
-                <w:sz w:val="19"/>
+                <w:rFonts w:ascii="Calibri" w:hAnsi="Calibri"/>
+                <w:b w:val="0"/>
+                <w:color w:val="111111"/>
+                <w:sz w:val="20"/>
               </w:rPr>
               <w:t>Login valid credentials</w:t>
             </w:r>
@@ -1139,23 +882,16 @@
         </w:tc>
         <w:tc>
           <w:tcPr>
-            <w:tcW w:type="dxa" w:w="3312"/>
-            <w:tcMar>
-              <w:top w:w="120" w:type="dxa"/>
-              <w:bottom w:w="120" w:type="dxa"/>
-              <w:left w:w="180" w:type="dxa"/>
-              <w:right w:w="180" w:type="dxa"/>
-            </w:tcMar>
-            <w:shd w:fill="FFFFFF"/>
+            <w:tcW w:type="dxa" w:w="2880"/>
           </w:tcPr>
           <w:p>
-            <w:pPr>
-              <w:spacing w:before="40" w:after="40"/>
-            </w:pPr>
+            <w:r/>
             <w:r>
               <w:rPr>
-                <w:color w:val="1E293B"/>
-                <w:sz w:val="19"/>
+                <w:rFonts w:ascii="Calibri" w:hAnsi="Calibri"/>
+                <w:b w:val="0"/>
+                <w:color w:val="111111"/>
+                <w:sz w:val="20"/>
               </w:rPr>
               <w:t>200 with tokens</w:t>
             </w:r>
@@ -1165,23 +901,16 @@
       <w:tr>
         <w:tc>
           <w:tcPr>
-            <w:tcW w:type="dxa" w:w="3312"/>
-            <w:tcMar>
-              <w:top w:w="120" w:type="dxa"/>
-              <w:bottom w:w="120" w:type="dxa"/>
-              <w:left w:w="180" w:type="dxa"/>
-              <w:right w:w="180" w:type="dxa"/>
-            </w:tcMar>
-            <w:shd w:fill="F8FAFC"/>
+            <w:tcW w:type="dxa" w:w="2880"/>
           </w:tcPr>
           <w:p>
-            <w:pPr>
-              <w:spacing w:before="40" w:after="40"/>
-            </w:pPr>
+            <w:r/>
             <w:r>
               <w:rPr>
-                <w:color w:val="1E293B"/>
-                <w:sz w:val="19"/>
+                <w:rFonts w:ascii="Calibri" w:hAnsi="Calibri"/>
+                <w:b w:val="0"/>
+                <w:color w:val="111111"/>
+                <w:sz w:val="20"/>
               </w:rPr>
               <w:t>AUTH-05</w:t>
             </w:r>
@@ -1189,23 +918,16 @@
         </w:tc>
         <w:tc>
           <w:tcPr>
-            <w:tcW w:type="dxa" w:w="3312"/>
-            <w:tcMar>
-              <w:top w:w="120" w:type="dxa"/>
-              <w:bottom w:w="120" w:type="dxa"/>
-              <w:left w:w="180" w:type="dxa"/>
-              <w:right w:w="180" w:type="dxa"/>
-            </w:tcMar>
-            <w:shd w:fill="F8FAFC"/>
+            <w:tcW w:type="dxa" w:w="2880"/>
           </w:tcPr>
           <w:p>
-            <w:pPr>
-              <w:spacing w:before="40" w:after="40"/>
-            </w:pPr>
+            <w:r/>
             <w:r>
               <w:rPr>
-                <w:color w:val="1E293B"/>
-                <w:sz w:val="19"/>
+                <w:rFonts w:ascii="Calibri" w:hAnsi="Calibri"/>
+                <w:b w:val="0"/>
+                <w:color w:val="111111"/>
+                <w:sz w:val="20"/>
               </w:rPr>
               <w:t>Login wrong password</w:t>
             </w:r>
@@ -1213,23 +935,16 @@
         </w:tc>
         <w:tc>
           <w:tcPr>
-            <w:tcW w:type="dxa" w:w="3312"/>
-            <w:tcMar>
-              <w:top w:w="120" w:type="dxa"/>
-              <w:bottom w:w="120" w:type="dxa"/>
-              <w:left w:w="180" w:type="dxa"/>
-              <w:right w:w="180" w:type="dxa"/>
-            </w:tcMar>
-            <w:shd w:fill="F8FAFC"/>
+            <w:tcW w:type="dxa" w:w="2880"/>
           </w:tcPr>
           <w:p>
-            <w:pPr>
-              <w:spacing w:before="40" w:after="40"/>
-            </w:pPr>
+            <w:r/>
             <w:r>
               <w:rPr>
-                <w:color w:val="1E293B"/>
-                <w:sz w:val="19"/>
+                <w:rFonts w:ascii="Calibri" w:hAnsi="Calibri"/>
+                <w:b w:val="0"/>
+                <w:color w:val="111111"/>
+                <w:sz w:val="20"/>
               </w:rPr>
               <w:t>401 INVALID_CREDENTIALS</w:t>
             </w:r>
@@ -1239,23 +954,16 @@
       <w:tr>
         <w:tc>
           <w:tcPr>
-            <w:tcW w:type="dxa" w:w="3312"/>
-            <w:tcMar>
-              <w:top w:w="120" w:type="dxa"/>
-              <w:bottom w:w="120" w:type="dxa"/>
-              <w:left w:w="180" w:type="dxa"/>
-              <w:right w:w="180" w:type="dxa"/>
-            </w:tcMar>
-            <w:shd w:fill="FFFFFF"/>
+            <w:tcW w:type="dxa" w:w="2880"/>
           </w:tcPr>
           <w:p>
-            <w:pPr>
-              <w:spacing w:before="40" w:after="40"/>
-            </w:pPr>
+            <w:r/>
             <w:r>
               <w:rPr>
-                <w:color w:val="1E293B"/>
-                <w:sz w:val="19"/>
+                <w:rFonts w:ascii="Calibri" w:hAnsi="Calibri"/>
+                <w:b w:val="0"/>
+                <w:color w:val="111111"/>
+                <w:sz w:val="20"/>
               </w:rPr>
               <w:t>AUTH-06</w:t>
             </w:r>
@@ -1263,23 +971,16 @@
         </w:tc>
         <w:tc>
           <w:tcPr>
-            <w:tcW w:type="dxa" w:w="3312"/>
-            <w:tcMar>
-              <w:top w:w="120" w:type="dxa"/>
-              <w:bottom w:w="120" w:type="dxa"/>
-              <w:left w:w="180" w:type="dxa"/>
-              <w:right w:w="180" w:type="dxa"/>
-            </w:tcMar>
-            <w:shd w:fill="FFFFFF"/>
+            <w:tcW w:type="dxa" w:w="2880"/>
           </w:tcPr>
           <w:p>
-            <w:pPr>
-              <w:spacing w:before="40" w:after="40"/>
-            </w:pPr>
+            <w:r/>
             <w:r>
               <w:rPr>
-                <w:color w:val="1E293B"/>
-                <w:sz w:val="19"/>
+                <w:rFonts w:ascii="Calibri" w:hAnsi="Calibri"/>
+                <w:b w:val="0"/>
+                <w:color w:val="111111"/>
+                <w:sz w:val="20"/>
               </w:rPr>
               <w:t>Login suspended account</w:t>
             </w:r>
@@ -1287,23 +988,16 @@
         </w:tc>
         <w:tc>
           <w:tcPr>
-            <w:tcW w:type="dxa" w:w="3312"/>
-            <w:tcMar>
-              <w:top w:w="120" w:type="dxa"/>
-              <w:bottom w:w="120" w:type="dxa"/>
-              <w:left w:w="180" w:type="dxa"/>
-              <w:right w:w="180" w:type="dxa"/>
-            </w:tcMar>
-            <w:shd w:fill="FFFFFF"/>
+            <w:tcW w:type="dxa" w:w="2880"/>
           </w:tcPr>
           <w:p>
-            <w:pPr>
-              <w:spacing w:before="40" w:after="40"/>
-            </w:pPr>
+            <w:r/>
             <w:r>
               <w:rPr>
-                <w:color w:val="1E293B"/>
-                <w:sz w:val="19"/>
+                <w:rFonts w:ascii="Calibri" w:hAnsi="Calibri"/>
+                <w:b w:val="0"/>
+                <w:color w:val="111111"/>
+                <w:sz w:val="20"/>
               </w:rPr>
               <w:t>403 ACCOUNT_SUSPENDED</w:t>
             </w:r>
@@ -1313,23 +1007,16 @@
       <w:tr>
         <w:tc>
           <w:tcPr>
-            <w:tcW w:type="dxa" w:w="3312"/>
-            <w:tcMar>
-              <w:top w:w="120" w:type="dxa"/>
-              <w:bottom w:w="120" w:type="dxa"/>
-              <w:left w:w="180" w:type="dxa"/>
-              <w:right w:w="180" w:type="dxa"/>
-            </w:tcMar>
-            <w:shd w:fill="F8FAFC"/>
+            <w:tcW w:type="dxa" w:w="2880"/>
           </w:tcPr>
           <w:p>
-            <w:pPr>
-              <w:spacing w:before="40" w:after="40"/>
-            </w:pPr>
+            <w:r/>
             <w:r>
               <w:rPr>
-                <w:color w:val="1E293B"/>
-                <w:sz w:val="19"/>
+                <w:rFonts w:ascii="Calibri" w:hAnsi="Calibri"/>
+                <w:b w:val="0"/>
+                <w:color w:val="111111"/>
+                <w:sz w:val="20"/>
               </w:rPr>
               <w:t>AUTH-07</w:t>
             </w:r>
@@ -1337,23 +1024,16 @@
         </w:tc>
         <w:tc>
           <w:tcPr>
-            <w:tcW w:type="dxa" w:w="3312"/>
-            <w:tcMar>
-              <w:top w:w="120" w:type="dxa"/>
-              <w:bottom w:w="120" w:type="dxa"/>
-              <w:left w:w="180" w:type="dxa"/>
-              <w:right w:w="180" w:type="dxa"/>
-            </w:tcMar>
-            <w:shd w:fill="F8FAFC"/>
+            <w:tcW w:type="dxa" w:w="2880"/>
           </w:tcPr>
           <w:p>
-            <w:pPr>
-              <w:spacing w:before="40" w:after="40"/>
-            </w:pPr>
+            <w:r/>
             <w:r>
               <w:rPr>
-                <w:color w:val="1E293B"/>
-                <w:sz w:val="19"/>
+                <w:rFonts w:ascii="Calibri" w:hAnsi="Calibri"/>
+                <w:b w:val="0"/>
+                <w:color w:val="111111"/>
+                <w:sz w:val="20"/>
               </w:rPr>
               <w:t>Refresh with valid refresh token</w:t>
             </w:r>
@@ -1361,23 +1041,16 @@
         </w:tc>
         <w:tc>
           <w:tcPr>
-            <w:tcW w:type="dxa" w:w="3312"/>
-            <w:tcMar>
-              <w:top w:w="120" w:type="dxa"/>
-              <w:bottom w:w="120" w:type="dxa"/>
-              <w:left w:w="180" w:type="dxa"/>
-              <w:right w:w="180" w:type="dxa"/>
-            </w:tcMar>
-            <w:shd w:fill="F8FAFC"/>
+            <w:tcW w:type="dxa" w:w="2880"/>
           </w:tcPr>
           <w:p>
-            <w:pPr>
-              <w:spacing w:before="40" w:after="40"/>
-            </w:pPr>
+            <w:r/>
             <w:r>
               <w:rPr>
-                <w:color w:val="1E293B"/>
-                <w:sz w:val="19"/>
+                <w:rFonts w:ascii="Calibri" w:hAnsi="Calibri"/>
+                <w:b w:val="0"/>
+                <w:color w:val="111111"/>
+                <w:sz w:val="20"/>
               </w:rPr>
               <w:t>200, rotated tokens</w:t>
             </w:r>
@@ -1387,23 +1060,16 @@
       <w:tr>
         <w:tc>
           <w:tcPr>
-            <w:tcW w:type="dxa" w:w="3312"/>
-            <w:tcMar>
-              <w:top w:w="120" w:type="dxa"/>
-              <w:bottom w:w="120" w:type="dxa"/>
-              <w:left w:w="180" w:type="dxa"/>
-              <w:right w:w="180" w:type="dxa"/>
-            </w:tcMar>
-            <w:shd w:fill="FFFFFF"/>
+            <w:tcW w:type="dxa" w:w="2880"/>
           </w:tcPr>
           <w:p>
-            <w:pPr>
-              <w:spacing w:before="40" w:after="40"/>
-            </w:pPr>
+            <w:r/>
             <w:r>
               <w:rPr>
-                <w:color w:val="1E293B"/>
-                <w:sz w:val="19"/>
+                <w:rFonts w:ascii="Calibri" w:hAnsi="Calibri"/>
+                <w:b w:val="0"/>
+                <w:color w:val="111111"/>
+                <w:sz w:val="20"/>
               </w:rPr>
               <w:t>AUTH-08</w:t>
             </w:r>
@@ -1411,23 +1077,16 @@
         </w:tc>
         <w:tc>
           <w:tcPr>
-            <w:tcW w:type="dxa" w:w="3312"/>
-            <w:tcMar>
-              <w:top w:w="120" w:type="dxa"/>
-              <w:bottom w:w="120" w:type="dxa"/>
-              <w:left w:w="180" w:type="dxa"/>
-              <w:right w:w="180" w:type="dxa"/>
-            </w:tcMar>
-            <w:shd w:fill="FFFFFF"/>
+            <w:tcW w:type="dxa" w:w="2880"/>
           </w:tcPr>
           <w:p>
-            <w:pPr>
-              <w:spacing w:before="40" w:after="40"/>
-            </w:pPr>
+            <w:r/>
             <w:r>
               <w:rPr>
-                <w:color w:val="1E293B"/>
-                <w:sz w:val="19"/>
+                <w:rFonts w:ascii="Calibri" w:hAnsi="Calibri"/>
+                <w:b w:val="0"/>
+                <w:color w:val="111111"/>
+                <w:sz w:val="20"/>
               </w:rPr>
               <w:t>Tampered token on protected route</w:t>
             </w:r>
@@ -1435,23 +1094,16 @@
         </w:tc>
         <w:tc>
           <w:tcPr>
-            <w:tcW w:type="dxa" w:w="3312"/>
-            <w:tcMar>
-              <w:top w:w="120" w:type="dxa"/>
-              <w:bottom w:w="120" w:type="dxa"/>
-              <w:left w:w="180" w:type="dxa"/>
-              <w:right w:w="180" w:type="dxa"/>
-            </w:tcMar>
-            <w:shd w:fill="FFFFFF"/>
+            <w:tcW w:type="dxa" w:w="2880"/>
           </w:tcPr>
           <w:p>
-            <w:pPr>
-              <w:spacing w:before="40" w:after="40"/>
-            </w:pPr>
+            <w:r/>
             <w:r>
               <w:rPr>
-                <w:color w:val="1E293B"/>
-                <w:sz w:val="19"/>
+                <w:rFonts w:ascii="Calibri" w:hAnsi="Calibri"/>
+                <w:b w:val="0"/>
+                <w:color w:val="111111"/>
+                <w:sz w:val="20"/>
               </w:rPr>
               <w:t>401 TOKEN_INVALID</w:t>
             </w:r>
@@ -1462,48 +1114,42 @@
     <w:p/>
     <w:p>
       <w:pPr>
-        <w:spacing w:before="200" w:after="60"/>
+        <w:pStyle w:val="Heading2"/>
       </w:pPr>
       <w:r>
         <w:rPr>
+          <w:rFonts w:ascii="Calibri" w:hAnsi="Calibri"/>
           <w:b/>
-          <w:color w:val="2563EB"/>
-          <w:sz w:val="26"/>
+          <w:color w:val="000000"/>
+          <w:sz w:val="25"/>
         </w:rPr>
         <w:t>2.2 RBAC &amp; Ownership</w:t>
       </w:r>
     </w:p>
     <w:tbl>
       <w:tblPr>
+        <w:tblStyle w:val="TableGrid"/>
         <w:tblW w:type="auto" w:w="0"/>
-        <w:jc w:val="center"/>
         <w:tblLook w:firstColumn="1" w:firstRow="1" w:lastColumn="0" w:lastRow="0" w:noHBand="0" w:noVBand="1" w:val="04A0"/>
       </w:tblPr>
       <w:tblGrid>
-        <w:gridCol w:w="3312"/>
-        <w:gridCol w:w="3312"/>
-        <w:gridCol w:w="3312"/>
+        <w:gridCol w:w="2880"/>
+        <w:gridCol w:w="2880"/>
+        <w:gridCol w:w="2880"/>
       </w:tblGrid>
       <w:tr>
         <w:tc>
           <w:tcPr>
-            <w:tcW w:type="dxa" w:w="3312"/>
-            <w:tcMar>
-              <w:top w:w="120" w:type="dxa"/>
-              <w:bottom w:w="120" w:type="dxa"/>
-              <w:left w:w="180" w:type="dxa"/>
-              <w:right w:w="180" w:type="dxa"/>
-            </w:tcMar>
-            <w:shd w:fill="0F172A"/>
+            <w:tcW w:type="dxa" w:w="2880"/>
+            <w:shd w:val="clear" w:fill="E7E6E6"/>
           </w:tcPr>
           <w:p>
-            <w:pPr>
-              <w:spacing w:before="40" w:after="40"/>
-            </w:pPr>
+            <w:r/>
             <w:r>
               <w:rPr>
+                <w:rFonts w:ascii="Calibri" w:hAnsi="Calibri"/>
                 <w:b/>
-                <w:color w:val="F8FAFC"/>
+                <w:color w:val="111111"/>
                 <w:sz w:val="20"/>
               </w:rPr>
               <w:t>ID</w:t>
@@ -1512,23 +1158,16 @@
         </w:tc>
         <w:tc>
           <w:tcPr>
-            <w:tcW w:type="dxa" w:w="3312"/>
-            <w:tcMar>
-              <w:top w:w="120" w:type="dxa"/>
-              <w:bottom w:w="120" w:type="dxa"/>
-              <w:left w:w="180" w:type="dxa"/>
-              <w:right w:w="180" w:type="dxa"/>
-            </w:tcMar>
-            <w:shd w:fill="0F172A"/>
+            <w:tcW w:type="dxa" w:w="2880"/>
+            <w:shd w:val="clear" w:fill="E7E6E6"/>
           </w:tcPr>
           <w:p>
-            <w:pPr>
-              <w:spacing w:before="40" w:after="40"/>
-            </w:pPr>
+            <w:r/>
             <w:r>
               <w:rPr>
+                <w:rFonts w:ascii="Calibri" w:hAnsi="Calibri"/>
                 <w:b/>
-                <w:color w:val="F8FAFC"/>
+                <w:color w:val="111111"/>
                 <w:sz w:val="20"/>
               </w:rPr>
               <w:t>Case</w:t>
@@ -1537,23 +1176,16 @@
         </w:tc>
         <w:tc>
           <w:tcPr>
-            <w:tcW w:type="dxa" w:w="3312"/>
-            <w:tcMar>
-              <w:top w:w="120" w:type="dxa"/>
-              <w:bottom w:w="120" w:type="dxa"/>
-              <w:left w:w="180" w:type="dxa"/>
-              <w:right w:w="180" w:type="dxa"/>
-            </w:tcMar>
-            <w:shd w:fill="0F172A"/>
+            <w:tcW w:type="dxa" w:w="2880"/>
+            <w:shd w:val="clear" w:fill="E7E6E6"/>
           </w:tcPr>
           <w:p>
-            <w:pPr>
-              <w:spacing w:before="40" w:after="40"/>
-            </w:pPr>
+            <w:r/>
             <w:r>
               <w:rPr>
+                <w:rFonts w:ascii="Calibri" w:hAnsi="Calibri"/>
                 <w:b/>
-                <w:color w:val="F8FAFC"/>
+                <w:color w:val="111111"/>
                 <w:sz w:val="20"/>
               </w:rPr>
               <w:t>Expected</w:t>
@@ -1564,23 +1196,16 @@
       <w:tr>
         <w:tc>
           <w:tcPr>
-            <w:tcW w:type="dxa" w:w="3312"/>
-            <w:tcMar>
-              <w:top w:w="120" w:type="dxa"/>
-              <w:bottom w:w="120" w:type="dxa"/>
-              <w:left w:w="180" w:type="dxa"/>
-              <w:right w:w="180" w:type="dxa"/>
-            </w:tcMar>
-            <w:shd w:fill="F8FAFC"/>
+            <w:tcW w:type="dxa" w:w="2880"/>
           </w:tcPr>
           <w:p>
-            <w:pPr>
-              <w:spacing w:before="40" w:after="40"/>
-            </w:pPr>
+            <w:r/>
             <w:r>
               <w:rPr>
-                <w:color w:val="1E293B"/>
-                <w:sz w:val="19"/>
+                <w:rFonts w:ascii="Calibri" w:hAnsi="Calibri"/>
+                <w:b w:val="0"/>
+                <w:color w:val="111111"/>
+                <w:sz w:val="20"/>
               </w:rPr>
               <w:t>RBAC-01</w:t>
             </w:r>
@@ -1588,23 +1213,16 @@
         </w:tc>
         <w:tc>
           <w:tcPr>
-            <w:tcW w:type="dxa" w:w="3312"/>
-            <w:tcMar>
-              <w:top w:w="120" w:type="dxa"/>
-              <w:bottom w:w="120" w:type="dxa"/>
-              <w:left w:w="180" w:type="dxa"/>
-              <w:right w:w="180" w:type="dxa"/>
-            </w:tcMar>
-            <w:shd w:fill="F8FAFC"/>
+            <w:tcW w:type="dxa" w:w="2880"/>
           </w:tcPr>
           <w:p>
-            <w:pPr>
-              <w:spacing w:before="40" w:after="40"/>
-            </w:pPr>
+            <w:r/>
             <w:r>
               <w:rPr>
-                <w:color w:val="1E293B"/>
-                <w:sz w:val="19"/>
+                <w:rFonts w:ascii="Calibri" w:hAnsi="Calibri"/>
+                <w:b w:val="0"/>
+                <w:color w:val="111111"/>
+                <w:sz w:val="20"/>
               </w:rPr>
               <w:t>Student → admin route</w:t>
             </w:r>
@@ -1612,23 +1230,16 @@
         </w:tc>
         <w:tc>
           <w:tcPr>
-            <w:tcW w:type="dxa" w:w="3312"/>
-            <w:tcMar>
-              <w:top w:w="120" w:type="dxa"/>
-              <w:bottom w:w="120" w:type="dxa"/>
-              <w:left w:w="180" w:type="dxa"/>
-              <w:right w:w="180" w:type="dxa"/>
-            </w:tcMar>
-            <w:shd w:fill="F8FAFC"/>
+            <w:tcW w:type="dxa" w:w="2880"/>
           </w:tcPr>
           <w:p>
-            <w:pPr>
-              <w:spacing w:before="40" w:after="40"/>
-            </w:pPr>
+            <w:r/>
             <w:r>
               <w:rPr>
-                <w:color w:val="1E293B"/>
-                <w:sz w:val="19"/>
+                <w:rFonts w:ascii="Calibri" w:hAnsi="Calibri"/>
+                <w:b w:val="0"/>
+                <w:color w:val="111111"/>
+                <w:sz w:val="20"/>
               </w:rPr>
               <w:t>403 FORBIDDEN_ROLE</w:t>
             </w:r>
@@ -1638,23 +1249,16 @@
       <w:tr>
         <w:tc>
           <w:tcPr>
-            <w:tcW w:type="dxa" w:w="3312"/>
-            <w:tcMar>
-              <w:top w:w="120" w:type="dxa"/>
-              <w:bottom w:w="120" w:type="dxa"/>
-              <w:left w:w="180" w:type="dxa"/>
-              <w:right w:w="180" w:type="dxa"/>
-            </w:tcMar>
-            <w:shd w:fill="FFFFFF"/>
+            <w:tcW w:type="dxa" w:w="2880"/>
           </w:tcPr>
           <w:p>
-            <w:pPr>
-              <w:spacing w:before="40" w:after="40"/>
-            </w:pPr>
+            <w:r/>
             <w:r>
               <w:rPr>
-                <w:color w:val="1E293B"/>
-                <w:sz w:val="19"/>
+                <w:rFonts w:ascii="Calibri" w:hAnsi="Calibri"/>
+                <w:b w:val="0"/>
+                <w:color w:val="111111"/>
+                <w:sz w:val="20"/>
               </w:rPr>
               <w:t>RBAC-02</w:t>
             </w:r>
@@ -1662,23 +1266,16 @@
         </w:tc>
         <w:tc>
           <w:tcPr>
-            <w:tcW w:type="dxa" w:w="3312"/>
-            <w:tcMar>
-              <w:top w:w="120" w:type="dxa"/>
-              <w:bottom w:w="120" w:type="dxa"/>
-              <w:left w:w="180" w:type="dxa"/>
-              <w:right w:w="180" w:type="dxa"/>
-            </w:tcMar>
-            <w:shd w:fill="FFFFFF"/>
+            <w:tcW w:type="dxa" w:w="2880"/>
           </w:tcPr>
           <w:p>
-            <w:pPr>
-              <w:spacing w:before="40" w:after="40"/>
-            </w:pPr>
+            <w:r/>
             <w:r>
               <w:rPr>
-                <w:color w:val="1E293B"/>
-                <w:sz w:val="19"/>
+                <w:rFonts w:ascii="Calibri" w:hAnsi="Calibri"/>
+                <w:b w:val="0"/>
+                <w:color w:val="111111"/>
+                <w:sz w:val="20"/>
               </w:rPr>
               <w:t>Admin → admin route</w:t>
             </w:r>
@@ -1686,23 +1283,16 @@
         </w:tc>
         <w:tc>
           <w:tcPr>
-            <w:tcW w:type="dxa" w:w="3312"/>
-            <w:tcMar>
-              <w:top w:w="120" w:type="dxa"/>
-              <w:bottom w:w="120" w:type="dxa"/>
-              <w:left w:w="180" w:type="dxa"/>
-              <w:right w:w="180" w:type="dxa"/>
-            </w:tcMar>
-            <w:shd w:fill="FFFFFF"/>
+            <w:tcW w:type="dxa" w:w="2880"/>
           </w:tcPr>
           <w:p>
-            <w:pPr>
-              <w:spacing w:before="40" w:after="40"/>
-            </w:pPr>
+            <w:r/>
             <w:r>
               <w:rPr>
-                <w:color w:val="1E293B"/>
-                <w:sz w:val="19"/>
+                <w:rFonts w:ascii="Calibri" w:hAnsi="Calibri"/>
+                <w:b w:val="0"/>
+                <w:color w:val="111111"/>
+                <w:sz w:val="20"/>
               </w:rPr>
               <w:t>200</w:t>
             </w:r>
@@ -1712,23 +1302,16 @@
       <w:tr>
         <w:tc>
           <w:tcPr>
-            <w:tcW w:type="dxa" w:w="3312"/>
-            <w:tcMar>
-              <w:top w:w="120" w:type="dxa"/>
-              <w:bottom w:w="120" w:type="dxa"/>
-              <w:left w:w="180" w:type="dxa"/>
-              <w:right w:w="180" w:type="dxa"/>
-            </w:tcMar>
-            <w:shd w:fill="F8FAFC"/>
+            <w:tcW w:type="dxa" w:w="2880"/>
           </w:tcPr>
           <w:p>
-            <w:pPr>
-              <w:spacing w:before="40" w:after="40"/>
-            </w:pPr>
+            <w:r/>
             <w:r>
               <w:rPr>
-                <w:color w:val="1E293B"/>
-                <w:sz w:val="19"/>
+                <w:rFonts w:ascii="Calibri" w:hAnsi="Calibri"/>
+                <w:b w:val="0"/>
+                <w:color w:val="111111"/>
+                <w:sz w:val="20"/>
               </w:rPr>
               <w:t>RBAC-03</w:t>
             </w:r>
@@ -1736,23 +1319,16 @@
         </w:tc>
         <w:tc>
           <w:tcPr>
-            <w:tcW w:type="dxa" w:w="3312"/>
-            <w:tcMar>
-              <w:top w:w="120" w:type="dxa"/>
-              <w:bottom w:w="120" w:type="dxa"/>
-              <w:left w:w="180" w:type="dxa"/>
-              <w:right w:w="180" w:type="dxa"/>
-            </w:tcMar>
-            <w:shd w:fill="F8FAFC"/>
+            <w:tcW w:type="dxa" w:w="2880"/>
           </w:tcPr>
           <w:p>
-            <w:pPr>
-              <w:spacing w:before="40" w:after="40"/>
-            </w:pPr>
+            <w:r/>
             <w:r>
               <w:rPr>
-                <w:color w:val="1E293B"/>
-                <w:sz w:val="19"/>
+                <w:rFonts w:ascii="Calibri" w:hAnsi="Calibri"/>
+                <w:b w:val="0"/>
+                <w:color w:val="111111"/>
+                <w:sz w:val="20"/>
               </w:rPr>
               <w:t>No token → protected route</w:t>
             </w:r>
@@ -1760,23 +1336,16 @@
         </w:tc>
         <w:tc>
           <w:tcPr>
-            <w:tcW w:type="dxa" w:w="3312"/>
-            <w:tcMar>
-              <w:top w:w="120" w:type="dxa"/>
-              <w:bottom w:w="120" w:type="dxa"/>
-              <w:left w:w="180" w:type="dxa"/>
-              <w:right w:w="180" w:type="dxa"/>
-            </w:tcMar>
-            <w:shd w:fill="F8FAFC"/>
+            <w:tcW w:type="dxa" w:w="2880"/>
           </w:tcPr>
           <w:p>
-            <w:pPr>
-              <w:spacing w:before="40" w:after="40"/>
-            </w:pPr>
+            <w:r/>
             <w:r>
               <w:rPr>
-                <w:color w:val="1E293B"/>
-                <w:sz w:val="19"/>
+                <w:rFonts w:ascii="Calibri" w:hAnsi="Calibri"/>
+                <w:b w:val="0"/>
+                <w:color w:val="111111"/>
+                <w:sz w:val="20"/>
               </w:rPr>
               <w:t>401</w:t>
             </w:r>
@@ -1786,23 +1355,16 @@
       <w:tr>
         <w:tc>
           <w:tcPr>
-            <w:tcW w:type="dxa" w:w="3312"/>
-            <w:tcMar>
-              <w:top w:w="120" w:type="dxa"/>
-              <w:bottom w:w="120" w:type="dxa"/>
-              <w:left w:w="180" w:type="dxa"/>
-              <w:right w:w="180" w:type="dxa"/>
-            </w:tcMar>
-            <w:shd w:fill="FFFFFF"/>
+            <w:tcW w:type="dxa" w:w="2880"/>
           </w:tcPr>
           <w:p>
-            <w:pPr>
-              <w:spacing w:before="40" w:after="40"/>
-            </w:pPr>
+            <w:r/>
             <w:r>
               <w:rPr>
-                <w:color w:val="1E293B"/>
-                <w:sz w:val="19"/>
+                <w:rFonts w:ascii="Calibri" w:hAnsi="Calibri"/>
+                <w:b w:val="0"/>
+                <w:color w:val="111111"/>
+                <w:sz w:val="20"/>
               </w:rPr>
               <w:t>RBAC-04</w:t>
             </w:r>
@@ -1810,23 +1372,16 @@
         </w:tc>
         <w:tc>
           <w:tcPr>
-            <w:tcW w:type="dxa" w:w="3312"/>
-            <w:tcMar>
-              <w:top w:w="120" w:type="dxa"/>
-              <w:bottom w:w="120" w:type="dxa"/>
-              <w:left w:w="180" w:type="dxa"/>
-              <w:right w:w="180" w:type="dxa"/>
-            </w:tcMar>
-            <w:shd w:fill="FFFFFF"/>
+            <w:tcW w:type="dxa" w:w="2880"/>
           </w:tcPr>
           <w:p>
-            <w:pPr>
-              <w:spacing w:before="40" w:after="40"/>
-            </w:pPr>
+            <w:r/>
             <w:r>
               <w:rPr>
-                <w:color w:val="1E293B"/>
-                <w:sz w:val="19"/>
+                <w:rFonts w:ascii="Calibri" w:hAnsi="Calibri"/>
+                <w:b w:val="0"/>
+                <w:color w:val="111111"/>
+                <w:sz w:val="20"/>
               </w:rPr>
               <w:t>Student reads another student's submission</w:t>
             </w:r>
@@ -1834,23 +1389,16 @@
         </w:tc>
         <w:tc>
           <w:tcPr>
-            <w:tcW w:type="dxa" w:w="3312"/>
-            <w:tcMar>
-              <w:top w:w="120" w:type="dxa"/>
-              <w:bottom w:w="120" w:type="dxa"/>
-              <w:left w:w="180" w:type="dxa"/>
-              <w:right w:w="180" w:type="dxa"/>
-            </w:tcMar>
-            <w:shd w:fill="FFFFFF"/>
+            <w:tcW w:type="dxa" w:w="2880"/>
           </w:tcPr>
           <w:p>
-            <w:pPr>
-              <w:spacing w:before="40" w:after="40"/>
-            </w:pPr>
+            <w:r/>
             <w:r>
               <w:rPr>
-                <w:color w:val="1E293B"/>
-                <w:sz w:val="19"/>
+                <w:rFonts w:ascii="Calibri" w:hAnsi="Calibri"/>
+                <w:b w:val="0"/>
+                <w:color w:val="111111"/>
+                <w:sz w:val="20"/>
               </w:rPr>
               <w:t>403 FORBIDDEN_OWNER</w:t>
             </w:r>
@@ -1860,23 +1408,16 @@
       <w:tr>
         <w:tc>
           <w:tcPr>
-            <w:tcW w:type="dxa" w:w="3312"/>
-            <w:tcMar>
-              <w:top w:w="120" w:type="dxa"/>
-              <w:bottom w:w="120" w:type="dxa"/>
-              <w:left w:w="180" w:type="dxa"/>
-              <w:right w:w="180" w:type="dxa"/>
-            </w:tcMar>
-            <w:shd w:fill="F8FAFC"/>
+            <w:tcW w:type="dxa" w:w="2880"/>
           </w:tcPr>
           <w:p>
-            <w:pPr>
-              <w:spacing w:before="40" w:after="40"/>
-            </w:pPr>
+            <w:r/>
             <w:r>
               <w:rPr>
-                <w:color w:val="1E293B"/>
-                <w:sz w:val="19"/>
+                <w:rFonts w:ascii="Calibri" w:hAnsi="Calibri"/>
+                <w:b w:val="0"/>
+                <w:color w:val="111111"/>
+                <w:sz w:val="20"/>
               </w:rPr>
               <w:t>RBAC-05</w:t>
             </w:r>
@@ -1884,23 +1425,16 @@
         </w:tc>
         <w:tc>
           <w:tcPr>
-            <w:tcW w:type="dxa" w:w="3312"/>
-            <w:tcMar>
-              <w:top w:w="120" w:type="dxa"/>
-              <w:bottom w:w="120" w:type="dxa"/>
-              <w:left w:w="180" w:type="dxa"/>
-              <w:right w:w="180" w:type="dxa"/>
-            </w:tcMar>
-            <w:shd w:fill="F8FAFC"/>
+            <w:tcW w:type="dxa" w:w="2880"/>
           </w:tcPr>
           <w:p>
-            <w:pPr>
-              <w:spacing w:before="40" w:after="40"/>
-            </w:pPr>
+            <w:r/>
             <w:r>
               <w:rPr>
-                <w:color w:val="1E293B"/>
-                <w:sz w:val="19"/>
+                <w:rFonts w:ascii="Calibri" w:hAnsi="Calibri"/>
+                <w:b w:val="0"/>
+                <w:color w:val="111111"/>
+                <w:sz w:val="20"/>
               </w:rPr>
               <w:t>Student reads own submission feedback</w:t>
             </w:r>
@@ -1908,23 +1442,16 @@
         </w:tc>
         <w:tc>
           <w:tcPr>
-            <w:tcW w:type="dxa" w:w="3312"/>
-            <w:tcMar>
-              <w:top w:w="120" w:type="dxa"/>
-              <w:bottom w:w="120" w:type="dxa"/>
-              <w:left w:w="180" w:type="dxa"/>
-              <w:right w:w="180" w:type="dxa"/>
-            </w:tcMar>
-            <w:shd w:fill="F8FAFC"/>
+            <w:tcW w:type="dxa" w:w="2880"/>
           </w:tcPr>
           <w:p>
-            <w:pPr>
-              <w:spacing w:before="40" w:after="40"/>
-            </w:pPr>
+            <w:r/>
             <w:r>
               <w:rPr>
-                <w:color w:val="1E293B"/>
-                <w:sz w:val="19"/>
+                <w:rFonts w:ascii="Calibri" w:hAnsi="Calibri"/>
+                <w:b w:val="0"/>
+                <w:color w:val="111111"/>
+                <w:sz w:val="20"/>
               </w:rPr>
               <w:t>200</w:t>
             </w:r>
@@ -1935,48 +1462,42 @@
     <w:p/>
     <w:p>
       <w:pPr>
-        <w:spacing w:before="200" w:after="60"/>
+        <w:pStyle w:val="Heading2"/>
       </w:pPr>
       <w:r>
         <w:rPr>
+          <w:rFonts w:ascii="Calibri" w:hAnsi="Calibri"/>
           <w:b/>
-          <w:color w:val="2563EB"/>
-          <w:sz w:val="26"/>
+          <w:color w:val="000000"/>
+          <w:sz w:val="25"/>
         </w:rPr>
         <w:t>2.3 Diagnostic &amp; Capability Matrix</w:t>
       </w:r>
     </w:p>
     <w:tbl>
       <w:tblPr>
+        <w:tblStyle w:val="TableGrid"/>
         <w:tblW w:type="auto" w:w="0"/>
-        <w:jc w:val="center"/>
         <w:tblLook w:firstColumn="1" w:firstRow="1" w:lastColumn="0" w:lastRow="0" w:noHBand="0" w:noVBand="1" w:val="04A0"/>
       </w:tblPr>
       <w:tblGrid>
-        <w:gridCol w:w="3312"/>
-        <w:gridCol w:w="3312"/>
-        <w:gridCol w:w="3312"/>
+        <w:gridCol w:w="2880"/>
+        <w:gridCol w:w="2880"/>
+        <w:gridCol w:w="2880"/>
       </w:tblGrid>
       <w:tr>
         <w:tc>
           <w:tcPr>
-            <w:tcW w:type="dxa" w:w="3312"/>
-            <w:tcMar>
-              <w:top w:w="120" w:type="dxa"/>
-              <w:bottom w:w="120" w:type="dxa"/>
-              <w:left w:w="180" w:type="dxa"/>
-              <w:right w:w="180" w:type="dxa"/>
-            </w:tcMar>
-            <w:shd w:fill="0F172A"/>
+            <w:tcW w:type="dxa" w:w="2880"/>
+            <w:shd w:val="clear" w:fill="E7E6E6"/>
           </w:tcPr>
           <w:p>
-            <w:pPr>
-              <w:spacing w:before="40" w:after="40"/>
-            </w:pPr>
+            <w:r/>
             <w:r>
               <w:rPr>
+                <w:rFonts w:ascii="Calibri" w:hAnsi="Calibri"/>
                 <w:b/>
-                <w:color w:val="F8FAFC"/>
+                <w:color w:val="111111"/>
                 <w:sz w:val="20"/>
               </w:rPr>
               <w:t>ID</w:t>
@@ -1985,23 +1506,16 @@
         </w:tc>
         <w:tc>
           <w:tcPr>
-            <w:tcW w:type="dxa" w:w="3312"/>
-            <w:tcMar>
-              <w:top w:w="120" w:type="dxa"/>
-              <w:bottom w:w="120" w:type="dxa"/>
-              <w:left w:w="180" w:type="dxa"/>
-              <w:right w:w="180" w:type="dxa"/>
-            </w:tcMar>
-            <w:shd w:fill="0F172A"/>
+            <w:tcW w:type="dxa" w:w="2880"/>
+            <w:shd w:val="clear" w:fill="E7E6E6"/>
           </w:tcPr>
           <w:p>
-            <w:pPr>
-              <w:spacing w:before="40" w:after="40"/>
-            </w:pPr>
+            <w:r/>
             <w:r>
               <w:rPr>
+                <w:rFonts w:ascii="Calibri" w:hAnsi="Calibri"/>
                 <w:b/>
-                <w:color w:val="F8FAFC"/>
+                <w:color w:val="111111"/>
                 <w:sz w:val="20"/>
               </w:rPr>
               <w:t>Case</w:t>
@@ -2010,23 +1524,16 @@
         </w:tc>
         <w:tc>
           <w:tcPr>
-            <w:tcW w:type="dxa" w:w="3312"/>
-            <w:tcMar>
-              <w:top w:w="120" w:type="dxa"/>
-              <w:bottom w:w="120" w:type="dxa"/>
-              <w:left w:w="180" w:type="dxa"/>
-              <w:right w:w="180" w:type="dxa"/>
-            </w:tcMar>
-            <w:shd w:fill="0F172A"/>
+            <w:tcW w:type="dxa" w:w="2880"/>
+            <w:shd w:val="clear" w:fill="E7E6E6"/>
           </w:tcPr>
           <w:p>
-            <w:pPr>
-              <w:spacing w:before="40" w:after="40"/>
-            </w:pPr>
+            <w:r/>
             <w:r>
               <w:rPr>
+                <w:rFonts w:ascii="Calibri" w:hAnsi="Calibri"/>
                 <w:b/>
-                <w:color w:val="F8FAFC"/>
+                <w:color w:val="111111"/>
                 <w:sz w:val="20"/>
               </w:rPr>
               <w:t>Expected</w:t>
@@ -2037,23 +1544,16 @@
       <w:tr>
         <w:tc>
           <w:tcPr>
-            <w:tcW w:type="dxa" w:w="3312"/>
-            <w:tcMar>
-              <w:top w:w="120" w:type="dxa"/>
-              <w:bottom w:w="120" w:type="dxa"/>
-              <w:left w:w="180" w:type="dxa"/>
-              <w:right w:w="180" w:type="dxa"/>
-            </w:tcMar>
-            <w:shd w:fill="F8FAFC"/>
+            <w:tcW w:type="dxa" w:w="2880"/>
           </w:tcPr>
           <w:p>
-            <w:pPr>
-              <w:spacing w:before="40" w:after="40"/>
-            </w:pPr>
+            <w:r/>
             <w:r>
               <w:rPr>
-                <w:color w:val="1E293B"/>
-                <w:sz w:val="19"/>
+                <w:rFonts w:ascii="Calibri" w:hAnsi="Calibri"/>
+                <w:b w:val="0"/>
+                <w:color w:val="111111"/>
+                <w:sz w:val="20"/>
               </w:rPr>
               <w:t>DIAG-01</w:t>
             </w:r>
@@ -2061,23 +1561,16 @@
         </w:tc>
         <w:tc>
           <w:tcPr>
-            <w:tcW w:type="dxa" w:w="3312"/>
-            <w:tcMar>
-              <w:top w:w="120" w:type="dxa"/>
-              <w:bottom w:w="120" w:type="dxa"/>
-              <w:left w:w="180" w:type="dxa"/>
-              <w:right w:w="180" w:type="dxa"/>
-            </w:tcMar>
-            <w:shd w:fill="F8FAFC"/>
+            <w:tcW w:type="dxa" w:w="2880"/>
           </w:tcPr>
           <w:p>
-            <w:pPr>
-              <w:spacing w:before="40" w:after="40"/>
-            </w:pPr>
+            <w:r/>
             <w:r>
               <w:rPr>
-                <w:color w:val="1E293B"/>
-                <w:sz w:val="19"/>
+                <w:rFonts w:ascii="Calibri" w:hAnsi="Calibri"/>
+                <w:b w:val="0"/>
+                <w:color w:val="111111"/>
+                <w:sz w:val="20"/>
               </w:rPr>
               <w:t>Start diagnostic</w:t>
             </w:r>
@@ -2085,23 +1578,16 @@
         </w:tc>
         <w:tc>
           <w:tcPr>
-            <w:tcW w:type="dxa" w:w="3312"/>
-            <w:tcMar>
-              <w:top w:w="120" w:type="dxa"/>
-              <w:bottom w:w="120" w:type="dxa"/>
-              <w:left w:w="180" w:type="dxa"/>
-              <w:right w:w="180" w:type="dxa"/>
-            </w:tcMar>
-            <w:shd w:fill="F8FAFC"/>
+            <w:tcW w:type="dxa" w:w="2880"/>
           </w:tcPr>
           <w:p>
-            <w:pPr>
-              <w:spacing w:before="40" w:after="40"/>
-            </w:pPr>
+            <w:r/>
             <w:r>
               <w:rPr>
-                <w:color w:val="1E293B"/>
-                <w:sz w:val="19"/>
+                <w:rFonts w:ascii="Calibri" w:hAnsi="Calibri"/>
+                <w:b w:val="0"/>
+                <w:color w:val="111111"/>
+                <w:sz w:val="20"/>
               </w:rPr>
               <w:t>200, question with ≥2 choices, correctIndex NOT exposed</w:t>
             </w:r>
@@ -2111,23 +1597,16 @@
       <w:tr>
         <w:tc>
           <w:tcPr>
-            <w:tcW w:type="dxa" w:w="3312"/>
-            <w:tcMar>
-              <w:top w:w="120" w:type="dxa"/>
-              <w:bottom w:w="120" w:type="dxa"/>
-              <w:left w:w="180" w:type="dxa"/>
-              <w:right w:w="180" w:type="dxa"/>
-            </w:tcMar>
-            <w:shd w:fill="FFFFFF"/>
+            <w:tcW w:type="dxa" w:w="2880"/>
           </w:tcPr>
           <w:p>
-            <w:pPr>
-              <w:spacing w:before="40" w:after="40"/>
-            </w:pPr>
+            <w:r/>
             <w:r>
               <w:rPr>
-                <w:color w:val="1E293B"/>
-                <w:sz w:val="19"/>
+                <w:rFonts w:ascii="Calibri" w:hAnsi="Calibri"/>
+                <w:b w:val="0"/>
+                <w:color w:val="111111"/>
+                <w:sz w:val="20"/>
               </w:rPr>
               <w:t>DIAG-02</w:t>
             </w:r>
@@ -2135,23 +1614,16 @@
         </w:tc>
         <w:tc>
           <w:tcPr>
-            <w:tcW w:type="dxa" w:w="3312"/>
-            <w:tcMar>
-              <w:top w:w="120" w:type="dxa"/>
-              <w:bottom w:w="120" w:type="dxa"/>
-              <w:left w:w="180" w:type="dxa"/>
-              <w:right w:w="180" w:type="dxa"/>
-            </w:tcMar>
-            <w:shd w:fill="FFFFFF"/>
+            <w:tcW w:type="dxa" w:w="2880"/>
           </w:tcPr>
           <w:p>
-            <w:pPr>
-              <w:spacing w:before="40" w:after="40"/>
-            </w:pPr>
+            <w:r/>
             <w:r>
               <w:rPr>
-                <w:color w:val="1E293B"/>
-                <w:sz w:val="19"/>
+                <w:rFonts w:ascii="Calibri" w:hAnsi="Calibri"/>
+                <w:b w:val="0"/>
+                <w:color w:val="111111"/>
+                <w:sz w:val="20"/>
               </w:rPr>
               <w:t>Answer a question</w:t>
             </w:r>
@@ -2159,23 +1631,16 @@
         </w:tc>
         <w:tc>
           <w:tcPr>
-            <w:tcW w:type="dxa" w:w="3312"/>
-            <w:tcMar>
-              <w:top w:w="120" w:type="dxa"/>
-              <w:bottom w:w="120" w:type="dxa"/>
-              <w:left w:w="180" w:type="dxa"/>
-              <w:right w:w="180" w:type="dxa"/>
-            </w:tcMar>
-            <w:shd w:fill="FFFFFF"/>
+            <w:tcW w:type="dxa" w:w="2880"/>
           </w:tcPr>
           <w:p>
-            <w:pPr>
-              <w:spacing w:before="40" w:after="40"/>
-            </w:pPr>
+            <w:r/>
             <w:r>
               <w:rPr>
-                <w:color w:val="1E293B"/>
-                <w:sz w:val="19"/>
+                <w:rFonts w:ascii="Calibri" w:hAnsi="Calibri"/>
+                <w:b w:val="0"/>
+                <w:color w:val="111111"/>
+                <w:sz w:val="20"/>
               </w:rPr>
               <w:t>200, wasCorrect boolean + rationale + next question</w:t>
             </w:r>
@@ -2185,23 +1650,16 @@
       <w:tr>
         <w:tc>
           <w:tcPr>
-            <w:tcW w:type="dxa" w:w="3312"/>
-            <w:tcMar>
-              <w:top w:w="120" w:type="dxa"/>
-              <w:bottom w:w="120" w:type="dxa"/>
-              <w:left w:w="180" w:type="dxa"/>
-              <w:right w:w="180" w:type="dxa"/>
-            </w:tcMar>
-            <w:shd w:fill="F8FAFC"/>
+            <w:tcW w:type="dxa" w:w="2880"/>
           </w:tcPr>
           <w:p>
-            <w:pPr>
-              <w:spacing w:before="40" w:after="40"/>
-            </w:pPr>
+            <w:r/>
             <w:r>
               <w:rPr>
-                <w:color w:val="1E293B"/>
-                <w:sz w:val="19"/>
+                <w:rFonts w:ascii="Calibri" w:hAnsi="Calibri"/>
+                <w:b w:val="0"/>
+                <w:color w:val="111111"/>
+                <w:sz w:val="20"/>
               </w:rPr>
               <w:t>DIAG-03</w:t>
             </w:r>
@@ -2209,23 +1667,16 @@
         </w:tc>
         <w:tc>
           <w:tcPr>
-            <w:tcW w:type="dxa" w:w="3312"/>
-            <w:tcMar>
-              <w:top w:w="120" w:type="dxa"/>
-              <w:bottom w:w="120" w:type="dxa"/>
-              <w:left w:w="180" w:type="dxa"/>
-              <w:right w:w="180" w:type="dxa"/>
-            </w:tcMar>
-            <w:shd w:fill="F8FAFC"/>
+            <w:tcW w:type="dxa" w:w="2880"/>
           </w:tcPr>
           <w:p>
-            <w:pPr>
-              <w:spacing w:before="40" w:after="40"/>
-            </w:pPr>
+            <w:r/>
             <w:r>
               <w:rPr>
-                <w:color w:val="1E293B"/>
-                <w:sz w:val="19"/>
+                <w:rFonts w:ascii="Calibri" w:hAnsi="Calibri"/>
+                <w:b w:val="0"/>
+                <w:color w:val="111111"/>
+                <w:sz w:val="20"/>
               </w:rPr>
               <w:t>Complete full diagnostic</w:t>
             </w:r>
@@ -2233,23 +1684,16 @@
         </w:tc>
         <w:tc>
           <w:tcPr>
-            <w:tcW w:type="dxa" w:w="3312"/>
-            <w:tcMar>
-              <w:top w:w="120" w:type="dxa"/>
-              <w:bottom w:w="120" w:type="dxa"/>
-              <w:left w:w="180" w:type="dxa"/>
-              <w:right w:w="180" w:type="dxa"/>
-            </w:tcMar>
-            <w:shd w:fill="F8FAFC"/>
+            <w:tcW w:type="dxa" w:w="2880"/>
           </w:tcPr>
           <w:p>
-            <w:pPr>
-              <w:spacing w:before="40" w:after="40"/>
-            </w:pPr>
+            <w:r/>
             <w:r>
               <w:rPr>
-                <w:color w:val="1E293B"/>
-                <w:sz w:val="19"/>
+                <w:rFonts w:ascii="Calibri" w:hAnsi="Calibri"/>
+                <w:b w:val="0"/>
+                <w:color w:val="111111"/>
+                <w:sz w:val="20"/>
               </w:rPr>
               <w:t>completed=true, matrix covers attempted domains</w:t>
             </w:r>
@@ -2259,23 +1703,16 @@
       <w:tr>
         <w:tc>
           <w:tcPr>
-            <w:tcW w:type="dxa" w:w="3312"/>
-            <w:tcMar>
-              <w:top w:w="120" w:type="dxa"/>
-              <w:bottom w:w="120" w:type="dxa"/>
-              <w:left w:w="180" w:type="dxa"/>
-              <w:right w:w="180" w:type="dxa"/>
-            </w:tcMar>
-            <w:shd w:fill="FFFFFF"/>
+            <w:tcW w:type="dxa" w:w="2880"/>
           </w:tcPr>
           <w:p>
-            <w:pPr>
-              <w:spacing w:before="40" w:after="40"/>
-            </w:pPr>
+            <w:r/>
             <w:r>
               <w:rPr>
-                <w:color w:val="1E293B"/>
-                <w:sz w:val="19"/>
+                <w:rFonts w:ascii="Calibri" w:hAnsi="Calibri"/>
+                <w:b w:val="0"/>
+                <w:color w:val="111111"/>
+                <w:sz w:val="20"/>
               </w:rPr>
               <w:t>DIAG-04</w:t>
             </w:r>
@@ -2283,23 +1720,16 @@
         </w:tc>
         <w:tc>
           <w:tcPr>
-            <w:tcW w:type="dxa" w:w="3312"/>
-            <w:tcMar>
-              <w:top w:w="120" w:type="dxa"/>
-              <w:bottom w:w="120" w:type="dxa"/>
-              <w:left w:w="180" w:type="dxa"/>
-              <w:right w:w="180" w:type="dxa"/>
-            </w:tcMar>
-            <w:shd w:fill="FFFFFF"/>
+            <w:tcW w:type="dxa" w:w="2880"/>
           </w:tcPr>
           <w:p>
-            <w:pPr>
-              <w:spacing w:before="40" w:after="40"/>
-            </w:pPr>
+            <w:r/>
             <w:r>
               <w:rPr>
-                <w:color w:val="1E293B"/>
-                <w:sz w:val="19"/>
+                <w:rFonts w:ascii="Calibri" w:hAnsi="Calibri"/>
+                <w:b w:val="0"/>
+                <w:color w:val="111111"/>
+                <w:sz w:val="20"/>
               </w:rPr>
               <w:t>Wrong answers adapt difficulty downward</w:t>
             </w:r>
@@ -2307,23 +1737,16 @@
         </w:tc>
         <w:tc>
           <w:tcPr>
-            <w:tcW w:type="dxa" w:w="3312"/>
-            <w:tcMar>
-              <w:top w:w="120" w:type="dxa"/>
-              <w:bottom w:w="120" w:type="dxa"/>
-              <w:left w:w="180" w:type="dxa"/>
-              <w:right w:w="180" w:type="dxa"/>
-            </w:tcMar>
-            <w:shd w:fill="FFFFFF"/>
+            <w:tcW w:type="dxa" w:w="2880"/>
           </w:tcPr>
           <w:p>
-            <w:pPr>
-              <w:spacing w:before="40" w:after="40"/>
-            </w:pPr>
+            <w:r/>
             <w:r>
               <w:rPr>
-                <w:color w:val="1E293B"/>
-                <w:sz w:val="19"/>
+                <w:rFonts w:ascii="Calibri" w:hAnsi="Calibri"/>
+                <w:b w:val="0"/>
+                <w:color w:val="111111"/>
+                <w:sz w:val="20"/>
               </w:rPr>
               <w:t>difficulty decreases after misses</w:t>
             </w:r>
@@ -2333,23 +1756,16 @@
       <w:tr>
         <w:tc>
           <w:tcPr>
-            <w:tcW w:type="dxa" w:w="3312"/>
-            <w:tcMar>
-              <w:top w:w="120" w:type="dxa"/>
-              <w:bottom w:w="120" w:type="dxa"/>
-              <w:left w:w="180" w:type="dxa"/>
-              <w:right w:w="180" w:type="dxa"/>
-            </w:tcMar>
-            <w:shd w:fill="F8FAFC"/>
+            <w:tcW w:type="dxa" w:w="2880"/>
           </w:tcPr>
           <w:p>
-            <w:pPr>
-              <w:spacing w:before="40" w:after="40"/>
-            </w:pPr>
+            <w:r/>
             <w:r>
               <w:rPr>
-                <w:color w:val="1E293B"/>
-                <w:sz w:val="19"/>
+                <w:rFonts w:ascii="Calibri" w:hAnsi="Calibri"/>
+                <w:b w:val="0"/>
+                <w:color w:val="111111"/>
+                <w:sz w:val="20"/>
               </w:rPr>
               <w:t>DIAG-05</w:t>
             </w:r>
@@ -2357,23 +1773,16 @@
         </w:tc>
         <w:tc>
           <w:tcPr>
-            <w:tcW w:type="dxa" w:w="3312"/>
-            <w:tcMar>
-              <w:top w:w="120" w:type="dxa"/>
-              <w:bottom w:w="120" w:type="dxa"/>
-              <w:left w:w="180" w:type="dxa"/>
-              <w:right w:w="180" w:type="dxa"/>
-            </w:tcMar>
-            <w:shd w:fill="F8FAFC"/>
+            <w:tcW w:type="dxa" w:w="2880"/>
           </w:tcPr>
           <w:p>
-            <w:pPr>
-              <w:spacing w:before="40" w:after="40"/>
-            </w:pPr>
+            <w:r/>
             <w:r>
               <w:rPr>
-                <w:color w:val="1E293B"/>
-                <w:sz w:val="19"/>
+                <w:rFonts w:ascii="Calibri" w:hAnsi="Calibri"/>
+                <w:b w:val="0"/>
+                <w:color w:val="111111"/>
+                <w:sz w:val="20"/>
               </w:rPr>
               <w:t>Recall traces recorded</w:t>
             </w:r>
@@ -2381,23 +1790,16 @@
         </w:tc>
         <w:tc>
           <w:tcPr>
-            <w:tcW w:type="dxa" w:w="3312"/>
-            <w:tcMar>
-              <w:top w:w="120" w:type="dxa"/>
-              <w:bottom w:w="120" w:type="dxa"/>
-              <w:left w:w="180" w:type="dxa"/>
-              <w:right w:w="180" w:type="dxa"/>
-            </w:tcMar>
-            <w:shd w:fill="F8FAFC"/>
+            <w:tcW w:type="dxa" w:w="2880"/>
           </w:tcPr>
           <w:p>
-            <w:pPr>
-              <w:spacing w:before="40" w:after="40"/>
-            </w:pPr>
+            <w:r/>
             <w:r>
               <w:rPr>
-                <w:color w:val="1E293B"/>
-                <w:sz w:val="19"/>
+                <w:rFonts w:ascii="Calibri" w:hAnsi="Calibri"/>
+                <w:b w:val="0"/>
+                <w:color w:val="111111"/>
+                <w:sz w:val="20"/>
               </w:rPr>
               <w:t>matrix.recalls grows with each answer</w:t>
             </w:r>
@@ -2408,48 +1810,42 @@
     <w:p/>
     <w:p>
       <w:pPr>
-        <w:spacing w:before="200" w:after="60"/>
+        <w:pStyle w:val="Heading2"/>
       </w:pPr>
       <w:r>
         <w:rPr>
+          <w:rFonts w:ascii="Calibri" w:hAnsi="Calibri"/>
           <w:b/>
-          <w:color w:val="2563EB"/>
-          <w:sz w:val="26"/>
+          <w:color w:val="000000"/>
+          <w:sz w:val="25"/>
         </w:rPr>
         <w:t>2.4 Adaptive Lessons</w:t>
       </w:r>
     </w:p>
     <w:tbl>
       <w:tblPr>
+        <w:tblStyle w:val="TableGrid"/>
         <w:tblW w:type="auto" w:w="0"/>
-        <w:jc w:val="center"/>
         <w:tblLook w:firstColumn="1" w:firstRow="1" w:lastColumn="0" w:lastRow="0" w:noHBand="0" w:noVBand="1" w:val="04A0"/>
       </w:tblPr>
       <w:tblGrid>
-        <w:gridCol w:w="3312"/>
-        <w:gridCol w:w="3312"/>
-        <w:gridCol w:w="3312"/>
+        <w:gridCol w:w="2880"/>
+        <w:gridCol w:w="2880"/>
+        <w:gridCol w:w="2880"/>
       </w:tblGrid>
       <w:tr>
         <w:tc>
           <w:tcPr>
-            <w:tcW w:type="dxa" w:w="3312"/>
-            <w:tcMar>
-              <w:top w:w="120" w:type="dxa"/>
-              <w:bottom w:w="120" w:type="dxa"/>
-              <w:left w:w="180" w:type="dxa"/>
-              <w:right w:w="180" w:type="dxa"/>
-            </w:tcMar>
-            <w:shd w:fill="0F172A"/>
+            <w:tcW w:type="dxa" w:w="2880"/>
+            <w:shd w:val="clear" w:fill="E7E6E6"/>
           </w:tcPr>
           <w:p>
-            <w:pPr>
-              <w:spacing w:before="40" w:after="40"/>
-            </w:pPr>
+            <w:r/>
             <w:r>
               <w:rPr>
+                <w:rFonts w:ascii="Calibri" w:hAnsi="Calibri"/>
                 <w:b/>
-                <w:color w:val="F8FAFC"/>
+                <w:color w:val="111111"/>
                 <w:sz w:val="20"/>
               </w:rPr>
               <w:t>ID</w:t>
@@ -2458,23 +1854,16 @@
         </w:tc>
         <w:tc>
           <w:tcPr>
-            <w:tcW w:type="dxa" w:w="3312"/>
-            <w:tcMar>
-              <w:top w:w="120" w:type="dxa"/>
-              <w:bottom w:w="120" w:type="dxa"/>
-              <w:left w:w="180" w:type="dxa"/>
-              <w:right w:w="180" w:type="dxa"/>
-            </w:tcMar>
-            <w:shd w:fill="0F172A"/>
+            <w:tcW w:type="dxa" w:w="2880"/>
+            <w:shd w:val="clear" w:fill="E7E6E6"/>
           </w:tcPr>
           <w:p>
-            <w:pPr>
-              <w:spacing w:before="40" w:after="40"/>
-            </w:pPr>
+            <w:r/>
             <w:r>
               <w:rPr>
+                <w:rFonts w:ascii="Calibri" w:hAnsi="Calibri"/>
                 <w:b/>
-                <w:color w:val="F8FAFC"/>
+                <w:color w:val="111111"/>
                 <w:sz w:val="20"/>
               </w:rPr>
               <w:t>Case</w:t>
@@ -2483,23 +1872,16 @@
         </w:tc>
         <w:tc>
           <w:tcPr>
-            <w:tcW w:type="dxa" w:w="3312"/>
-            <w:tcMar>
-              <w:top w:w="120" w:type="dxa"/>
-              <w:bottom w:w="120" w:type="dxa"/>
-              <w:left w:w="180" w:type="dxa"/>
-              <w:right w:w="180" w:type="dxa"/>
-            </w:tcMar>
-            <w:shd w:fill="0F172A"/>
+            <w:tcW w:type="dxa" w:w="2880"/>
+            <w:shd w:val="clear" w:fill="E7E6E6"/>
           </w:tcPr>
           <w:p>
-            <w:pPr>
-              <w:spacing w:before="40" w:after="40"/>
-            </w:pPr>
+            <w:r/>
             <w:r>
               <w:rPr>
+                <w:rFonts w:ascii="Calibri" w:hAnsi="Calibri"/>
                 <w:b/>
-                <w:color w:val="F8FAFC"/>
+                <w:color w:val="111111"/>
                 <w:sz w:val="20"/>
               </w:rPr>
               <w:t>Expected</w:t>
@@ -2510,23 +1892,16 @@
       <w:tr>
         <w:tc>
           <w:tcPr>
-            <w:tcW w:type="dxa" w:w="3312"/>
-            <w:tcMar>
-              <w:top w:w="120" w:type="dxa"/>
-              <w:bottom w:w="120" w:type="dxa"/>
-              <w:left w:w="180" w:type="dxa"/>
-              <w:right w:w="180" w:type="dxa"/>
-            </w:tcMar>
-            <w:shd w:fill="F8FAFC"/>
+            <w:tcW w:type="dxa" w:w="2880"/>
           </w:tcPr>
           <w:p>
-            <w:pPr>
-              <w:spacing w:before="40" w:after="40"/>
-            </w:pPr>
+            <w:r/>
             <w:r>
               <w:rPr>
-                <w:color w:val="1E293B"/>
-                <w:sz w:val="19"/>
+                <w:rFonts w:ascii="Calibri" w:hAnsi="Calibri"/>
+                <w:b w:val="0"/>
+                <w:color w:val="111111"/>
+                <w:sz w:val="20"/>
               </w:rPr>
               <w:t>LESS-01</w:t>
             </w:r>
@@ -2534,23 +1909,16 @@
         </w:tc>
         <w:tc>
           <w:tcPr>
-            <w:tcW w:type="dxa" w:w="3312"/>
-            <w:tcMar>
-              <w:top w:w="120" w:type="dxa"/>
-              <w:bottom w:w="120" w:type="dxa"/>
-              <w:left w:w="180" w:type="dxa"/>
-              <w:right w:w="180" w:type="dxa"/>
-            </w:tcMar>
-            <w:shd w:fill="F8FAFC"/>
+            <w:tcW w:type="dxa" w:w="2880"/>
           </w:tcPr>
           <w:p>
-            <w:pPr>
-              <w:spacing w:before="40" w:after="40"/>
-            </w:pPr>
+            <w:r/>
             <w:r>
               <w:rPr>
-                <w:color w:val="1E293B"/>
-                <w:sz w:val="19"/>
+                <w:rFonts w:ascii="Calibri" w:hAnsi="Calibri"/>
+                <w:b w:val="0"/>
+                <w:color w:val="111111"/>
+                <w:sz w:val="20"/>
               </w:rPr>
               <w:t>List lessons</w:t>
             </w:r>
@@ -2558,23 +1926,16 @@
         </w:tc>
         <w:tc>
           <w:tcPr>
-            <w:tcW w:type="dxa" w:w="3312"/>
-            <w:tcMar>
-              <w:top w:w="120" w:type="dxa"/>
-              <w:bottom w:w="120" w:type="dxa"/>
-              <w:left w:w="180" w:type="dxa"/>
-              <w:right w:w="180" w:type="dxa"/>
-            </w:tcMar>
-            <w:shd w:fill="F8FAFC"/>
+            <w:tcW w:type="dxa" w:w="2880"/>
           </w:tcPr>
           <w:p>
-            <w:pPr>
-              <w:spacing w:before="40" w:after="40"/>
-            </w:pPr>
+            <w:r/>
             <w:r>
               <w:rPr>
-                <w:color w:val="1E293B"/>
-                <w:sz w:val="19"/>
+                <w:rFonts w:ascii="Calibri" w:hAnsi="Calibri"/>
+                <w:b w:val="0"/>
+                <w:color w:val="111111"/>
+                <w:sz w:val="20"/>
               </w:rPr>
               <w:t>200 with seeded catalog (4 lessons)</w:t>
             </w:r>
@@ -2584,23 +1945,16 @@
       <w:tr>
         <w:tc>
           <w:tcPr>
-            <w:tcW w:type="dxa" w:w="3312"/>
-            <w:tcMar>
-              <w:top w:w="120" w:type="dxa"/>
-              <w:bottom w:w="120" w:type="dxa"/>
-              <w:left w:w="180" w:type="dxa"/>
-              <w:right w:w="180" w:type="dxa"/>
-            </w:tcMar>
-            <w:shd w:fill="FFFFFF"/>
+            <w:tcW w:type="dxa" w:w="2880"/>
           </w:tcPr>
           <w:p>
-            <w:pPr>
-              <w:spacing w:before="40" w:after="40"/>
-            </w:pPr>
+            <w:r/>
             <w:r>
               <w:rPr>
-                <w:color w:val="1E293B"/>
-                <w:sz w:val="19"/>
+                <w:rFonts w:ascii="Calibri" w:hAnsi="Calibri"/>
+                <w:b w:val="0"/>
+                <w:color w:val="111111"/>
+                <w:sz w:val="20"/>
               </w:rPr>
               <w:t>LESS-02</w:t>
             </w:r>
@@ -2608,23 +1962,16 @@
         </w:tc>
         <w:tc>
           <w:tcPr>
-            <w:tcW w:type="dxa" w:w="3312"/>
-            <w:tcMar>
-              <w:top w:w="120" w:type="dxa"/>
-              <w:bottom w:w="120" w:type="dxa"/>
-              <w:left w:w="180" w:type="dxa"/>
-              <w:right w:w="180" w:type="dxa"/>
-            </w:tcMar>
-            <w:shd w:fill="FFFFFF"/>
+            <w:tcW w:type="dxa" w:w="2880"/>
           </w:tcPr>
           <w:p>
-            <w:pPr>
-              <w:spacing w:before="40" w:after="40"/>
-            </w:pPr>
+            <w:r/>
             <w:r>
               <w:rPr>
-                <w:color w:val="1E293B"/>
-                <w:sz w:val="19"/>
+                <w:rFonts w:ascii="Calibri" w:hAnsi="Calibri"/>
+                <w:b w:val="0"/>
+                <w:color w:val="111111"/>
+                <w:sz w:val="20"/>
               </w:rPr>
               <w:t>Fetch lesson, no struggle</w:t>
             </w:r>
@@ -2632,23 +1979,16 @@
         </w:tc>
         <w:tc>
           <w:tcPr>
-            <w:tcW w:type="dxa" w:w="3312"/>
-            <w:tcMar>
-              <w:top w:w="120" w:type="dxa"/>
-              <w:bottom w:w="120" w:type="dxa"/>
-              <w:left w:w="180" w:type="dxa"/>
-              <w:right w:w="180" w:type="dxa"/>
-            </w:tcMar>
-            <w:shd w:fill="FFFFFF"/>
+            <w:tcW w:type="dxa" w:w="2880"/>
           </w:tcPr>
           <w:p>
-            <w:pPr>
-              <w:spacing w:before="40" w:after="40"/>
-            </w:pPr>
+            <w:r/>
             <w:r>
               <w:rPr>
-                <w:color w:val="1E293B"/>
-                <w:sz w:val="19"/>
+                <w:rFonts w:ascii="Calibri" w:hAnsi="Calibri"/>
+                <w:b w:val="0"/>
+                <w:color w:val="111111"/>
+                <w:sz w:val="20"/>
               </w:rPr>
               <w:t>canonical content, adaptation.used=false</w:t>
             </w:r>
@@ -2658,23 +1998,16 @@
       <w:tr>
         <w:tc>
           <w:tcPr>
-            <w:tcW w:type="dxa" w:w="3312"/>
-            <w:tcMar>
-              <w:top w:w="120" w:type="dxa"/>
-              <w:bottom w:w="120" w:type="dxa"/>
-              <w:left w:w="180" w:type="dxa"/>
-              <w:right w:w="180" w:type="dxa"/>
-            </w:tcMar>
-            <w:shd w:fill="F8FAFC"/>
+            <w:tcW w:type="dxa" w:w="2880"/>
           </w:tcPr>
           <w:p>
-            <w:pPr>
-              <w:spacing w:before="40" w:after="40"/>
-            </w:pPr>
+            <w:r/>
             <w:r>
               <w:rPr>
-                <w:color w:val="1E293B"/>
-                <w:sz w:val="19"/>
+                <w:rFonts w:ascii="Calibri" w:hAnsi="Calibri"/>
+                <w:b w:val="0"/>
+                <w:color w:val="111111"/>
+                <w:sz w:val="20"/>
               </w:rPr>
               <w:t>LESS-03</w:t>
             </w:r>
@@ -2682,23 +2015,16 @@
         </w:tc>
         <w:tc>
           <w:tcPr>
-            <w:tcW w:type="dxa" w:w="3312"/>
-            <w:tcMar>
-              <w:top w:w="120" w:type="dxa"/>
-              <w:bottom w:w="120" w:type="dxa"/>
-              <w:left w:w="180" w:type="dxa"/>
-              <w:right w:w="180" w:type="dxa"/>
-            </w:tcMar>
-            <w:shd w:fill="F8FAFC"/>
+            <w:tcW w:type="dxa" w:w="2880"/>
           </w:tcPr>
           <w:p>
-            <w:pPr>
-              <w:spacing w:before="40" w:after="40"/>
-            </w:pPr>
+            <w:r/>
             <w:r>
               <w:rPr>
-                <w:color w:val="1E293B"/>
-                <w:sz w:val="19"/>
+                <w:rFonts w:ascii="Calibri" w:hAnsi="Calibri"/>
+                <w:b w:val="0"/>
+                <w:color w:val="111111"/>
+                <w:sz w:val="20"/>
               </w:rPr>
               <w:t>Fetch lesson, weak domain (&lt; threshold)</w:t>
             </w:r>
@@ -2706,23 +2032,16 @@
         </w:tc>
         <w:tc>
           <w:tcPr>
-            <w:tcW w:type="dxa" w:w="3312"/>
-            <w:tcMar>
-              <w:top w:w="120" w:type="dxa"/>
-              <w:bottom w:w="120" w:type="dxa"/>
-              <w:left w:w="180" w:type="dxa"/>
-              <w:right w:w="180" w:type="dxa"/>
-            </w:tcMar>
-            <w:shd w:fill="F8FAFC"/>
+            <w:tcW w:type="dxa" w:w="2880"/>
           </w:tcPr>
           <w:p>
-            <w:pPr>
-              <w:spacing w:before="40" w:after="40"/>
-            </w:pPr>
+            <w:r/>
             <w:r>
               <w:rPr>
-                <w:color w:val="1E293B"/>
-                <w:sz w:val="19"/>
+                <w:rFonts w:ascii="Calibri" w:hAnsi="Calibri"/>
+                <w:b w:val="0"/>
+                <w:color w:val="111111"/>
+                <w:sz w:val="20"/>
               </w:rPr>
               <w:t>adapted content, adaptation.used=true + reason</w:t>
             </w:r>
@@ -2732,23 +2051,16 @@
       <w:tr>
         <w:tc>
           <w:tcPr>
-            <w:tcW w:type="dxa" w:w="3312"/>
-            <w:tcMar>
-              <w:top w:w="120" w:type="dxa"/>
-              <w:bottom w:w="120" w:type="dxa"/>
-              <w:left w:w="180" w:type="dxa"/>
-              <w:right w:w="180" w:type="dxa"/>
-            </w:tcMar>
-            <w:shd w:fill="FFFFFF"/>
+            <w:tcW w:type="dxa" w:w="2880"/>
           </w:tcPr>
           <w:p>
-            <w:pPr>
-              <w:spacing w:before="40" w:after="40"/>
-            </w:pPr>
+            <w:r/>
             <w:r>
               <w:rPr>
-                <w:color w:val="1E293B"/>
-                <w:sz w:val="19"/>
+                <w:rFonts w:ascii="Calibri" w:hAnsi="Calibri"/>
+                <w:b w:val="0"/>
+                <w:color w:val="111111"/>
+                <w:sz w:val="20"/>
               </w:rPr>
               <w:t>LESS-04</w:t>
             </w:r>
@@ -2756,23 +2068,16 @@
         </w:tc>
         <w:tc>
           <w:tcPr>
-            <w:tcW w:type="dxa" w:w="3312"/>
-            <w:tcMar>
-              <w:top w:w="120" w:type="dxa"/>
-              <w:bottom w:w="120" w:type="dxa"/>
-              <w:left w:w="180" w:type="dxa"/>
-              <w:right w:w="180" w:type="dxa"/>
-            </w:tcMar>
-            <w:shd w:fill="FFFFFF"/>
+            <w:tcW w:type="dxa" w:w="2880"/>
           </w:tcPr>
           <w:p>
-            <w:pPr>
-              <w:spacing w:before="40" w:after="40"/>
-            </w:pPr>
+            <w:r/>
             <w:r>
               <w:rPr>
-                <w:color w:val="1E293B"/>
-                <w:sz w:val="19"/>
+                <w:rFonts w:ascii="Calibri" w:hAnsi="Calibri"/>
+                <w:b w:val="0"/>
+                <w:color w:val="111111"/>
+                <w:sz w:val="20"/>
               </w:rPr>
               <w:t>Repeat same adapted lesson</w:t>
             </w:r>
@@ -2780,23 +2085,16 @@
         </w:tc>
         <w:tc>
           <w:tcPr>
-            <w:tcW w:type="dxa" w:w="3312"/>
-            <w:tcMar>
-              <w:top w:w="120" w:type="dxa"/>
-              <w:bottom w:w="120" w:type="dxa"/>
-              <w:left w:w="180" w:type="dxa"/>
-              <w:right w:w="180" w:type="dxa"/>
-            </w:tcMar>
-            <w:shd w:fill="FFFFFF"/>
+            <w:tcW w:type="dxa" w:w="2880"/>
           </w:tcPr>
           <w:p>
-            <w:pPr>
-              <w:spacing w:before="40" w:after="40"/>
-            </w:pPr>
+            <w:r/>
             <w:r>
               <w:rPr>
-                <w:color w:val="1E293B"/>
-                <w:sz w:val="19"/>
+                <w:rFonts w:ascii="Calibri" w:hAnsi="Calibri"/>
+                <w:b w:val="0"/>
+                <w:color w:val="111111"/>
+                <w:sz w:val="20"/>
               </w:rPr>
               <w:t>cached=true on second fetch</w:t>
             </w:r>
@@ -2807,48 +2105,42 @@
     <w:p/>
     <w:p>
       <w:pPr>
-        <w:spacing w:before="200" w:after="60"/>
+        <w:pStyle w:val="Heading2"/>
       </w:pPr>
       <w:r>
         <w:rPr>
+          <w:rFonts w:ascii="Calibri" w:hAnsi="Calibri"/>
           <w:b/>
-          <w:color w:val="2563EB"/>
-          <w:sz w:val="26"/>
+          <w:color w:val="000000"/>
+          <w:sz w:val="25"/>
         </w:rPr>
         <w:t>2.5 Code Evaluation &amp; Feedback</w:t>
       </w:r>
     </w:p>
     <w:tbl>
       <w:tblPr>
+        <w:tblStyle w:val="TableGrid"/>
         <w:tblW w:type="auto" w:w="0"/>
-        <w:jc w:val="center"/>
         <w:tblLook w:firstColumn="1" w:firstRow="1" w:lastColumn="0" w:lastRow="0" w:noHBand="0" w:noVBand="1" w:val="04A0"/>
       </w:tblPr>
       <w:tblGrid>
-        <w:gridCol w:w="3312"/>
-        <w:gridCol w:w="3312"/>
-        <w:gridCol w:w="3312"/>
+        <w:gridCol w:w="2880"/>
+        <w:gridCol w:w="2880"/>
+        <w:gridCol w:w="2880"/>
       </w:tblGrid>
       <w:tr>
         <w:tc>
           <w:tcPr>
-            <w:tcW w:type="dxa" w:w="3312"/>
-            <w:tcMar>
-              <w:top w:w="120" w:type="dxa"/>
-              <w:bottom w:w="120" w:type="dxa"/>
-              <w:left w:w="180" w:type="dxa"/>
-              <w:right w:w="180" w:type="dxa"/>
-            </w:tcMar>
-            <w:shd w:fill="0F172A"/>
+            <w:tcW w:type="dxa" w:w="2880"/>
+            <w:shd w:val="clear" w:fill="E7E6E6"/>
           </w:tcPr>
           <w:p>
-            <w:pPr>
-              <w:spacing w:before="40" w:after="40"/>
-            </w:pPr>
+            <w:r/>
             <w:r>
               <w:rPr>
+                <w:rFonts w:ascii="Calibri" w:hAnsi="Calibri"/>
                 <w:b/>
-                <w:color w:val="F8FAFC"/>
+                <w:color w:val="111111"/>
                 <w:sz w:val="20"/>
               </w:rPr>
               <w:t>ID</w:t>
@@ -2857,23 +2149,16 @@
         </w:tc>
         <w:tc>
           <w:tcPr>
-            <w:tcW w:type="dxa" w:w="3312"/>
-            <w:tcMar>
-              <w:top w:w="120" w:type="dxa"/>
-              <w:bottom w:w="120" w:type="dxa"/>
-              <w:left w:w="180" w:type="dxa"/>
-              <w:right w:w="180" w:type="dxa"/>
-            </w:tcMar>
-            <w:shd w:fill="0F172A"/>
+            <w:tcW w:type="dxa" w:w="2880"/>
+            <w:shd w:val="clear" w:fill="E7E6E6"/>
           </w:tcPr>
           <w:p>
-            <w:pPr>
-              <w:spacing w:before="40" w:after="40"/>
-            </w:pPr>
+            <w:r/>
             <w:r>
               <w:rPr>
+                <w:rFonts w:ascii="Calibri" w:hAnsi="Calibri"/>
                 <w:b/>
-                <w:color w:val="F8FAFC"/>
+                <w:color w:val="111111"/>
                 <w:sz w:val="20"/>
               </w:rPr>
               <w:t>Case</w:t>
@@ -2882,23 +2167,16 @@
         </w:tc>
         <w:tc>
           <w:tcPr>
-            <w:tcW w:type="dxa" w:w="3312"/>
-            <w:tcMar>
-              <w:top w:w="120" w:type="dxa"/>
-              <w:bottom w:w="120" w:type="dxa"/>
-              <w:left w:w="180" w:type="dxa"/>
-              <w:right w:w="180" w:type="dxa"/>
-            </w:tcMar>
-            <w:shd w:fill="0F172A"/>
+            <w:tcW w:type="dxa" w:w="2880"/>
+            <w:shd w:val="clear" w:fill="E7E6E6"/>
           </w:tcPr>
           <w:p>
-            <w:pPr>
-              <w:spacing w:before="40" w:after="40"/>
-            </w:pPr>
+            <w:r/>
             <w:r>
               <w:rPr>
+                <w:rFonts w:ascii="Calibri" w:hAnsi="Calibri"/>
                 <w:b/>
-                <w:color w:val="F8FAFC"/>
+                <w:color w:val="111111"/>
                 <w:sz w:val="20"/>
               </w:rPr>
               <w:t>Expected</w:t>
@@ -2909,23 +2187,16 @@
       <w:tr>
         <w:tc>
           <w:tcPr>
-            <w:tcW w:type="dxa" w:w="3312"/>
-            <w:tcMar>
-              <w:top w:w="120" w:type="dxa"/>
-              <w:bottom w:w="120" w:type="dxa"/>
-              <w:left w:w="180" w:type="dxa"/>
-              <w:right w:w="180" w:type="dxa"/>
-            </w:tcMar>
-            <w:shd w:fill="F8FAFC"/>
+            <w:tcW w:type="dxa" w:w="2880"/>
           </w:tcPr>
           <w:p>
-            <w:pPr>
-              <w:spacing w:before="40" w:after="40"/>
-            </w:pPr>
+            <w:r/>
             <w:r>
               <w:rPr>
-                <w:color w:val="1E293B"/>
-                <w:sz w:val="19"/>
+                <w:rFonts w:ascii="Calibri" w:hAnsi="Calibri"/>
+                <w:b w:val="0"/>
+                <w:color w:val="111111"/>
+                <w:sz w:val="20"/>
               </w:rPr>
               <w:t>CODE-01</w:t>
             </w:r>
@@ -2933,23 +2204,16 @@
         </w:tc>
         <w:tc>
           <w:tcPr>
-            <w:tcW w:type="dxa" w:w="3312"/>
-            <w:tcMar>
-              <w:top w:w="120" w:type="dxa"/>
-              <w:bottom w:w="120" w:type="dxa"/>
-              <w:left w:w="180" w:type="dxa"/>
-              <w:right w:w="180" w:type="dxa"/>
-            </w:tcMar>
-            <w:shd w:fill="F8FAFC"/>
+            <w:tcW w:type="dxa" w:w="2880"/>
           </w:tcPr>
           <w:p>
-            <w:pPr>
-              <w:spacing w:before="40" w:after="40"/>
-            </w:pPr>
+            <w:r/>
             <w:r>
               <w:rPr>
-                <w:color w:val="1E293B"/>
-                <w:sz w:val="19"/>
+                <w:rFonts w:ascii="Calibri" w:hAnsi="Calibri"/>
+                <w:b w:val="0"/>
+                <w:color w:val="111111"/>
+                <w:sz w:val="20"/>
               </w:rPr>
               <w:t>List exercises</w:t>
             </w:r>
@@ -2957,23 +2221,16 @@
         </w:tc>
         <w:tc>
           <w:tcPr>
-            <w:tcW w:type="dxa" w:w="3312"/>
-            <w:tcMar>
-              <w:top w:w="120" w:type="dxa"/>
-              <w:bottom w:w="120" w:type="dxa"/>
-              <w:left w:w="180" w:type="dxa"/>
-              <w:right w:w="180" w:type="dxa"/>
-            </w:tcMar>
-            <w:shd w:fill="F8FAFC"/>
+            <w:tcW w:type="dxa" w:w="2880"/>
           </w:tcPr>
           <w:p>
-            <w:pPr>
-              <w:spacing w:before="40" w:after="40"/>
-            </w:pPr>
+            <w:r/>
             <w:r>
               <w:rPr>
-                <w:color w:val="1E293B"/>
-                <w:sz w:val="19"/>
+                <w:rFonts w:ascii="Calibri" w:hAnsi="Calibri"/>
+                <w:b w:val="0"/>
+                <w:color w:val="111111"/>
+                <w:sz w:val="20"/>
               </w:rPr>
               <w:t>200 with 4 exercises</w:t>
             </w:r>
@@ -2983,23 +2240,16 @@
       <w:tr>
         <w:tc>
           <w:tcPr>
-            <w:tcW w:type="dxa" w:w="3312"/>
-            <w:tcMar>
-              <w:top w:w="120" w:type="dxa"/>
-              <w:bottom w:w="120" w:type="dxa"/>
-              <w:left w:w="180" w:type="dxa"/>
-              <w:right w:w="180" w:type="dxa"/>
-            </w:tcMar>
-            <w:shd w:fill="FFFFFF"/>
+            <w:tcW w:type="dxa" w:w="2880"/>
           </w:tcPr>
           <w:p>
-            <w:pPr>
-              <w:spacing w:before="40" w:after="40"/>
-            </w:pPr>
+            <w:r/>
             <w:r>
               <w:rPr>
-                <w:color w:val="1E293B"/>
-                <w:sz w:val="19"/>
+                <w:rFonts w:ascii="Calibri" w:hAnsi="Calibri"/>
+                <w:b w:val="0"/>
+                <w:color w:val="111111"/>
+                <w:sz w:val="20"/>
               </w:rPr>
               <w:t>CODE-02</w:t>
             </w:r>
@@ -3007,23 +2257,16 @@
         </w:tc>
         <w:tc>
           <w:tcPr>
-            <w:tcW w:type="dxa" w:w="3312"/>
-            <w:tcMar>
-              <w:top w:w="120" w:type="dxa"/>
-              <w:bottom w:w="120" w:type="dxa"/>
-              <w:left w:w="180" w:type="dxa"/>
-              <w:right w:w="180" w:type="dxa"/>
-            </w:tcMar>
-            <w:shd w:fill="FFFFFF"/>
+            <w:tcW w:type="dxa" w:w="2880"/>
           </w:tcPr>
           <w:p>
-            <w:pPr>
-              <w:spacing w:before="40" w:after="40"/>
-            </w:pPr>
+            <w:r/>
             <w:r>
               <w:rPr>
-                <w:color w:val="1E293B"/>
-                <w:sz w:val="19"/>
+                <w:rFonts w:ascii="Calibri" w:hAnsi="Calibri"/>
+                <w:b w:val="0"/>
+                <w:color w:val="111111"/>
+                <w:sz w:val="20"/>
               </w:rPr>
               <w:t>Submit valid solution</w:t>
             </w:r>
@@ -3031,23 +2274,16 @@
         </w:tc>
         <w:tc>
           <w:tcPr>
-            <w:tcW w:type="dxa" w:w="3312"/>
-            <w:tcMar>
-              <w:top w:w="120" w:type="dxa"/>
-              <w:bottom w:w="120" w:type="dxa"/>
-              <w:left w:w="180" w:type="dxa"/>
-              <w:right w:w="180" w:type="dxa"/>
-            </w:tcMar>
-            <w:shd w:fill="FFFFFF"/>
+            <w:tcW w:type="dxa" w:w="2880"/>
           </w:tcPr>
           <w:p>
-            <w:pPr>
-              <w:spacing w:before="40" w:after="40"/>
-            </w:pPr>
+            <w:r/>
             <w:r>
               <w:rPr>
-                <w:color w:val="1E293B"/>
-                <w:sz w:val="19"/>
+                <w:rFonts w:ascii="Calibri" w:hAnsi="Calibri"/>
+                <w:b w:val="0"/>
+                <w:color w:val="111111"/>
+                <w:sz w:val="20"/>
               </w:rPr>
               <w:t>201, evaluation with 4 score dimensions</w:t>
             </w:r>
@@ -3057,23 +2293,16 @@
       <w:tr>
         <w:tc>
           <w:tcPr>
-            <w:tcW w:type="dxa" w:w="3312"/>
-            <w:tcMar>
-              <w:top w:w="120" w:type="dxa"/>
-              <w:bottom w:w="120" w:type="dxa"/>
-              <w:left w:w="180" w:type="dxa"/>
-              <w:right w:w="180" w:type="dxa"/>
-            </w:tcMar>
-            <w:shd w:fill="F8FAFC"/>
+            <w:tcW w:type="dxa" w:w="2880"/>
           </w:tcPr>
           <w:p>
-            <w:pPr>
-              <w:spacing w:before="40" w:after="40"/>
-            </w:pPr>
+            <w:r/>
             <w:r>
               <w:rPr>
-                <w:color w:val="1E293B"/>
-                <w:sz w:val="19"/>
+                <w:rFonts w:ascii="Calibri" w:hAnsi="Calibri"/>
+                <w:b w:val="0"/>
+                <w:color w:val="111111"/>
+                <w:sz w:val="20"/>
               </w:rPr>
               <w:t>CODE-03</w:t>
             </w:r>
@@ -3081,23 +2310,16 @@
         </w:tc>
         <w:tc>
           <w:tcPr>
-            <w:tcW w:type="dxa" w:w="3312"/>
-            <w:tcMar>
-              <w:top w:w="120" w:type="dxa"/>
-              <w:bottom w:w="120" w:type="dxa"/>
-              <w:left w:w="180" w:type="dxa"/>
-              <w:right w:w="180" w:type="dxa"/>
-            </w:tcMar>
-            <w:shd w:fill="F8FAFC"/>
+            <w:tcW w:type="dxa" w:w="2880"/>
           </w:tcPr>
           <w:p>
-            <w:pPr>
-              <w:spacing w:before="40" w:after="40"/>
-            </w:pPr>
+            <w:r/>
             <w:r>
               <w:rPr>
-                <w:color w:val="1E293B"/>
-                <w:sz w:val="19"/>
+                <w:rFonts w:ascii="Calibri" w:hAnsi="Calibri"/>
+                <w:b w:val="0"/>
+                <w:color w:val="111111"/>
+                <w:sz w:val="20"/>
               </w:rPr>
               <w:t>Correct solution scores high correctness</w:t>
             </w:r>
@@ -3105,23 +2327,16 @@
         </w:tc>
         <w:tc>
           <w:tcPr>
-            <w:tcW w:type="dxa" w:w="3312"/>
-            <w:tcMar>
-              <w:top w:w="120" w:type="dxa"/>
-              <w:bottom w:w="120" w:type="dxa"/>
-              <w:left w:w="180" w:type="dxa"/>
-              <w:right w:w="180" w:type="dxa"/>
-            </w:tcMar>
-            <w:shd w:fill="F8FAFC"/>
+            <w:tcW w:type="dxa" w:w="2880"/>
           </w:tcPr>
           <w:p>
-            <w:pPr>
-              <w:spacing w:before="40" w:after="40"/>
-            </w:pPr>
+            <w:r/>
             <w:r>
               <w:rPr>
-                <w:color w:val="1E293B"/>
-                <w:sz w:val="19"/>
+                <w:rFonts w:ascii="Calibri" w:hAnsi="Calibri"/>
+                <w:b w:val="0"/>
+                <w:color w:val="111111"/>
+                <w:sz w:val="20"/>
               </w:rPr>
               <w:t>correctness &gt; 75</w:t>
             </w:r>
@@ -3131,23 +2346,16 @@
       <w:tr>
         <w:tc>
           <w:tcPr>
-            <w:tcW w:type="dxa" w:w="3312"/>
-            <w:tcMar>
-              <w:top w:w="120" w:type="dxa"/>
-              <w:bottom w:w="120" w:type="dxa"/>
-              <w:left w:w="180" w:type="dxa"/>
-              <w:right w:w="180" w:type="dxa"/>
-            </w:tcMar>
-            <w:shd w:fill="FFFFFF"/>
+            <w:tcW w:type="dxa" w:w="2880"/>
           </w:tcPr>
           <w:p>
-            <w:pPr>
-              <w:spacing w:before="40" w:after="40"/>
-            </w:pPr>
+            <w:r/>
             <w:r>
               <w:rPr>
-                <w:color w:val="1E293B"/>
-                <w:sz w:val="19"/>
+                <w:rFonts w:ascii="Calibri" w:hAnsi="Calibri"/>
+                <w:b w:val="0"/>
+                <w:color w:val="111111"/>
+                <w:sz w:val="20"/>
               </w:rPr>
               <w:t>CODE-04</w:t>
             </w:r>
@@ -3155,23 +2363,16 @@
         </w:tc>
         <w:tc>
           <w:tcPr>
-            <w:tcW w:type="dxa" w:w="3312"/>
-            <w:tcMar>
-              <w:top w:w="120" w:type="dxa"/>
-              <w:bottom w:w="120" w:type="dxa"/>
-              <w:left w:w="180" w:type="dxa"/>
-              <w:right w:w="180" w:type="dxa"/>
-            </w:tcMar>
-            <w:shd w:fill="FFFFFF"/>
+            <w:tcW w:type="dxa" w:w="2880"/>
           </w:tcPr>
           <w:p>
-            <w:pPr>
-              <w:spacing w:before="40" w:after="40"/>
-            </w:pPr>
+            <w:r/>
             <w:r>
               <w:rPr>
-                <w:color w:val="1E293B"/>
-                <w:sz w:val="19"/>
+                <w:rFonts w:ascii="Calibri" w:hAnsi="Calibri"/>
+                <w:b w:val="0"/>
+                <w:color w:val="111111"/>
+                <w:sz w:val="20"/>
               </w:rPr>
               <w:t>Submission updates capability matrix</w:t>
             </w:r>
@@ -3179,23 +2380,16 @@
         </w:tc>
         <w:tc>
           <w:tcPr>
-            <w:tcW w:type="dxa" w:w="3312"/>
-            <w:tcMar>
-              <w:top w:w="120" w:type="dxa"/>
-              <w:bottom w:w="120" w:type="dxa"/>
-              <w:left w:w="180" w:type="dxa"/>
-              <w:right w:w="180" w:type="dxa"/>
-            </w:tcMar>
-            <w:shd w:fill="FFFFFF"/>
+            <w:tcW w:type="dxa" w:w="2880"/>
           </w:tcPr>
           <w:p>
-            <w:pPr>
-              <w:spacing w:before="40" w:after="40"/>
-            </w:pPr>
+            <w:r/>
             <w:r>
               <w:rPr>
-                <w:color w:val="1E293B"/>
-                <w:sz w:val="19"/>
+                <w:rFonts w:ascii="Calibri" w:hAnsi="Calibri"/>
+                <w:b w:val="0"/>
+                <w:color w:val="111111"/>
+                <w:sz w:val="20"/>
               </w:rPr>
               <w:t>matrix deltas applied</w:t>
             </w:r>
@@ -3205,23 +2399,16 @@
       <w:tr>
         <w:tc>
           <w:tcPr>
-            <w:tcW w:type="dxa" w:w="3312"/>
-            <w:tcMar>
-              <w:top w:w="120" w:type="dxa"/>
-              <w:bottom w:w="120" w:type="dxa"/>
-              <w:left w:w="180" w:type="dxa"/>
-              <w:right w:w="180" w:type="dxa"/>
-            </w:tcMar>
-            <w:shd w:fill="F8FAFC"/>
+            <w:tcW w:type="dxa" w:w="2880"/>
           </w:tcPr>
           <w:p>
-            <w:pPr>
-              <w:spacing w:before="40" w:after="40"/>
-            </w:pPr>
+            <w:r/>
             <w:r>
               <w:rPr>
-                <w:color w:val="1E293B"/>
-                <w:sz w:val="19"/>
+                <w:rFonts w:ascii="Calibri" w:hAnsi="Calibri"/>
+                <w:b w:val="0"/>
+                <w:color w:val="111111"/>
+                <w:sz w:val="20"/>
               </w:rPr>
               <w:t>CODE-05</w:t>
             </w:r>
@@ -3229,23 +2416,16 @@
         </w:tc>
         <w:tc>
           <w:tcPr>
-            <w:tcW w:type="dxa" w:w="3312"/>
-            <w:tcMar>
-              <w:top w:w="120" w:type="dxa"/>
-              <w:bottom w:w="120" w:type="dxa"/>
-              <w:left w:w="180" w:type="dxa"/>
-              <w:right w:w="180" w:type="dxa"/>
-            </w:tcMar>
-            <w:shd w:fill="F8FAFC"/>
+            <w:tcW w:type="dxa" w:w="2880"/>
           </w:tcPr>
           <w:p>
-            <w:pPr>
-              <w:spacing w:before="40" w:after="40"/>
-            </w:pPr>
+            <w:r/>
             <w:r>
               <w:rPr>
-                <w:color w:val="1E293B"/>
-                <w:sz w:val="19"/>
+                <w:rFonts w:ascii="Calibri" w:hAnsi="Calibri"/>
+                <w:b w:val="0"/>
+                <w:color w:val="111111"/>
+                <w:sz w:val="20"/>
               </w:rPr>
               <w:t>Unknown exercise id</w:t>
             </w:r>
@@ -3253,23 +2433,16 @@
         </w:tc>
         <w:tc>
           <w:tcPr>
-            <w:tcW w:type="dxa" w:w="3312"/>
-            <w:tcMar>
-              <w:top w:w="120" w:type="dxa"/>
-              <w:bottom w:w="120" w:type="dxa"/>
-              <w:left w:w="180" w:type="dxa"/>
-              <w:right w:w="180" w:type="dxa"/>
-            </w:tcMar>
-            <w:shd w:fill="F8FAFC"/>
+            <w:tcW w:type="dxa" w:w="2880"/>
           </w:tcPr>
           <w:p>
-            <w:pPr>
-              <w:spacing w:before="40" w:after="40"/>
-            </w:pPr>
+            <w:r/>
             <w:r>
               <w:rPr>
-                <w:color w:val="1E293B"/>
-                <w:sz w:val="19"/>
+                <w:rFonts w:ascii="Calibri" w:hAnsi="Calibri"/>
+                <w:b w:val="0"/>
+                <w:color w:val="111111"/>
+                <w:sz w:val="20"/>
               </w:rPr>
               <w:t>404 EXERCISE_NOT_FOUND</w:t>
             </w:r>
@@ -3280,48 +2453,42 @@
     <w:p/>
     <w:p>
       <w:pPr>
-        <w:spacing w:before="200" w:after="60"/>
+        <w:pStyle w:val="Heading2"/>
       </w:pPr>
       <w:r>
         <w:rPr>
+          <w:rFonts w:ascii="Calibri" w:hAnsi="Calibri"/>
           <w:b/>
-          <w:color w:val="2563EB"/>
-          <w:sz w:val="26"/>
+          <w:color w:val="000000"/>
+          <w:sz w:val="25"/>
         </w:rPr>
         <w:t>2.6 AI Mentor Chatbot</w:t>
       </w:r>
     </w:p>
     <w:tbl>
       <w:tblPr>
+        <w:tblStyle w:val="TableGrid"/>
         <w:tblW w:type="auto" w:w="0"/>
-        <w:jc w:val="center"/>
         <w:tblLook w:firstColumn="1" w:firstRow="1" w:lastColumn="0" w:lastRow="0" w:noHBand="0" w:noVBand="1" w:val="04A0"/>
       </w:tblPr>
       <w:tblGrid>
-        <w:gridCol w:w="3312"/>
-        <w:gridCol w:w="3312"/>
-        <w:gridCol w:w="3312"/>
+        <w:gridCol w:w="2880"/>
+        <w:gridCol w:w="2880"/>
+        <w:gridCol w:w="2880"/>
       </w:tblGrid>
       <w:tr>
         <w:tc>
           <w:tcPr>
-            <w:tcW w:type="dxa" w:w="3312"/>
-            <w:tcMar>
-              <w:top w:w="120" w:type="dxa"/>
-              <w:bottom w:w="120" w:type="dxa"/>
-              <w:left w:w="180" w:type="dxa"/>
-              <w:right w:w="180" w:type="dxa"/>
-            </w:tcMar>
-            <w:shd w:fill="0F172A"/>
+            <w:tcW w:type="dxa" w:w="2880"/>
+            <w:shd w:val="clear" w:fill="E7E6E6"/>
           </w:tcPr>
           <w:p>
-            <w:pPr>
-              <w:spacing w:before="40" w:after="40"/>
-            </w:pPr>
+            <w:r/>
             <w:r>
               <w:rPr>
+                <w:rFonts w:ascii="Calibri" w:hAnsi="Calibri"/>
                 <w:b/>
-                <w:color w:val="F8FAFC"/>
+                <w:color w:val="111111"/>
                 <w:sz w:val="20"/>
               </w:rPr>
               <w:t>ID</w:t>
@@ -3330,23 +2497,16 @@
         </w:tc>
         <w:tc>
           <w:tcPr>
-            <w:tcW w:type="dxa" w:w="3312"/>
-            <w:tcMar>
-              <w:top w:w="120" w:type="dxa"/>
-              <w:bottom w:w="120" w:type="dxa"/>
-              <w:left w:w="180" w:type="dxa"/>
-              <w:right w:w="180" w:type="dxa"/>
-            </w:tcMar>
-            <w:shd w:fill="0F172A"/>
+            <w:tcW w:type="dxa" w:w="2880"/>
+            <w:shd w:val="clear" w:fill="E7E6E6"/>
           </w:tcPr>
           <w:p>
-            <w:pPr>
-              <w:spacing w:before="40" w:after="40"/>
-            </w:pPr>
+            <w:r/>
             <w:r>
               <w:rPr>
+                <w:rFonts w:ascii="Calibri" w:hAnsi="Calibri"/>
                 <w:b/>
-                <w:color w:val="F8FAFC"/>
+                <w:color w:val="111111"/>
                 <w:sz w:val="20"/>
               </w:rPr>
               <w:t>Case</w:t>
@@ -3355,23 +2515,16 @@
         </w:tc>
         <w:tc>
           <w:tcPr>
-            <w:tcW w:type="dxa" w:w="3312"/>
-            <w:tcMar>
-              <w:top w:w="120" w:type="dxa"/>
-              <w:bottom w:w="120" w:type="dxa"/>
-              <w:left w:w="180" w:type="dxa"/>
-              <w:right w:w="180" w:type="dxa"/>
-            </w:tcMar>
-            <w:shd w:fill="0F172A"/>
+            <w:tcW w:type="dxa" w:w="2880"/>
+            <w:shd w:val="clear" w:fill="E7E6E6"/>
           </w:tcPr>
           <w:p>
-            <w:pPr>
-              <w:spacing w:before="40" w:after="40"/>
-            </w:pPr>
+            <w:r/>
             <w:r>
               <w:rPr>
+                <w:rFonts w:ascii="Calibri" w:hAnsi="Calibri"/>
                 <w:b/>
-                <w:color w:val="F8FAFC"/>
+                <w:color w:val="111111"/>
                 <w:sz w:val="20"/>
               </w:rPr>
               <w:t>Expected</w:t>
@@ -3382,23 +2535,16 @@
       <w:tr>
         <w:tc>
           <w:tcPr>
-            <w:tcW w:type="dxa" w:w="3312"/>
-            <w:tcMar>
-              <w:top w:w="120" w:type="dxa"/>
-              <w:bottom w:w="120" w:type="dxa"/>
-              <w:left w:w="180" w:type="dxa"/>
-              <w:right w:w="180" w:type="dxa"/>
-            </w:tcMar>
-            <w:shd w:fill="F8FAFC"/>
+            <w:tcW w:type="dxa" w:w="2880"/>
           </w:tcPr>
           <w:p>
-            <w:pPr>
-              <w:spacing w:before="40" w:after="40"/>
-            </w:pPr>
+            <w:r/>
             <w:r>
               <w:rPr>
-                <w:color w:val="1E293B"/>
-                <w:sz w:val="19"/>
+                <w:rFonts w:ascii="Calibri" w:hAnsi="Calibri"/>
+                <w:b w:val="0"/>
+                <w:color w:val="111111"/>
+                <w:sz w:val="20"/>
               </w:rPr>
               <w:t>CHAT-01</w:t>
             </w:r>
@@ -3406,23 +2552,16 @@
         </w:tc>
         <w:tc>
           <w:tcPr>
-            <w:tcW w:type="dxa" w:w="3312"/>
-            <w:tcMar>
-              <w:top w:w="120" w:type="dxa"/>
-              <w:bottom w:w="120" w:type="dxa"/>
-              <w:left w:w="180" w:type="dxa"/>
-              <w:right w:w="180" w:type="dxa"/>
-            </w:tcMar>
-            <w:shd w:fill="F8FAFC"/>
+            <w:tcW w:type="dxa" w:w="2880"/>
           </w:tcPr>
           <w:p>
-            <w:pPr>
-              <w:spacing w:before="40" w:after="40"/>
-            </w:pPr>
+            <w:r/>
             <w:r>
               <w:rPr>
-                <w:color w:val="1E293B"/>
-                <w:sz w:val="19"/>
+                <w:rFonts w:ascii="Calibri" w:hAnsi="Calibri"/>
+                <w:b w:val="0"/>
+                <w:color w:val="111111"/>
+                <w:sz w:val="20"/>
               </w:rPr>
               <w:t>Domain question ("What is recursion?")</w:t>
             </w:r>
@@ -3430,23 +2569,16 @@
         </w:tc>
         <w:tc>
           <w:tcPr>
-            <w:tcW w:type="dxa" w:w="3312"/>
-            <w:tcMar>
-              <w:top w:w="120" w:type="dxa"/>
-              <w:bottom w:w="120" w:type="dxa"/>
-              <w:left w:w="180" w:type="dxa"/>
-              <w:right w:w="180" w:type="dxa"/>
-            </w:tcMar>
-            <w:shd w:fill="F8FAFC"/>
+            <w:tcW w:type="dxa" w:w="2880"/>
           </w:tcPr>
           <w:p>
-            <w:pPr>
-              <w:spacing w:before="40" w:after="40"/>
-            </w:pPr>
+            <w:r/>
             <w:r>
               <w:rPr>
-                <w:color w:val="1E293B"/>
-                <w:sz w:val="19"/>
+                <w:rFonts w:ascii="Calibri" w:hAnsi="Calibri"/>
+                <w:b w:val="0"/>
+                <w:color w:val="111111"/>
+                <w:sz w:val="20"/>
               </w:rPr>
               <w:t>201, reply mentions base case, domain=algorithms</w:t>
             </w:r>
@@ -3456,23 +2588,16 @@
       <w:tr>
         <w:tc>
           <w:tcPr>
-            <w:tcW w:type="dxa" w:w="3312"/>
-            <w:tcMar>
-              <w:top w:w="120" w:type="dxa"/>
-              <w:bottom w:w="120" w:type="dxa"/>
-              <w:left w:w="180" w:type="dxa"/>
-              <w:right w:w="180" w:type="dxa"/>
-            </w:tcMar>
-            <w:shd w:fill="FFFFFF"/>
+            <w:tcW w:type="dxa" w:w="2880"/>
           </w:tcPr>
           <w:p>
-            <w:pPr>
-              <w:spacing w:before="40" w:after="40"/>
-            </w:pPr>
+            <w:r/>
             <w:r>
               <w:rPr>
-                <w:color w:val="1E293B"/>
-                <w:sz w:val="19"/>
+                <w:rFonts w:ascii="Calibri" w:hAnsi="Calibri"/>
+                <w:b w:val="0"/>
+                <w:color w:val="111111"/>
+                <w:sz w:val="20"/>
               </w:rPr>
               <w:t>CHAT-02</w:t>
             </w:r>
@@ -3480,23 +2605,16 @@
         </w:tc>
         <w:tc>
           <w:tcPr>
-            <w:tcW w:type="dxa" w:w="3312"/>
-            <w:tcMar>
-              <w:top w:w="120" w:type="dxa"/>
-              <w:bottom w:w="120" w:type="dxa"/>
-              <w:left w:w="180" w:type="dxa"/>
-              <w:right w:w="180" w:type="dxa"/>
-            </w:tcMar>
-            <w:shd w:fill="FFFFFF"/>
+            <w:tcW w:type="dxa" w:w="2880"/>
           </w:tcPr>
           <w:p>
-            <w:pPr>
-              <w:spacing w:before="40" w:after="40"/>
-            </w:pPr>
+            <w:r/>
             <w:r>
               <w:rPr>
-                <w:color w:val="1E293B"/>
-                <w:sz w:val="19"/>
+                <w:rFonts w:ascii="Calibri" w:hAnsi="Calibri"/>
+                <w:b w:val="0"/>
+                <w:color w:val="111111"/>
+                <w:sz w:val="20"/>
               </w:rPr>
               <w:t>Off-topic question</w:t>
             </w:r>
@@ -3504,23 +2622,16 @@
         </w:tc>
         <w:tc>
           <w:tcPr>
-            <w:tcW w:type="dxa" w:w="3312"/>
-            <w:tcMar>
-              <w:top w:w="120" w:type="dxa"/>
-              <w:bottom w:w="120" w:type="dxa"/>
-              <w:left w:w="180" w:type="dxa"/>
-              <w:right w:w="180" w:type="dxa"/>
-            </w:tcMar>
-            <w:shd w:fill="FFFFFF"/>
+            <w:tcW w:type="dxa" w:w="2880"/>
           </w:tcPr>
           <w:p>
-            <w:pPr>
-              <w:spacing w:before="40" w:after="40"/>
-            </w:pPr>
+            <w:r/>
             <w:r>
               <w:rPr>
-                <w:color w:val="1E293B"/>
-                <w:sz w:val="19"/>
+                <w:rFonts w:ascii="Calibri" w:hAnsi="Calibri"/>
+                <w:b w:val="0"/>
+                <w:color w:val="111111"/>
+                <w:sz w:val="20"/>
               </w:rPr>
               <w:t>201, graceful fallback reply</w:t>
             </w:r>
@@ -3530,23 +2641,16 @@
       <w:tr>
         <w:tc>
           <w:tcPr>
-            <w:tcW w:type="dxa" w:w="3312"/>
-            <w:tcMar>
-              <w:top w:w="120" w:type="dxa"/>
-              <w:bottom w:w="120" w:type="dxa"/>
-              <w:left w:w="180" w:type="dxa"/>
-              <w:right w:w="180" w:type="dxa"/>
-            </w:tcMar>
-            <w:shd w:fill="F8FAFC"/>
+            <w:tcW w:type="dxa" w:w="2880"/>
           </w:tcPr>
           <w:p>
-            <w:pPr>
-              <w:spacing w:before="40" w:after="40"/>
-            </w:pPr>
+            <w:r/>
             <w:r>
               <w:rPr>
-                <w:color w:val="1E293B"/>
-                <w:sz w:val="19"/>
+                <w:rFonts w:ascii="Calibri" w:hAnsi="Calibri"/>
+                <w:b w:val="0"/>
+                <w:color w:val="111111"/>
+                <w:sz w:val="20"/>
               </w:rPr>
               <w:t>CHAT-03</w:t>
             </w:r>
@@ -3554,23 +2658,16 @@
         </w:tc>
         <w:tc>
           <w:tcPr>
-            <w:tcW w:type="dxa" w:w="3312"/>
-            <w:tcMar>
-              <w:top w:w="120" w:type="dxa"/>
-              <w:bottom w:w="120" w:type="dxa"/>
-              <w:left w:w="180" w:type="dxa"/>
-              <w:right w:w="180" w:type="dxa"/>
-            </w:tcMar>
-            <w:shd w:fill="F8FAFC"/>
+            <w:tcW w:type="dxa" w:w="2880"/>
           </w:tcPr>
           <w:p>
-            <w:pPr>
-              <w:spacing w:before="40" w:after="40"/>
-            </w:pPr>
+            <w:r/>
             <w:r>
               <w:rPr>
-                <w:color w:val="1E293B"/>
-                <w:sz w:val="19"/>
+                <w:rFonts w:ascii="Calibri" w:hAnsi="Calibri"/>
+                <w:b w:val="0"/>
+                <w:color w:val="111111"/>
+                <w:sz w:val="20"/>
               </w:rPr>
               <w:t>Own history retrieval</w:t>
             </w:r>
@@ -3578,23 +2675,16 @@
         </w:tc>
         <w:tc>
           <w:tcPr>
-            <w:tcW w:type="dxa" w:w="3312"/>
-            <w:tcMar>
-              <w:top w:w="120" w:type="dxa"/>
-              <w:bottom w:w="120" w:type="dxa"/>
-              <w:left w:w="180" w:type="dxa"/>
-              <w:right w:w="180" w:type="dxa"/>
-            </w:tcMar>
-            <w:shd w:fill="F8FAFC"/>
+            <w:tcW w:type="dxa" w:w="2880"/>
           </w:tcPr>
           <w:p>
-            <w:pPr>
-              <w:spacing w:before="40" w:after="40"/>
-            </w:pPr>
+            <w:r/>
             <w:r>
               <w:rPr>
-                <w:color w:val="1E293B"/>
-                <w:sz w:val="19"/>
+                <w:rFonts w:ascii="Calibri" w:hAnsi="Calibri"/>
+                <w:b w:val="0"/>
+                <w:color w:val="111111"/>
+                <w:sz w:val="20"/>
               </w:rPr>
               <w:t>200 with prior messages</w:t>
             </w:r>
@@ -3604,23 +2694,16 @@
       <w:tr>
         <w:tc>
           <w:tcPr>
-            <w:tcW w:type="dxa" w:w="3312"/>
-            <w:tcMar>
-              <w:top w:w="120" w:type="dxa"/>
-              <w:bottom w:w="120" w:type="dxa"/>
-              <w:left w:w="180" w:type="dxa"/>
-              <w:right w:w="180" w:type="dxa"/>
-            </w:tcMar>
-            <w:shd w:fill="FFFFFF"/>
+            <w:tcW w:type="dxa" w:w="2880"/>
           </w:tcPr>
           <w:p>
-            <w:pPr>
-              <w:spacing w:before="40" w:after="40"/>
-            </w:pPr>
+            <w:r/>
             <w:r>
               <w:rPr>
-                <w:color w:val="1E293B"/>
-                <w:sz w:val="19"/>
+                <w:rFonts w:ascii="Calibri" w:hAnsi="Calibri"/>
+                <w:b w:val="0"/>
+                <w:color w:val="111111"/>
+                <w:sz w:val="20"/>
               </w:rPr>
               <w:t>CHAT-04</w:t>
             </w:r>
@@ -3628,23 +2711,16 @@
         </w:tc>
         <w:tc>
           <w:tcPr>
-            <w:tcW w:type="dxa" w:w="3312"/>
-            <w:tcMar>
-              <w:top w:w="120" w:type="dxa"/>
-              <w:bottom w:w="120" w:type="dxa"/>
-              <w:left w:w="180" w:type="dxa"/>
-              <w:right w:w="180" w:type="dxa"/>
-            </w:tcMar>
-            <w:shd w:fill="FFFFFF"/>
+            <w:tcW w:type="dxa" w:w="2880"/>
           </w:tcPr>
           <w:p>
-            <w:pPr>
-              <w:spacing w:before="40" w:after="40"/>
-            </w:pPr>
+            <w:r/>
             <w:r>
               <w:rPr>
-                <w:color w:val="1E293B"/>
-                <w:sz w:val="19"/>
+                <w:rFonts w:ascii="Calibri" w:hAnsi="Calibri"/>
+                <w:b w:val="0"/>
+                <w:color w:val="111111"/>
+                <w:sz w:val="20"/>
               </w:rPr>
               <w:t>Other user's history isolation</w:t>
             </w:r>
@@ -3652,23 +2728,16 @@
         </w:tc>
         <w:tc>
           <w:tcPr>
-            <w:tcW w:type="dxa" w:w="3312"/>
-            <w:tcMar>
-              <w:top w:w="120" w:type="dxa"/>
-              <w:bottom w:w="120" w:type="dxa"/>
-              <w:left w:w="180" w:type="dxa"/>
-              <w:right w:w="180" w:type="dxa"/>
-            </w:tcMar>
-            <w:shd w:fill="FFFFFF"/>
+            <w:tcW w:type="dxa" w:w="2880"/>
           </w:tcPr>
           <w:p>
-            <w:pPr>
-              <w:spacing w:before="40" w:after="40"/>
-            </w:pPr>
+            <w:r/>
             <w:r>
               <w:rPr>
-                <w:color w:val="1E293B"/>
-                <w:sz w:val="19"/>
+                <w:rFonts w:ascii="Calibri" w:hAnsi="Calibri"/>
+                <w:b w:val="0"/>
+                <w:color w:val="111111"/>
+                <w:sz w:val="20"/>
               </w:rPr>
               <w:t>0 messages (no cross-user leak)</w:t>
             </w:r>
@@ -3678,23 +2747,16 @@
       <w:tr>
         <w:tc>
           <w:tcPr>
-            <w:tcW w:type="dxa" w:w="3312"/>
-            <w:tcMar>
-              <w:top w:w="120" w:type="dxa"/>
-              <w:bottom w:w="120" w:type="dxa"/>
-              <w:left w:w="180" w:type="dxa"/>
-              <w:right w:w="180" w:type="dxa"/>
-            </w:tcMar>
-            <w:shd w:fill="F8FAFC"/>
+            <w:tcW w:type="dxa" w:w="2880"/>
           </w:tcPr>
           <w:p>
-            <w:pPr>
-              <w:spacing w:before="40" w:after="40"/>
-            </w:pPr>
+            <w:r/>
             <w:r>
               <w:rPr>
-                <w:color w:val="1E293B"/>
-                <w:sz w:val="19"/>
+                <w:rFonts w:ascii="Calibri" w:hAnsi="Calibri"/>
+                <w:b w:val="0"/>
+                <w:color w:val="111111"/>
+                <w:sz w:val="20"/>
               </w:rPr>
               <w:t>CHAT-05</w:t>
             </w:r>
@@ -3702,23 +2764,16 @@
         </w:tc>
         <w:tc>
           <w:tcPr>
-            <w:tcW w:type="dxa" w:w="3312"/>
-            <w:tcMar>
-              <w:top w:w="120" w:type="dxa"/>
-              <w:bottom w:w="120" w:type="dxa"/>
-              <w:left w:w="180" w:type="dxa"/>
-              <w:right w:w="180" w:type="dxa"/>
-            </w:tcMar>
-            <w:shd w:fill="F8FAFC"/>
+            <w:tcW w:type="dxa" w:w="2880"/>
           </w:tcPr>
           <w:p>
-            <w:pPr>
-              <w:spacing w:before="40" w:after="40"/>
-            </w:pPr>
+            <w:r/>
             <w:r>
               <w:rPr>
-                <w:color w:val="1E293B"/>
-                <w:sz w:val="19"/>
+                <w:rFonts w:ascii="Calibri" w:hAnsi="Calibri"/>
+                <w:b w:val="0"/>
+                <w:color w:val="111111"/>
+                <w:sz w:val="20"/>
               </w:rPr>
               <w:t>Unauthenticated chat</w:t>
             </w:r>
@@ -3726,23 +2781,16 @@
         </w:tc>
         <w:tc>
           <w:tcPr>
-            <w:tcW w:type="dxa" w:w="3312"/>
-            <w:tcMar>
-              <w:top w:w="120" w:type="dxa"/>
-              <w:bottom w:w="120" w:type="dxa"/>
-              <w:left w:w="180" w:type="dxa"/>
-              <w:right w:w="180" w:type="dxa"/>
-            </w:tcMar>
-            <w:shd w:fill="F8FAFC"/>
+            <w:tcW w:type="dxa" w:w="2880"/>
           </w:tcPr>
           <w:p>
-            <w:pPr>
-              <w:spacing w:before="40" w:after="40"/>
-            </w:pPr>
+            <w:r/>
             <w:r>
               <w:rPr>
-                <w:color w:val="1E293B"/>
-                <w:sz w:val="19"/>
+                <w:rFonts w:ascii="Calibri" w:hAnsi="Calibri"/>
+                <w:b w:val="0"/>
+                <w:color w:val="111111"/>
+                <w:sz w:val="20"/>
               </w:rPr>
               <w:t>401</w:t>
             </w:r>
@@ -3752,23 +2800,16 @@
       <w:tr>
         <w:tc>
           <w:tcPr>
-            <w:tcW w:type="dxa" w:w="3312"/>
-            <w:tcMar>
-              <w:top w:w="120" w:type="dxa"/>
-              <w:bottom w:w="120" w:type="dxa"/>
-              <w:left w:w="180" w:type="dxa"/>
-              <w:right w:w="180" w:type="dxa"/>
-            </w:tcMar>
-            <w:shd w:fill="FFFFFF"/>
+            <w:tcW w:type="dxa" w:w="2880"/>
           </w:tcPr>
           <w:p>
-            <w:pPr>
-              <w:spacing w:before="40" w:after="40"/>
-            </w:pPr>
+            <w:r/>
             <w:r>
               <w:rPr>
-                <w:color w:val="1E293B"/>
-                <w:sz w:val="19"/>
+                <w:rFonts w:ascii="Calibri" w:hAnsi="Calibri"/>
+                <w:b w:val="0"/>
+                <w:color w:val="111111"/>
+                <w:sz w:val="20"/>
               </w:rPr>
               <w:t>CHAT-06</w:t>
             </w:r>
@@ -3776,23 +2817,16 @@
         </w:tc>
         <w:tc>
           <w:tcPr>
-            <w:tcW w:type="dxa" w:w="3312"/>
-            <w:tcMar>
-              <w:top w:w="120" w:type="dxa"/>
-              <w:bottom w:w="120" w:type="dxa"/>
-              <w:left w:w="180" w:type="dxa"/>
-              <w:right w:w="180" w:type="dxa"/>
-            </w:tcMar>
-            <w:shd w:fill="FFFFFF"/>
+            <w:tcW w:type="dxa" w:w="2880"/>
           </w:tcPr>
           <w:p>
-            <w:pPr>
-              <w:spacing w:before="40" w:after="40"/>
-            </w:pPr>
+            <w:r/>
             <w:r>
               <w:rPr>
-                <w:color w:val="1E293B"/>
-                <w:sz w:val="19"/>
+                <w:rFonts w:ascii="Calibri" w:hAnsi="Calibri"/>
+                <w:b w:val="0"/>
+                <w:color w:val="111111"/>
+                <w:sz w:val="20"/>
               </w:rPr>
               <w:t>Clear history</w:t>
             </w:r>
@@ -3800,23 +2834,16 @@
         </w:tc>
         <w:tc>
           <w:tcPr>
-            <w:tcW w:type="dxa" w:w="3312"/>
-            <w:tcMar>
-              <w:top w:w="120" w:type="dxa"/>
-              <w:bottom w:w="120" w:type="dxa"/>
-              <w:left w:w="180" w:type="dxa"/>
-              <w:right w:w="180" w:type="dxa"/>
-            </w:tcMar>
-            <w:shd w:fill="FFFFFF"/>
+            <w:tcW w:type="dxa" w:w="2880"/>
           </w:tcPr>
           <w:p>
-            <w:pPr>
-              <w:spacing w:before="40" w:after="40"/>
-            </w:pPr>
+            <w:r/>
             <w:r>
               <w:rPr>
-                <w:color w:val="1E293B"/>
-                <w:sz w:val="19"/>
+                <w:rFonts w:ascii="Calibri" w:hAnsi="Calibri"/>
+                <w:b w:val="0"/>
+                <w:color w:val="111111"/>
+                <w:sz w:val="20"/>
               </w:rPr>
               <w:t>200, history emptied</w:t>
             </w:r>
@@ -3827,48 +2854,42 @@
     <w:p/>
     <w:p>
       <w:pPr>
-        <w:spacing w:before="200" w:after="60"/>
+        <w:pStyle w:val="Heading2"/>
       </w:pPr>
       <w:r>
         <w:rPr>
+          <w:rFonts w:ascii="Calibri" w:hAnsi="Calibri"/>
           <w:b/>
-          <w:color w:val="2563EB"/>
-          <w:sz w:val="26"/>
+          <w:color w:val="000000"/>
+          <w:sz w:val="25"/>
         </w:rPr>
         <w:t>2.7 Subscription &amp; Premium Features</w:t>
       </w:r>
     </w:p>
     <w:tbl>
       <w:tblPr>
+        <w:tblStyle w:val="TableGrid"/>
         <w:tblW w:type="auto" w:w="0"/>
-        <w:jc w:val="center"/>
         <w:tblLook w:firstColumn="1" w:firstRow="1" w:lastColumn="0" w:lastRow="0" w:noHBand="0" w:noVBand="1" w:val="04A0"/>
       </w:tblPr>
       <w:tblGrid>
-        <w:gridCol w:w="3312"/>
-        <w:gridCol w:w="3312"/>
-        <w:gridCol w:w="3312"/>
+        <w:gridCol w:w="2880"/>
+        <w:gridCol w:w="2880"/>
+        <w:gridCol w:w="2880"/>
       </w:tblGrid>
       <w:tr>
         <w:tc>
           <w:tcPr>
-            <w:tcW w:type="dxa" w:w="3312"/>
-            <w:tcMar>
-              <w:top w:w="120" w:type="dxa"/>
-              <w:bottom w:w="120" w:type="dxa"/>
-              <w:left w:w="180" w:type="dxa"/>
-              <w:right w:w="180" w:type="dxa"/>
-            </w:tcMar>
-            <w:shd w:fill="0F172A"/>
+            <w:tcW w:type="dxa" w:w="2880"/>
+            <w:shd w:val="clear" w:fill="E7E6E6"/>
           </w:tcPr>
           <w:p>
-            <w:pPr>
-              <w:spacing w:before="40" w:after="40"/>
-            </w:pPr>
+            <w:r/>
             <w:r>
               <w:rPr>
+                <w:rFonts w:ascii="Calibri" w:hAnsi="Calibri"/>
                 <w:b/>
-                <w:color w:val="F8FAFC"/>
+                <w:color w:val="111111"/>
                 <w:sz w:val="20"/>
               </w:rPr>
               <w:t>ID</w:t>
@@ -3877,23 +2898,16 @@
         </w:tc>
         <w:tc>
           <w:tcPr>
-            <w:tcW w:type="dxa" w:w="3312"/>
-            <w:tcMar>
-              <w:top w:w="120" w:type="dxa"/>
-              <w:bottom w:w="120" w:type="dxa"/>
-              <w:left w:w="180" w:type="dxa"/>
-              <w:right w:w="180" w:type="dxa"/>
-            </w:tcMar>
-            <w:shd w:fill="0F172A"/>
+            <w:tcW w:type="dxa" w:w="2880"/>
+            <w:shd w:val="clear" w:fill="E7E6E6"/>
           </w:tcPr>
           <w:p>
-            <w:pPr>
-              <w:spacing w:before="40" w:after="40"/>
-            </w:pPr>
+            <w:r/>
             <w:r>
               <w:rPr>
+                <w:rFonts w:ascii="Calibri" w:hAnsi="Calibri"/>
                 <w:b/>
-                <w:color w:val="F8FAFC"/>
+                <w:color w:val="111111"/>
                 <w:sz w:val="20"/>
               </w:rPr>
               <w:t>Case</w:t>
@@ -3902,23 +2916,16 @@
         </w:tc>
         <w:tc>
           <w:tcPr>
-            <w:tcW w:type="dxa" w:w="3312"/>
-            <w:tcMar>
-              <w:top w:w="120" w:type="dxa"/>
-              <w:bottom w:w="120" w:type="dxa"/>
-              <w:left w:w="180" w:type="dxa"/>
-              <w:right w:w="180" w:type="dxa"/>
-            </w:tcMar>
-            <w:shd w:fill="0F172A"/>
+            <w:tcW w:type="dxa" w:w="2880"/>
+            <w:shd w:val="clear" w:fill="E7E6E6"/>
           </w:tcPr>
           <w:p>
-            <w:pPr>
-              <w:spacing w:before="40" w:after="40"/>
-            </w:pPr>
+            <w:r/>
             <w:r>
               <w:rPr>
+                <w:rFonts w:ascii="Calibri" w:hAnsi="Calibri"/>
                 <w:b/>
-                <w:color w:val="F8FAFC"/>
+                <w:color w:val="111111"/>
                 <w:sz w:val="20"/>
               </w:rPr>
               <w:t>Expected</w:t>
@@ -3929,23 +2936,16 @@
       <w:tr>
         <w:tc>
           <w:tcPr>
-            <w:tcW w:type="dxa" w:w="3312"/>
-            <w:tcMar>
-              <w:top w:w="120" w:type="dxa"/>
-              <w:bottom w:w="120" w:type="dxa"/>
-              <w:left w:w="180" w:type="dxa"/>
-              <w:right w:w="180" w:type="dxa"/>
-            </w:tcMar>
-            <w:shd w:fill="F8FAFC"/>
+            <w:tcW w:type="dxa" w:w="2880"/>
           </w:tcPr>
           <w:p>
-            <w:pPr>
-              <w:spacing w:before="40" w:after="40"/>
-            </w:pPr>
+            <w:r/>
             <w:r>
               <w:rPr>
-                <w:color w:val="1E293B"/>
-                <w:sz w:val="19"/>
+                <w:rFonts w:ascii="Calibri" w:hAnsi="Calibri"/>
+                <w:b w:val="0"/>
+                <w:color w:val="111111"/>
+                <w:sz w:val="20"/>
               </w:rPr>
               <w:t>PREM-01</w:t>
             </w:r>
@@ -3953,23 +2953,16 @@
         </w:tc>
         <w:tc>
           <w:tcPr>
-            <w:tcW w:type="dxa" w:w="3312"/>
-            <w:tcMar>
-              <w:top w:w="120" w:type="dxa"/>
-              <w:bottom w:w="120" w:type="dxa"/>
-              <w:left w:w="180" w:type="dxa"/>
-              <w:right w:w="180" w:type="dxa"/>
-            </w:tcMar>
-            <w:shd w:fill="F8FAFC"/>
+            <w:tcW w:type="dxa" w:w="2880"/>
           </w:tcPr>
           <w:p>
-            <w:pPr>
-              <w:spacing w:before="40" w:after="40"/>
-            </w:pPr>
+            <w:r/>
             <w:r>
               <w:rPr>
-                <w:color w:val="1E293B"/>
-                <w:sz w:val="19"/>
+                <w:rFonts w:ascii="Calibri" w:hAnsi="Calibri"/>
+                <w:b w:val="0"/>
+                <w:color w:val="111111"/>
+                <w:sz w:val="20"/>
               </w:rPr>
               <w:t>Free user → /premium/memory</w:t>
             </w:r>
@@ -3977,23 +2970,16 @@
         </w:tc>
         <w:tc>
           <w:tcPr>
-            <w:tcW w:type="dxa" w:w="3312"/>
-            <w:tcMar>
-              <w:top w:w="120" w:type="dxa"/>
-              <w:bottom w:w="120" w:type="dxa"/>
-              <w:left w:w="180" w:type="dxa"/>
-              <w:right w:w="180" w:type="dxa"/>
-            </w:tcMar>
-            <w:shd w:fill="F8FAFC"/>
+            <w:tcW w:type="dxa" w:w="2880"/>
           </w:tcPr>
           <w:p>
-            <w:pPr>
-              <w:spacing w:before="40" w:after="40"/>
-            </w:pPr>
+            <w:r/>
             <w:r>
               <w:rPr>
-                <w:color w:val="1E293B"/>
-                <w:sz w:val="19"/>
+                <w:rFonts w:ascii="Calibri" w:hAnsi="Calibri"/>
+                <w:b w:val="0"/>
+                <w:color w:val="111111"/>
+                <w:sz w:val="20"/>
               </w:rPr>
               <w:t>402 PREMIUM_REQUIRED</w:t>
             </w:r>
@@ -4003,23 +2989,16 @@
       <w:tr>
         <w:tc>
           <w:tcPr>
-            <w:tcW w:type="dxa" w:w="3312"/>
-            <w:tcMar>
-              <w:top w:w="120" w:type="dxa"/>
-              <w:bottom w:w="120" w:type="dxa"/>
-              <w:left w:w="180" w:type="dxa"/>
-              <w:right w:w="180" w:type="dxa"/>
-            </w:tcMar>
-            <w:shd w:fill="FFFFFF"/>
+            <w:tcW w:type="dxa" w:w="2880"/>
           </w:tcPr>
           <w:p>
-            <w:pPr>
-              <w:spacing w:before="40" w:after="40"/>
-            </w:pPr>
+            <w:r/>
             <w:r>
               <w:rPr>
-                <w:color w:val="1E293B"/>
-                <w:sz w:val="19"/>
+                <w:rFonts w:ascii="Calibri" w:hAnsi="Calibri"/>
+                <w:b w:val="0"/>
+                <w:color w:val="111111"/>
+                <w:sz w:val="20"/>
               </w:rPr>
               <w:t>PREM-02</w:t>
             </w:r>
@@ -4027,23 +3006,16 @@
         </w:tc>
         <w:tc>
           <w:tcPr>
-            <w:tcW w:type="dxa" w:w="3312"/>
-            <w:tcMar>
-              <w:top w:w="120" w:type="dxa"/>
-              <w:bottom w:w="120" w:type="dxa"/>
-              <w:left w:w="180" w:type="dxa"/>
-              <w:right w:w="180" w:type="dxa"/>
-            </w:tcMar>
-            <w:shd w:fill="FFFFFF"/>
+            <w:tcW w:type="dxa" w:w="2880"/>
           </w:tcPr>
           <w:p>
-            <w:pPr>
-              <w:spacing w:before="40" w:after="40"/>
-            </w:pPr>
+            <w:r/>
             <w:r>
               <w:rPr>
-                <w:color w:val="1E293B"/>
-                <w:sz w:val="19"/>
+                <w:rFonts w:ascii="Calibri" w:hAnsi="Calibri"/>
+                <w:b w:val="0"/>
+                <w:color w:val="111111"/>
+                <w:sz w:val="20"/>
               </w:rPr>
               <w:t>Free user → /premium/dna</w:t>
             </w:r>
@@ -4051,23 +3023,16 @@
         </w:tc>
         <w:tc>
           <w:tcPr>
-            <w:tcW w:type="dxa" w:w="3312"/>
-            <w:tcMar>
-              <w:top w:w="120" w:type="dxa"/>
-              <w:bottom w:w="120" w:type="dxa"/>
-              <w:left w:w="180" w:type="dxa"/>
-              <w:right w:w="180" w:type="dxa"/>
-            </w:tcMar>
-            <w:shd w:fill="FFFFFF"/>
+            <w:tcW w:type="dxa" w:w="2880"/>
           </w:tcPr>
           <w:p>
-            <w:pPr>
-              <w:spacing w:before="40" w:after="40"/>
-            </w:pPr>
+            <w:r/>
             <w:r>
               <w:rPr>
-                <w:color w:val="1E293B"/>
-                <w:sz w:val="19"/>
+                <w:rFonts w:ascii="Calibri" w:hAnsi="Calibri"/>
+                <w:b w:val="0"/>
+                <w:color w:val="111111"/>
+                <w:sz w:val="20"/>
               </w:rPr>
               <w:t>200, locked=true teaser</w:t>
             </w:r>
@@ -4077,23 +3042,16 @@
       <w:tr>
         <w:tc>
           <w:tcPr>
-            <w:tcW w:type="dxa" w:w="3312"/>
-            <w:tcMar>
-              <w:top w:w="120" w:type="dxa"/>
-              <w:bottom w:w="120" w:type="dxa"/>
-              <w:left w:w="180" w:type="dxa"/>
-              <w:right w:w="180" w:type="dxa"/>
-            </w:tcMar>
-            <w:shd w:fill="F8FAFC"/>
+            <w:tcW w:type="dxa" w:w="2880"/>
           </w:tcPr>
           <w:p>
-            <w:pPr>
-              <w:spacing w:before="40" w:after="40"/>
-            </w:pPr>
+            <w:r/>
             <w:r>
               <w:rPr>
-                <w:color w:val="1E293B"/>
-                <w:sz w:val="19"/>
+                <w:rFonts w:ascii="Calibri" w:hAnsi="Calibri"/>
+                <w:b w:val="0"/>
+                <w:color w:val="111111"/>
+                <w:sz w:val="20"/>
               </w:rPr>
               <w:t>PREM-03</w:t>
             </w:r>
@@ -4101,23 +3059,16 @@
         </w:tc>
         <w:tc>
           <w:tcPr>
-            <w:tcW w:type="dxa" w:w="3312"/>
-            <w:tcMar>
-              <w:top w:w="120" w:type="dxa"/>
-              <w:bottom w:w="120" w:type="dxa"/>
-              <w:left w:w="180" w:type="dxa"/>
-              <w:right w:w="180" w:type="dxa"/>
-            </w:tcMar>
-            <w:shd w:fill="F8FAFC"/>
+            <w:tcW w:type="dxa" w:w="2880"/>
           </w:tcPr>
           <w:p>
-            <w:pPr>
-              <w:spacing w:before="40" w:after="40"/>
-            </w:pPr>
+            <w:r/>
             <w:r>
               <w:rPr>
-                <w:color w:val="1E293B"/>
-                <w:sz w:val="19"/>
+                <w:rFonts w:ascii="Calibri" w:hAnsi="Calibri"/>
+                <w:b w:val="0"/>
+                <w:color w:val="111111"/>
+                <w:sz w:val="20"/>
               </w:rPr>
               <w:t>Upgrade to premium</w:t>
             </w:r>
@@ -4125,23 +3076,16 @@
         </w:tc>
         <w:tc>
           <w:tcPr>
-            <w:tcW w:type="dxa" w:w="3312"/>
-            <w:tcMar>
-              <w:top w:w="120" w:type="dxa"/>
-              <w:bottom w:w="120" w:type="dxa"/>
-              <w:left w:w="180" w:type="dxa"/>
-              <w:right w:w="180" w:type="dxa"/>
-            </w:tcMar>
-            <w:shd w:fill="F8FAFC"/>
+            <w:tcW w:type="dxa" w:w="2880"/>
           </w:tcPr>
           <w:p>
-            <w:pPr>
-              <w:spacing w:before="40" w:after="40"/>
-            </w:pPr>
+            <w:r/>
             <w:r>
               <w:rPr>
-                <w:color w:val="1E293B"/>
-                <w:sz w:val="19"/>
+                <w:rFonts w:ascii="Calibri" w:hAnsi="Calibri"/>
+                <w:b w:val="0"/>
+                <w:color w:val="111111"/>
+                <w:sz w:val="20"/>
               </w:rPr>
               <w:t>200, plan=premium, new tokens</w:t>
             </w:r>
@@ -4151,23 +3095,16 @@
       <w:tr>
         <w:tc>
           <w:tcPr>
-            <w:tcW w:type="dxa" w:w="3312"/>
-            <w:tcMar>
-              <w:top w:w="120" w:type="dxa"/>
-              <w:bottom w:w="120" w:type="dxa"/>
-              <w:left w:w="180" w:type="dxa"/>
-              <w:right w:w="180" w:type="dxa"/>
-            </w:tcMar>
-            <w:shd w:fill="FFFFFF"/>
+            <w:tcW w:type="dxa" w:w="2880"/>
           </w:tcPr>
           <w:p>
-            <w:pPr>
-              <w:spacing w:before="40" w:after="40"/>
-            </w:pPr>
+            <w:r/>
             <w:r>
               <w:rPr>
-                <w:color w:val="1E293B"/>
-                <w:sz w:val="19"/>
+                <w:rFonts w:ascii="Calibri" w:hAnsi="Calibri"/>
+                <w:b w:val="0"/>
+                <w:color w:val="111111"/>
+                <w:sz w:val="20"/>
               </w:rPr>
               <w:t>PREM-04</w:t>
             </w:r>
@@ -4175,23 +3112,16 @@
         </w:tc>
         <w:tc>
           <w:tcPr>
-            <w:tcW w:type="dxa" w:w="3312"/>
-            <w:tcMar>
-              <w:top w:w="120" w:type="dxa"/>
-              <w:bottom w:w="120" w:type="dxa"/>
-              <w:left w:w="180" w:type="dxa"/>
-              <w:right w:w="180" w:type="dxa"/>
-            </w:tcMar>
-            <w:shd w:fill="FFFFFF"/>
+            <w:tcW w:type="dxa" w:w="2880"/>
           </w:tcPr>
           <w:p>
-            <w:pPr>
-              <w:spacing w:before="40" w:after="40"/>
-            </w:pPr>
+            <w:r/>
             <w:r>
               <w:rPr>
-                <w:color w:val="1E293B"/>
-                <w:sz w:val="19"/>
+                <w:rFonts w:ascii="Calibri" w:hAnsi="Calibri"/>
+                <w:b w:val="0"/>
+                <w:color w:val="111111"/>
+                <w:sz w:val="20"/>
               </w:rPr>
               <w:t>Repeat upgrade</w:t>
             </w:r>
@@ -4199,23 +3129,16 @@
         </w:tc>
         <w:tc>
           <w:tcPr>
-            <w:tcW w:type="dxa" w:w="3312"/>
-            <w:tcMar>
-              <w:top w:w="120" w:type="dxa"/>
-              <w:bottom w:w="120" w:type="dxa"/>
-              <w:left w:w="180" w:type="dxa"/>
-              <w:right w:w="180" w:type="dxa"/>
-            </w:tcMar>
-            <w:shd w:fill="FFFFFF"/>
+            <w:tcW w:type="dxa" w:w="2880"/>
           </w:tcPr>
           <w:p>
-            <w:pPr>
-              <w:spacing w:before="40" w:after="40"/>
-            </w:pPr>
+            <w:r/>
             <w:r>
               <w:rPr>
-                <w:color w:val="1E293B"/>
-                <w:sz w:val="19"/>
+                <w:rFonts w:ascii="Calibri" w:hAnsi="Calibri"/>
+                <w:b w:val="0"/>
+                <w:color w:val="111111"/>
+                <w:sz w:val="20"/>
               </w:rPr>
               <w:t>409 ALREADY_PREMIUM</w:t>
             </w:r>
@@ -4225,23 +3148,16 @@
       <w:tr>
         <w:tc>
           <w:tcPr>
-            <w:tcW w:type="dxa" w:w="3312"/>
-            <w:tcMar>
-              <w:top w:w="120" w:type="dxa"/>
-              <w:bottom w:w="120" w:type="dxa"/>
-              <w:left w:w="180" w:type="dxa"/>
-              <w:right w:w="180" w:type="dxa"/>
-            </w:tcMar>
-            <w:shd w:fill="F8FAFC"/>
+            <w:tcW w:type="dxa" w:w="2880"/>
           </w:tcPr>
           <w:p>
-            <w:pPr>
-              <w:spacing w:before="40" w:after="40"/>
-            </w:pPr>
+            <w:r/>
             <w:r>
               <w:rPr>
-                <w:color w:val="1E293B"/>
-                <w:sz w:val="19"/>
+                <w:rFonts w:ascii="Calibri" w:hAnsi="Calibri"/>
+                <w:b w:val="0"/>
+                <w:color w:val="111111"/>
+                <w:sz w:val="20"/>
               </w:rPr>
               <w:t>PREM-05</w:t>
             </w:r>
@@ -4249,23 +3165,16 @@
         </w:tc>
         <w:tc>
           <w:tcPr>
-            <w:tcW w:type="dxa" w:w="3312"/>
-            <w:tcMar>
-              <w:top w:w="120" w:type="dxa"/>
-              <w:bottom w:w="120" w:type="dxa"/>
-              <w:left w:w="180" w:type="dxa"/>
-              <w:right w:w="180" w:type="dxa"/>
-            </w:tcMar>
-            <w:shd w:fill="F8FAFC"/>
+            <w:tcW w:type="dxa" w:w="2880"/>
           </w:tcPr>
           <w:p>
-            <w:pPr>
-              <w:spacing w:before="40" w:after="40"/>
-            </w:pPr>
+            <w:r/>
             <w:r>
               <w:rPr>
-                <w:color w:val="1E293B"/>
-                <w:sz w:val="19"/>
+                <w:rFonts w:ascii="Calibri" w:hAnsi="Calibri"/>
+                <w:b w:val="0"/>
+                <w:color w:val="111111"/>
+                <w:sz w:val="20"/>
               </w:rPr>
               <w:t>Premium → /premium/memory</w:t>
             </w:r>
@@ -4273,23 +3182,16 @@
         </w:tc>
         <w:tc>
           <w:tcPr>
-            <w:tcW w:type="dxa" w:w="3312"/>
-            <w:tcMar>
-              <w:top w:w="120" w:type="dxa"/>
-              <w:bottom w:w="120" w:type="dxa"/>
-              <w:left w:w="180" w:type="dxa"/>
-              <w:right w:w="180" w:type="dxa"/>
-            </w:tcMar>
-            <w:shd w:fill="F8FAFC"/>
+            <w:tcW w:type="dxa" w:w="2880"/>
           </w:tcPr>
           <w:p>
-            <w:pPr>
-              <w:spacing w:before="40" w:after="40"/>
-            </w:pPr>
+            <w:r/>
             <w:r>
               <w:rPr>
-                <w:color w:val="1E293B"/>
-                <w:sz w:val="19"/>
+                <w:rFonts w:ascii="Calibri" w:hAnsi="Calibri"/>
+                <w:b w:val="0"/>
+                <w:color w:val="111111"/>
+                <w:sz w:val="20"/>
               </w:rPr>
               <w:t>200 with domains + forecast</w:t>
             </w:r>
@@ -4299,23 +3201,16 @@
       <w:tr>
         <w:tc>
           <w:tcPr>
-            <w:tcW w:type="dxa" w:w="3312"/>
-            <w:tcMar>
-              <w:top w:w="120" w:type="dxa"/>
-              <w:bottom w:w="120" w:type="dxa"/>
-              <w:left w:w="180" w:type="dxa"/>
-              <w:right w:w="180" w:type="dxa"/>
-            </w:tcMar>
-            <w:shd w:fill="FFFFFF"/>
+            <w:tcW w:type="dxa" w:w="2880"/>
           </w:tcPr>
           <w:p>
-            <w:pPr>
-              <w:spacing w:before="40" w:after="40"/>
-            </w:pPr>
+            <w:r/>
             <w:r>
               <w:rPr>
-                <w:color w:val="1E293B"/>
-                <w:sz w:val="19"/>
+                <w:rFonts w:ascii="Calibri" w:hAnsi="Calibri"/>
+                <w:b w:val="0"/>
+                <w:color w:val="111111"/>
+                <w:sz w:val="20"/>
               </w:rPr>
               <w:t>PREM-06</w:t>
             </w:r>
@@ -4323,23 +3218,16 @@
         </w:tc>
         <w:tc>
           <w:tcPr>
-            <w:tcW w:type="dxa" w:w="3312"/>
-            <w:tcMar>
-              <w:top w:w="120" w:type="dxa"/>
-              <w:bottom w:w="120" w:type="dxa"/>
-              <w:left w:w="180" w:type="dxa"/>
-              <w:right w:w="180" w:type="dxa"/>
-            </w:tcMar>
-            <w:shd w:fill="FFFFFF"/>
+            <w:tcW w:type="dxa" w:w="2880"/>
           </w:tcPr>
           <w:p>
-            <w:pPr>
-              <w:spacing w:before="40" w:after="40"/>
-            </w:pPr>
+            <w:r/>
             <w:r>
               <w:rPr>
-                <w:color w:val="1E293B"/>
-                <w:sz w:val="19"/>
+                <w:rFonts w:ascii="Calibri" w:hAnsi="Calibri"/>
+                <w:b w:val="0"/>
+                <w:color w:val="111111"/>
+                <w:sz w:val="20"/>
               </w:rPr>
               <w:t>Rescue review start → 2 answers</w:t>
             </w:r>
@@ -4347,23 +3235,16 @@
         </w:tc>
         <w:tc>
           <w:tcPr>
-            <w:tcW w:type="dxa" w:w="3312"/>
-            <w:tcMar>
-              <w:top w:w="120" w:type="dxa"/>
-              <w:bottom w:w="120" w:type="dxa"/>
-              <w:left w:w="180" w:type="dxa"/>
-              <w:right w:w="180" w:type="dxa"/>
-            </w:tcMar>
-            <w:shd w:fill="FFFFFF"/>
+            <w:tcW w:type="dxa" w:w="2880"/>
           </w:tcPr>
           <w:p>
-            <w:pPr>
-              <w:spacing w:before="40" w:after="40"/>
-            </w:pPr>
+            <w:r/>
             <w:r>
               <w:rPr>
-                <w:color w:val="1E293B"/>
-                <w:sz w:val="19"/>
+                <w:rFonts w:ascii="Calibri" w:hAnsi="Calibri"/>
+                <w:b w:val="0"/>
+                <w:color w:val="111111"/>
+                <w:sz w:val="20"/>
               </w:rPr>
               <w:t>completed=true, stabilityDays &gt; 0</w:t>
             </w:r>
@@ -4373,23 +3254,16 @@
       <w:tr>
         <w:tc>
           <w:tcPr>
-            <w:tcW w:type="dxa" w:w="3312"/>
-            <w:tcMar>
-              <w:top w:w="120" w:type="dxa"/>
-              <w:bottom w:w="120" w:type="dxa"/>
-              <w:left w:w="180" w:type="dxa"/>
-              <w:right w:w="180" w:type="dxa"/>
-            </w:tcMar>
-            <w:shd w:fill="F8FAFC"/>
+            <w:tcW w:type="dxa" w:w="2880"/>
           </w:tcPr>
           <w:p>
-            <w:pPr>
-              <w:spacing w:before="40" w:after="40"/>
-            </w:pPr>
+            <w:r/>
             <w:r>
               <w:rPr>
-                <w:color w:val="1E293B"/>
-                <w:sz w:val="19"/>
+                <w:rFonts w:ascii="Calibri" w:hAnsi="Calibri"/>
+                <w:b w:val="0"/>
+                <w:color w:val="111111"/>
+                <w:sz w:val="20"/>
               </w:rPr>
               <w:t>PREM-07</w:t>
             </w:r>
@@ -4397,23 +3271,16 @@
         </w:tc>
         <w:tc>
           <w:tcPr>
-            <w:tcW w:type="dxa" w:w="3312"/>
-            <w:tcMar>
-              <w:top w:w="120" w:type="dxa"/>
-              <w:bottom w:w="120" w:type="dxa"/>
-              <w:left w:w="180" w:type="dxa"/>
-              <w:right w:w="180" w:type="dxa"/>
-            </w:tcMar>
-            <w:shd w:fill="F8FAFC"/>
+            <w:tcW w:type="dxa" w:w="2880"/>
           </w:tcPr>
           <w:p>
-            <w:pPr>
-              <w:spacing w:before="40" w:after="40"/>
-            </w:pPr>
+            <w:r/>
             <w:r>
               <w:rPr>
-                <w:color w:val="1E293B"/>
-                <w:sz w:val="19"/>
+                <w:rFonts w:ascii="Calibri" w:hAnsi="Calibri"/>
+                <w:b w:val="0"/>
+                <w:color w:val="111111"/>
+                <w:sz w:val="20"/>
               </w:rPr>
               <w:t>Premium → /premium/dna</w:t>
             </w:r>
@@ -4421,23 +3288,16 @@
         </w:tc>
         <w:tc>
           <w:tcPr>
-            <w:tcW w:type="dxa" w:w="3312"/>
-            <w:tcMar>
-              <w:top w:w="120" w:type="dxa"/>
-              <w:bottom w:w="120" w:type="dxa"/>
-              <w:left w:w="180" w:type="dxa"/>
-              <w:right w:w="180" w:type="dxa"/>
-            </w:tcMar>
-            <w:shd w:fill="F8FAFC"/>
+            <w:tcW w:type="dxa" w:w="2880"/>
           </w:tcPr>
           <w:p>
-            <w:pPr>
-              <w:spacing w:before="40" w:after="40"/>
-            </w:pPr>
+            <w:r/>
             <w:r>
               <w:rPr>
-                <w:color w:val="1E293B"/>
-                <w:sz w:val="19"/>
+                <w:rFonts w:ascii="Calibri" w:hAnsi="Calibri"/>
+                <w:b w:val="0"/>
+                <w:color w:val="111111"/>
+                <w:sz w:val="20"/>
               </w:rPr>
               <w:t>200, locked=false, 4 axes + countermeasures</w:t>
             </w:r>
@@ -4447,23 +3307,16 @@
       <w:tr>
         <w:tc>
           <w:tcPr>
-            <w:tcW w:type="dxa" w:w="3312"/>
-            <w:tcMar>
-              <w:top w:w="120" w:type="dxa"/>
-              <w:bottom w:w="120" w:type="dxa"/>
-              <w:left w:w="180" w:type="dxa"/>
-              <w:right w:w="180" w:type="dxa"/>
-            </w:tcMar>
-            <w:shd w:fill="FFFFFF"/>
+            <w:tcW w:type="dxa" w:w="2880"/>
           </w:tcPr>
           <w:p>
-            <w:pPr>
-              <w:spacing w:before="40" w:after="40"/>
-            </w:pPr>
+            <w:r/>
             <w:r>
               <w:rPr>
-                <w:color w:val="1E293B"/>
-                <w:sz w:val="19"/>
+                <w:rFonts w:ascii="Calibri" w:hAnsi="Calibri"/>
+                <w:b w:val="0"/>
+                <w:color w:val="111111"/>
+                <w:sz w:val="20"/>
               </w:rPr>
               <w:t>PREM-08</w:t>
             </w:r>
@@ -4471,23 +3324,16 @@
         </w:tc>
         <w:tc>
           <w:tcPr>
-            <w:tcW w:type="dxa" w:w="3312"/>
-            <w:tcMar>
-              <w:top w:w="120" w:type="dxa"/>
-              <w:bottom w:w="120" w:type="dxa"/>
-              <w:left w:w="180" w:type="dxa"/>
-              <w:right w:w="180" w:type="dxa"/>
-            </w:tcMar>
-            <w:shd w:fill="FFFFFF"/>
+            <w:tcW w:type="dxa" w:w="2880"/>
           </w:tcPr>
           <w:p>
-            <w:pPr>
-              <w:spacing w:before="40" w:after="40"/>
-            </w:pPr>
+            <w:r/>
             <w:r>
               <w:rPr>
-                <w:color w:val="1E293B"/>
-                <w:sz w:val="19"/>
+                <w:rFonts w:ascii="Calibri" w:hAnsi="Calibri"/>
+                <w:b w:val="0"/>
+                <w:color w:val="111111"/>
+                <w:sz w:val="20"/>
               </w:rPr>
               <w:t>Admin grants/revokes plan</w:t>
             </w:r>
@@ -4495,23 +3341,16 @@
         </w:tc>
         <w:tc>
           <w:tcPr>
-            <w:tcW w:type="dxa" w:w="3312"/>
-            <w:tcMar>
-              <w:top w:w="120" w:type="dxa"/>
-              <w:bottom w:w="120" w:type="dxa"/>
-              <w:left w:w="180" w:type="dxa"/>
-              <w:right w:w="180" w:type="dxa"/>
-            </w:tcMar>
-            <w:shd w:fill="FFFFFF"/>
+            <w:tcW w:type="dxa" w:w="2880"/>
           </w:tcPr>
           <w:p>
-            <w:pPr>
-              <w:spacing w:before="40" w:after="40"/>
-            </w:pPr>
+            <w:r/>
             <w:r>
               <w:rPr>
-                <w:color w:val="1E293B"/>
-                <w:sz w:val="19"/>
+                <w:rFonts w:ascii="Calibri" w:hAnsi="Calibri"/>
+                <w:b w:val="0"/>
+                <w:color w:val="111111"/>
+                <w:sz w:val="20"/>
               </w:rPr>
               <w:t>user.plan updated, audit-logged</w:t>
             </w:r>
@@ -4522,48 +3361,42 @@
     <w:p/>
     <w:p>
       <w:pPr>
-        <w:spacing w:before="200" w:after="60"/>
+        <w:pStyle w:val="Heading2"/>
       </w:pPr>
       <w:r>
         <w:rPr>
+          <w:rFonts w:ascii="Calibri" w:hAnsi="Calibri"/>
           <w:b/>
-          <w:color w:val="2563EB"/>
-          <w:sz w:val="26"/>
+          <w:color w:val="000000"/>
+          <w:sz w:val="25"/>
         </w:rPr>
         <w:t>2.8 Admin Console</w:t>
       </w:r>
     </w:p>
     <w:tbl>
       <w:tblPr>
+        <w:tblStyle w:val="TableGrid"/>
         <w:tblW w:type="auto" w:w="0"/>
-        <w:jc w:val="center"/>
         <w:tblLook w:firstColumn="1" w:firstRow="1" w:lastColumn="0" w:lastRow="0" w:noHBand="0" w:noVBand="1" w:val="04A0"/>
       </w:tblPr>
       <w:tblGrid>
-        <w:gridCol w:w="3312"/>
-        <w:gridCol w:w="3312"/>
-        <w:gridCol w:w="3312"/>
+        <w:gridCol w:w="2880"/>
+        <w:gridCol w:w="2880"/>
+        <w:gridCol w:w="2880"/>
       </w:tblGrid>
       <w:tr>
         <w:tc>
           <w:tcPr>
-            <w:tcW w:type="dxa" w:w="3312"/>
-            <w:tcMar>
-              <w:top w:w="120" w:type="dxa"/>
-              <w:bottom w:w="120" w:type="dxa"/>
-              <w:left w:w="180" w:type="dxa"/>
-              <w:right w:w="180" w:type="dxa"/>
-            </w:tcMar>
-            <w:shd w:fill="0F172A"/>
+            <w:tcW w:type="dxa" w:w="2880"/>
+            <w:shd w:val="clear" w:fill="E7E6E6"/>
           </w:tcPr>
           <w:p>
-            <w:pPr>
-              <w:spacing w:before="40" w:after="40"/>
-            </w:pPr>
+            <w:r/>
             <w:r>
               <w:rPr>
+                <w:rFonts w:ascii="Calibri" w:hAnsi="Calibri"/>
                 <w:b/>
-                <w:color w:val="F8FAFC"/>
+                <w:color w:val="111111"/>
                 <w:sz w:val="20"/>
               </w:rPr>
               <w:t>ID</w:t>
@@ -4572,23 +3405,16 @@
         </w:tc>
         <w:tc>
           <w:tcPr>
-            <w:tcW w:type="dxa" w:w="3312"/>
-            <w:tcMar>
-              <w:top w:w="120" w:type="dxa"/>
-              <w:bottom w:w="120" w:type="dxa"/>
-              <w:left w:w="180" w:type="dxa"/>
-              <w:right w:w="180" w:type="dxa"/>
-            </w:tcMar>
-            <w:shd w:fill="0F172A"/>
+            <w:tcW w:type="dxa" w:w="2880"/>
+            <w:shd w:val="clear" w:fill="E7E6E6"/>
           </w:tcPr>
           <w:p>
-            <w:pPr>
-              <w:spacing w:before="40" w:after="40"/>
-            </w:pPr>
+            <w:r/>
             <w:r>
               <w:rPr>
+                <w:rFonts w:ascii="Calibri" w:hAnsi="Calibri"/>
                 <w:b/>
-                <w:color w:val="F8FAFC"/>
+                <w:color w:val="111111"/>
                 <w:sz w:val="20"/>
               </w:rPr>
               <w:t>Case</w:t>
@@ -4597,23 +3423,16 @@
         </w:tc>
         <w:tc>
           <w:tcPr>
-            <w:tcW w:type="dxa" w:w="3312"/>
-            <w:tcMar>
-              <w:top w:w="120" w:type="dxa"/>
-              <w:bottom w:w="120" w:type="dxa"/>
-              <w:left w:w="180" w:type="dxa"/>
-              <w:right w:w="180" w:type="dxa"/>
-            </w:tcMar>
-            <w:shd w:fill="0F172A"/>
+            <w:tcW w:type="dxa" w:w="2880"/>
+            <w:shd w:val="clear" w:fill="E7E6E6"/>
           </w:tcPr>
           <w:p>
-            <w:pPr>
-              <w:spacing w:before="40" w:after="40"/>
-            </w:pPr>
+            <w:r/>
             <w:r>
               <w:rPr>
+                <w:rFonts w:ascii="Calibri" w:hAnsi="Calibri"/>
                 <w:b/>
-                <w:color w:val="F8FAFC"/>
+                <w:color w:val="111111"/>
                 <w:sz w:val="20"/>
               </w:rPr>
               <w:t>Expected</w:t>
@@ -4624,23 +3443,16 @@
       <w:tr>
         <w:tc>
           <w:tcPr>
-            <w:tcW w:type="dxa" w:w="3312"/>
-            <w:tcMar>
-              <w:top w:w="120" w:type="dxa"/>
-              <w:bottom w:w="120" w:type="dxa"/>
-              <w:left w:w="180" w:type="dxa"/>
-              <w:right w:w="180" w:type="dxa"/>
-            </w:tcMar>
-            <w:shd w:fill="F8FAFC"/>
+            <w:tcW w:type="dxa" w:w="2880"/>
           </w:tcPr>
           <w:p>
-            <w:pPr>
-              <w:spacing w:before="40" w:after="40"/>
-            </w:pPr>
+            <w:r/>
             <w:r>
               <w:rPr>
-                <w:color w:val="1E293B"/>
-                <w:sz w:val="19"/>
+                <w:rFonts w:ascii="Calibri" w:hAnsi="Calibri"/>
+                <w:b w:val="0"/>
+                <w:color w:val="111111"/>
+                <w:sz w:val="20"/>
               </w:rPr>
               <w:t>ADMIN-01</w:t>
             </w:r>
@@ -4648,23 +3460,16 @@
         </w:tc>
         <w:tc>
           <w:tcPr>
-            <w:tcW w:type="dxa" w:w="3312"/>
-            <w:tcMar>
-              <w:top w:w="120" w:type="dxa"/>
-              <w:bottom w:w="120" w:type="dxa"/>
-              <w:left w:w="180" w:type="dxa"/>
-              <w:right w:w="180" w:type="dxa"/>
-            </w:tcMar>
-            <w:shd w:fill="F8FAFC"/>
+            <w:tcW w:type="dxa" w:w="2880"/>
           </w:tcPr>
           <w:p>
-            <w:pPr>
-              <w:spacing w:before="40" w:after="40"/>
-            </w:pPr>
+            <w:r/>
             <w:r>
               <w:rPr>
-                <w:color w:val="1E293B"/>
-                <w:sz w:val="19"/>
+                <w:rFonts w:ascii="Calibri" w:hAnsi="Calibri"/>
+                <w:b w:val="0"/>
+                <w:color w:val="111111"/>
+                <w:sz w:val="20"/>
               </w:rPr>
               <w:t>List users</w:t>
             </w:r>
@@ -4672,23 +3477,16 @@
         </w:tc>
         <w:tc>
           <w:tcPr>
-            <w:tcW w:type="dxa" w:w="3312"/>
-            <w:tcMar>
-              <w:top w:w="120" w:type="dxa"/>
-              <w:bottom w:w="120" w:type="dxa"/>
-              <w:left w:w="180" w:type="dxa"/>
-              <w:right w:w="180" w:type="dxa"/>
-            </w:tcMar>
-            <w:shd w:fill="F8FAFC"/>
+            <w:tcW w:type="dxa" w:w="2880"/>
           </w:tcPr>
           <w:p>
-            <w:pPr>
-              <w:spacing w:before="40" w:after="40"/>
-            </w:pPr>
+            <w:r/>
             <w:r>
               <w:rPr>
-                <w:color w:val="1E293B"/>
-                <w:sz w:val="19"/>
+                <w:rFonts w:ascii="Calibri" w:hAnsi="Calibri"/>
+                <w:b w:val="0"/>
+                <w:color w:val="111111"/>
+                <w:sz w:val="20"/>
               </w:rPr>
               <w:t>200 with role + plan columns</w:t>
             </w:r>
@@ -4698,23 +3496,16 @@
       <w:tr>
         <w:tc>
           <w:tcPr>
-            <w:tcW w:type="dxa" w:w="3312"/>
-            <w:tcMar>
-              <w:top w:w="120" w:type="dxa"/>
-              <w:bottom w:w="120" w:type="dxa"/>
-              <w:left w:w="180" w:type="dxa"/>
-              <w:right w:w="180" w:type="dxa"/>
-            </w:tcMar>
-            <w:shd w:fill="FFFFFF"/>
+            <w:tcW w:type="dxa" w:w="2880"/>
           </w:tcPr>
           <w:p>
-            <w:pPr>
-              <w:spacing w:before="40" w:after="40"/>
-            </w:pPr>
+            <w:r/>
             <w:r>
               <w:rPr>
-                <w:color w:val="1E293B"/>
-                <w:sz w:val="19"/>
+                <w:rFonts w:ascii="Calibri" w:hAnsi="Calibri"/>
+                <w:b w:val="0"/>
+                <w:color w:val="111111"/>
+                <w:sz w:val="20"/>
               </w:rPr>
               <w:t>ADMIN-02</w:t>
             </w:r>
@@ -4722,23 +3513,16 @@
         </w:tc>
         <w:tc>
           <w:tcPr>
-            <w:tcW w:type="dxa" w:w="3312"/>
-            <w:tcMar>
-              <w:top w:w="120" w:type="dxa"/>
-              <w:bottom w:w="120" w:type="dxa"/>
-              <w:left w:w="180" w:type="dxa"/>
-              <w:right w:w="180" w:type="dxa"/>
-            </w:tcMar>
-            <w:shd w:fill="FFFFFF"/>
+            <w:tcW w:type="dxa" w:w="2880"/>
           </w:tcPr>
           <w:p>
-            <w:pPr>
-              <w:spacing w:before="40" w:after="40"/>
-            </w:pPr>
+            <w:r/>
             <w:r>
               <w:rPr>
-                <w:color w:val="1E293B"/>
-                <w:sz w:val="19"/>
+                <w:rFonts w:ascii="Calibri" w:hAnsi="Calibri"/>
+                <w:b w:val="0"/>
+                <w:color w:val="111111"/>
+                <w:sz w:val="20"/>
               </w:rPr>
               <w:t>Create user</w:t>
             </w:r>
@@ -4746,23 +3530,16 @@
         </w:tc>
         <w:tc>
           <w:tcPr>
-            <w:tcW w:type="dxa" w:w="3312"/>
-            <w:tcMar>
-              <w:top w:w="120" w:type="dxa"/>
-              <w:bottom w:w="120" w:type="dxa"/>
-              <w:left w:w="180" w:type="dxa"/>
-              <w:right w:w="180" w:type="dxa"/>
-            </w:tcMar>
-            <w:shd w:fill="FFFFFF"/>
+            <w:tcW w:type="dxa" w:w="2880"/>
           </w:tcPr>
           <w:p>
-            <w:pPr>
-              <w:spacing w:before="40" w:after="40"/>
-            </w:pPr>
+            <w:r/>
             <w:r>
               <w:rPr>
-                <w:color w:val="1E293B"/>
-                <w:sz w:val="19"/>
+                <w:rFonts w:ascii="Calibri" w:hAnsi="Calibri"/>
+                <w:b w:val="0"/>
+                <w:color w:val="111111"/>
+                <w:sz w:val="20"/>
               </w:rPr>
               <w:t>201, appears in list</w:t>
             </w:r>
@@ -4772,23 +3549,16 @@
       <w:tr>
         <w:tc>
           <w:tcPr>
-            <w:tcW w:type="dxa" w:w="3312"/>
-            <w:tcMar>
-              <w:top w:w="120" w:type="dxa"/>
-              <w:bottom w:w="120" w:type="dxa"/>
-              <w:left w:w="180" w:type="dxa"/>
-              <w:right w:w="180" w:type="dxa"/>
-            </w:tcMar>
-            <w:shd w:fill="F8FAFC"/>
+            <w:tcW w:type="dxa" w:w="2880"/>
           </w:tcPr>
           <w:p>
-            <w:pPr>
-              <w:spacing w:before="40" w:after="40"/>
-            </w:pPr>
+            <w:r/>
             <w:r>
               <w:rPr>
-                <w:color w:val="1E293B"/>
-                <w:sz w:val="19"/>
+                <w:rFonts w:ascii="Calibri" w:hAnsi="Calibri"/>
+                <w:b w:val="0"/>
+                <w:color w:val="111111"/>
+                <w:sz w:val="20"/>
               </w:rPr>
               <w:t>ADMIN-03</w:t>
             </w:r>
@@ -4796,23 +3566,16 @@
         </w:tc>
         <w:tc>
           <w:tcPr>
-            <w:tcW w:type="dxa" w:w="3312"/>
-            <w:tcMar>
-              <w:top w:w="120" w:type="dxa"/>
-              <w:bottom w:w="120" w:type="dxa"/>
-              <w:left w:w="180" w:type="dxa"/>
-              <w:right w:w="180" w:type="dxa"/>
-            </w:tcMar>
-            <w:shd w:fill="F8FAFC"/>
+            <w:tcW w:type="dxa" w:w="2880"/>
           </w:tcPr>
           <w:p>
-            <w:pPr>
-              <w:spacing w:before="40" w:after="40"/>
-            </w:pPr>
+            <w:r/>
             <w:r>
               <w:rPr>
-                <w:color w:val="1E293B"/>
-                <w:sz w:val="19"/>
+                <w:rFonts w:ascii="Calibri" w:hAnsi="Calibri"/>
+                <w:b w:val="0"/>
+                <w:color w:val="111111"/>
+                <w:sz w:val="20"/>
               </w:rPr>
               <w:t>Suspend user → their login</w:t>
             </w:r>
@@ -4820,23 +3583,16 @@
         </w:tc>
         <w:tc>
           <w:tcPr>
-            <w:tcW w:type="dxa" w:w="3312"/>
-            <w:tcMar>
-              <w:top w:w="120" w:type="dxa"/>
-              <w:bottom w:w="120" w:type="dxa"/>
-              <w:left w:w="180" w:type="dxa"/>
-              <w:right w:w="180" w:type="dxa"/>
-            </w:tcMar>
-            <w:shd w:fill="F8FAFC"/>
+            <w:tcW w:type="dxa" w:w="2880"/>
           </w:tcPr>
           <w:p>
-            <w:pPr>
-              <w:spacing w:before="40" w:after="40"/>
-            </w:pPr>
+            <w:r/>
             <w:r>
               <w:rPr>
-                <w:color w:val="1E293B"/>
-                <w:sz w:val="19"/>
+                <w:rFonts w:ascii="Calibri" w:hAnsi="Calibri"/>
+                <w:b w:val="0"/>
+                <w:color w:val="111111"/>
+                <w:sz w:val="20"/>
               </w:rPr>
               <w:t>403 ACCOUNT_SUSPENDED</w:t>
             </w:r>
@@ -4846,23 +3602,16 @@
       <w:tr>
         <w:tc>
           <w:tcPr>
-            <w:tcW w:type="dxa" w:w="3312"/>
-            <w:tcMar>
-              <w:top w:w="120" w:type="dxa"/>
-              <w:bottom w:w="120" w:type="dxa"/>
-              <w:left w:w="180" w:type="dxa"/>
-              <w:right w:w="180" w:type="dxa"/>
-            </w:tcMar>
-            <w:shd w:fill="FFFFFF"/>
+            <w:tcW w:type="dxa" w:w="2880"/>
           </w:tcPr>
           <w:p>
-            <w:pPr>
-              <w:spacing w:before="40" w:after="40"/>
-            </w:pPr>
+            <w:r/>
             <w:r>
               <w:rPr>
-                <w:color w:val="1E293B"/>
-                <w:sz w:val="19"/>
+                <w:rFonts w:ascii="Calibri" w:hAnsi="Calibri"/>
+                <w:b w:val="0"/>
+                <w:color w:val="111111"/>
+                <w:sz w:val="20"/>
               </w:rPr>
               <w:t>ADMIN-04</w:t>
             </w:r>
@@ -4870,23 +3619,16 @@
         </w:tc>
         <w:tc>
           <w:tcPr>
-            <w:tcW w:type="dxa" w:w="3312"/>
-            <w:tcMar>
-              <w:top w:w="120" w:type="dxa"/>
-              <w:bottom w:w="120" w:type="dxa"/>
-              <w:left w:w="180" w:type="dxa"/>
-              <w:right w:w="180" w:type="dxa"/>
-            </w:tcMar>
-            <w:shd w:fill="FFFFFF"/>
+            <w:tcW w:type="dxa" w:w="2880"/>
           </w:tcPr>
           <w:p>
-            <w:pPr>
-              <w:spacing w:before="40" w:after="40"/>
-            </w:pPr>
+            <w:r/>
             <w:r>
               <w:rPr>
-                <w:color w:val="1E293B"/>
-                <w:sz w:val="19"/>
+                <w:rFonts w:ascii="Calibri" w:hAnsi="Calibri"/>
+                <w:b w:val="0"/>
+                <w:color w:val="111111"/>
+                <w:sz w:val="20"/>
               </w:rPr>
               <w:t>Update curriculum settings</w:t>
             </w:r>
@@ -4894,23 +3636,16 @@
         </w:tc>
         <w:tc>
           <w:tcPr>
-            <w:tcW w:type="dxa" w:w="3312"/>
-            <w:tcMar>
-              <w:top w:w="120" w:type="dxa"/>
-              <w:bottom w:w="120" w:type="dxa"/>
-              <w:left w:w="180" w:type="dxa"/>
-              <w:right w:w="180" w:type="dxa"/>
-            </w:tcMar>
-            <w:shd w:fill="FFFFFF"/>
+            <w:tcW w:type="dxa" w:w="2880"/>
           </w:tcPr>
           <w:p>
-            <w:pPr>
-              <w:spacing w:before="40" w:after="40"/>
-            </w:pPr>
+            <w:r/>
             <w:r>
               <w:rPr>
-                <w:color w:val="1E293B"/>
-                <w:sz w:val="19"/>
+                <w:rFonts w:ascii="Calibri" w:hAnsi="Calibri"/>
+                <w:b w:val="0"/>
+                <w:color w:val="111111"/>
+                <w:sz w:val="20"/>
               </w:rPr>
               <w:t>200, persisted</w:t>
             </w:r>
@@ -4920,23 +3655,16 @@
       <w:tr>
         <w:tc>
           <w:tcPr>
-            <w:tcW w:type="dxa" w:w="3312"/>
-            <w:tcMar>
-              <w:top w:w="120" w:type="dxa"/>
-              <w:bottom w:w="120" w:type="dxa"/>
-              <w:left w:w="180" w:type="dxa"/>
-              <w:right w:w="180" w:type="dxa"/>
-            </w:tcMar>
-            <w:shd w:fill="F8FAFC"/>
+            <w:tcW w:type="dxa" w:w="2880"/>
           </w:tcPr>
           <w:p>
-            <w:pPr>
-              <w:spacing w:before="40" w:after="40"/>
-            </w:pPr>
+            <w:r/>
             <w:r>
               <w:rPr>
-                <w:color w:val="1E293B"/>
-                <w:sz w:val="19"/>
+                <w:rFonts w:ascii="Calibri" w:hAnsi="Calibri"/>
+                <w:b w:val="0"/>
+                <w:color w:val="111111"/>
+                <w:sz w:val="20"/>
               </w:rPr>
               <w:t>ADMIN-05</w:t>
             </w:r>
@@ -4944,23 +3672,16 @@
         </w:tc>
         <w:tc>
           <w:tcPr>
-            <w:tcW w:type="dxa" w:w="3312"/>
-            <w:tcMar>
-              <w:top w:w="120" w:type="dxa"/>
-              <w:bottom w:w="120" w:type="dxa"/>
-              <w:left w:w="180" w:type="dxa"/>
-              <w:right w:w="180" w:type="dxa"/>
-            </w:tcMar>
-            <w:shd w:fill="F8FAFC"/>
+            <w:tcW w:type="dxa" w:w="2880"/>
           </w:tcPr>
           <w:p>
-            <w:pPr>
-              <w:spacing w:before="40" w:after="40"/>
-            </w:pPr>
+            <w:r/>
             <w:r>
               <w:rPr>
-                <w:color w:val="1E293B"/>
-                <w:sz w:val="19"/>
+                <w:rFonts w:ascii="Calibri" w:hAnsi="Calibri"/>
+                <w:b w:val="0"/>
+                <w:color w:val="111111"/>
+                <w:sz w:val="20"/>
               </w:rPr>
               <w:t>Analytics</w:t>
             </w:r>
@@ -4968,23 +3689,16 @@
         </w:tc>
         <w:tc>
           <w:tcPr>
-            <w:tcW w:type="dxa" w:w="3312"/>
-            <w:tcMar>
-              <w:top w:w="120" w:type="dxa"/>
-              <w:bottom w:w="120" w:type="dxa"/>
-              <w:left w:w="180" w:type="dxa"/>
-              <w:right w:w="180" w:type="dxa"/>
-            </w:tcMar>
-            <w:shd w:fill="F8FAFC"/>
+            <w:tcW w:type="dxa" w:w="2880"/>
           </w:tcPr>
           <w:p>
-            <w:pPr>
-              <w:spacing w:before="40" w:after="40"/>
-            </w:pPr>
+            <w:r/>
             <w:r>
               <w:rPr>
-                <w:color w:val="1E293B"/>
-                <w:sz w:val="19"/>
+                <w:rFonts w:ascii="Calibri" w:hAnsi="Calibri"/>
+                <w:b w:val="0"/>
+                <w:color w:val="111111"/>
+                <w:sz w:val="20"/>
               </w:rPr>
               <w:t>200 with counts</w:t>
             </w:r>
@@ -4994,23 +3708,16 @@
       <w:tr>
         <w:tc>
           <w:tcPr>
-            <w:tcW w:type="dxa" w:w="3312"/>
-            <w:tcMar>
-              <w:top w:w="120" w:type="dxa"/>
-              <w:bottom w:w="120" w:type="dxa"/>
-              <w:left w:w="180" w:type="dxa"/>
-              <w:right w:w="180" w:type="dxa"/>
-            </w:tcMar>
-            <w:shd w:fill="FFFFFF"/>
+            <w:tcW w:type="dxa" w:w="2880"/>
           </w:tcPr>
           <w:p>
-            <w:pPr>
-              <w:spacing w:before="40" w:after="40"/>
-            </w:pPr>
+            <w:r/>
             <w:r>
               <w:rPr>
-                <w:color w:val="1E293B"/>
-                <w:sz w:val="19"/>
+                <w:rFonts w:ascii="Calibri" w:hAnsi="Calibri"/>
+                <w:b w:val="0"/>
+                <w:color w:val="111111"/>
+                <w:sz w:val="20"/>
               </w:rPr>
               <w:t>ADMIN-06</w:t>
             </w:r>
@@ -5018,23 +3725,16 @@
         </w:tc>
         <w:tc>
           <w:tcPr>
-            <w:tcW w:type="dxa" w:w="3312"/>
-            <w:tcMar>
-              <w:top w:w="120" w:type="dxa"/>
-              <w:bottom w:w="120" w:type="dxa"/>
-              <w:left w:w="180" w:type="dxa"/>
-              <w:right w:w="180" w:type="dxa"/>
-            </w:tcMar>
-            <w:shd w:fill="FFFFFF"/>
+            <w:tcW w:type="dxa" w:w="2880"/>
           </w:tcPr>
           <w:p>
-            <w:pPr>
-              <w:spacing w:before="40" w:after="40"/>
-            </w:pPr>
+            <w:r/>
             <w:r>
               <w:rPr>
-                <w:color w:val="1E293B"/>
-                <w:sz w:val="19"/>
+                <w:rFonts w:ascii="Calibri" w:hAnsi="Calibri"/>
+                <w:b w:val="0"/>
+                <w:color w:val="111111"/>
+                <w:sz w:val="20"/>
               </w:rPr>
               <w:t>Audit log records privileged action</w:t>
             </w:r>
@@ -5042,23 +3742,16 @@
         </w:tc>
         <w:tc>
           <w:tcPr>
-            <w:tcW w:type="dxa" w:w="3312"/>
-            <w:tcMar>
-              <w:top w:w="120" w:type="dxa"/>
-              <w:bottom w:w="120" w:type="dxa"/>
-              <w:left w:w="180" w:type="dxa"/>
-              <w:right w:w="180" w:type="dxa"/>
-            </w:tcMar>
-            <w:shd w:fill="FFFFFF"/>
+            <w:tcW w:type="dxa" w:w="2880"/>
           </w:tcPr>
           <w:p>
-            <w:pPr>
-              <w:spacing w:before="40" w:after="40"/>
-            </w:pPr>
+            <w:r/>
             <w:r>
               <w:rPr>
-                <w:color w:val="1E293B"/>
-                <w:sz w:val="19"/>
+                <w:rFonts w:ascii="Calibri" w:hAnsi="Calibri"/>
+                <w:b w:val="0"/>
+                <w:color w:val="111111"/>
+                <w:sz w:val="20"/>
               </w:rPr>
               <w:t>entry present with action + meta</w:t>
             </w:r>
@@ -5069,48 +3762,42 @@
     <w:p/>
     <w:p>
       <w:pPr>
-        <w:spacing w:before="200" w:after="60"/>
+        <w:pStyle w:val="Heading2"/>
       </w:pPr>
       <w:r>
         <w:rPr>
+          <w:rFonts w:ascii="Calibri" w:hAnsi="Calibri"/>
           <w:b/>
-          <w:color w:val="2563EB"/>
-          <w:sz w:val="26"/>
+          <w:color w:val="000000"/>
+          <w:sz w:val="25"/>
         </w:rPr>
         <w:t>2.9 Security</w:t>
       </w:r>
     </w:p>
     <w:tbl>
       <w:tblPr>
+        <w:tblStyle w:val="TableGrid"/>
         <w:tblW w:type="auto" w:w="0"/>
-        <w:jc w:val="center"/>
         <w:tblLook w:firstColumn="1" w:firstRow="1" w:lastColumn="0" w:lastRow="0" w:noHBand="0" w:noVBand="1" w:val="04A0"/>
       </w:tblPr>
       <w:tblGrid>
-        <w:gridCol w:w="3312"/>
-        <w:gridCol w:w="3312"/>
-        <w:gridCol w:w="3312"/>
+        <w:gridCol w:w="2880"/>
+        <w:gridCol w:w="2880"/>
+        <w:gridCol w:w="2880"/>
       </w:tblGrid>
       <w:tr>
         <w:tc>
           <w:tcPr>
-            <w:tcW w:type="dxa" w:w="3312"/>
-            <w:tcMar>
-              <w:top w:w="120" w:type="dxa"/>
-              <w:bottom w:w="120" w:type="dxa"/>
-              <w:left w:w="180" w:type="dxa"/>
-              <w:right w:w="180" w:type="dxa"/>
-            </w:tcMar>
-            <w:shd w:fill="0F172A"/>
+            <w:tcW w:type="dxa" w:w="2880"/>
+            <w:shd w:val="clear" w:fill="E7E6E6"/>
           </w:tcPr>
           <w:p>
-            <w:pPr>
-              <w:spacing w:before="40" w:after="40"/>
-            </w:pPr>
+            <w:r/>
             <w:r>
               <w:rPr>
+                <w:rFonts w:ascii="Calibri" w:hAnsi="Calibri"/>
                 <w:b/>
-                <w:color w:val="F8FAFC"/>
+                <w:color w:val="111111"/>
                 <w:sz w:val="20"/>
               </w:rPr>
               <w:t>ID</w:t>
@@ -5119,23 +3806,16 @@
         </w:tc>
         <w:tc>
           <w:tcPr>
-            <w:tcW w:type="dxa" w:w="3312"/>
-            <w:tcMar>
-              <w:top w:w="120" w:type="dxa"/>
-              <w:bottom w:w="120" w:type="dxa"/>
-              <w:left w:w="180" w:type="dxa"/>
-              <w:right w:w="180" w:type="dxa"/>
-            </w:tcMar>
-            <w:shd w:fill="0F172A"/>
+            <w:tcW w:type="dxa" w:w="2880"/>
+            <w:shd w:val="clear" w:fill="E7E6E6"/>
           </w:tcPr>
           <w:p>
-            <w:pPr>
-              <w:spacing w:before="40" w:after="40"/>
-            </w:pPr>
+            <w:r/>
             <w:r>
               <w:rPr>
+                <w:rFonts w:ascii="Calibri" w:hAnsi="Calibri"/>
                 <w:b/>
-                <w:color w:val="F8FAFC"/>
+                <w:color w:val="111111"/>
                 <w:sz w:val="20"/>
               </w:rPr>
               <w:t>Case</w:t>
@@ -5144,23 +3824,16 @@
         </w:tc>
         <w:tc>
           <w:tcPr>
-            <w:tcW w:type="dxa" w:w="3312"/>
-            <w:tcMar>
-              <w:top w:w="120" w:type="dxa"/>
-              <w:bottom w:w="120" w:type="dxa"/>
-              <w:left w:w="180" w:type="dxa"/>
-              <w:right w:w="180" w:type="dxa"/>
-            </w:tcMar>
-            <w:shd w:fill="0F172A"/>
+            <w:tcW w:type="dxa" w:w="2880"/>
+            <w:shd w:val="clear" w:fill="E7E6E6"/>
           </w:tcPr>
           <w:p>
-            <w:pPr>
-              <w:spacing w:before="40" w:after="40"/>
-            </w:pPr>
+            <w:r/>
             <w:r>
               <w:rPr>
+                <w:rFonts w:ascii="Calibri" w:hAnsi="Calibri"/>
                 <w:b/>
-                <w:color w:val="F8FAFC"/>
+                <w:color w:val="111111"/>
                 <w:sz w:val="20"/>
               </w:rPr>
               <w:t>Expected</w:t>
@@ -5171,23 +3844,16 @@
       <w:tr>
         <w:tc>
           <w:tcPr>
-            <w:tcW w:type="dxa" w:w="3312"/>
-            <w:tcMar>
-              <w:top w:w="120" w:type="dxa"/>
-              <w:bottom w:w="120" w:type="dxa"/>
-              <w:left w:w="180" w:type="dxa"/>
-              <w:right w:w="180" w:type="dxa"/>
-            </w:tcMar>
-            <w:shd w:fill="F8FAFC"/>
+            <w:tcW w:type="dxa" w:w="2880"/>
           </w:tcPr>
           <w:p>
-            <w:pPr>
-              <w:spacing w:before="40" w:after="40"/>
-            </w:pPr>
+            <w:r/>
             <w:r>
               <w:rPr>
-                <w:color w:val="1E293B"/>
-                <w:sz w:val="19"/>
+                <w:rFonts w:ascii="Calibri" w:hAnsi="Calibri"/>
+                <w:b w:val="0"/>
+                <w:color w:val="111111"/>
+                <w:sz w:val="20"/>
               </w:rPr>
               <w:t>SEC-01</w:t>
             </w:r>
@@ -5195,23 +3861,16 @@
         </w:tc>
         <w:tc>
           <w:tcPr>
-            <w:tcW w:type="dxa" w:w="3312"/>
-            <w:tcMar>
-              <w:top w:w="120" w:type="dxa"/>
-              <w:bottom w:w="120" w:type="dxa"/>
-              <w:left w:w="180" w:type="dxa"/>
-              <w:right w:w="180" w:type="dxa"/>
-            </w:tcMar>
-            <w:shd w:fill="F8FAFC"/>
+            <w:tcW w:type="dxa" w:w="2880"/>
           </w:tcPr>
           <w:p>
-            <w:pPr>
-              <w:spacing w:before="40" w:after="40"/>
-            </w:pPr>
+            <w:r/>
             <w:r>
               <w:rPr>
-                <w:color w:val="1E293B"/>
-                <w:sz w:val="19"/>
+                <w:rFonts w:ascii="Calibri" w:hAnsi="Calibri"/>
+                <w:b w:val="0"/>
+                <w:color w:val="111111"/>
+                <w:sz w:val="20"/>
               </w:rPr>
               <w:t>Production CSP header present</w:t>
             </w:r>
@@ -5219,23 +3878,16 @@
         </w:tc>
         <w:tc>
           <w:tcPr>
-            <w:tcW w:type="dxa" w:w="3312"/>
-            <w:tcMar>
-              <w:top w:w="120" w:type="dxa"/>
-              <w:bottom w:w="120" w:type="dxa"/>
-              <w:left w:w="180" w:type="dxa"/>
-              <w:right w:w="180" w:type="dxa"/>
-            </w:tcMar>
-            <w:shd w:fill="F8FAFC"/>
+            <w:tcW w:type="dxa" w:w="2880"/>
           </w:tcPr>
           <w:p>
-            <w:pPr>
-              <w:spacing w:before="40" w:after="40"/>
-            </w:pPr>
+            <w:r/>
             <w:r>
               <w:rPr>
-                <w:color w:val="1E293B"/>
-                <w:sz w:val="19"/>
+                <w:rFonts w:ascii="Calibri" w:hAnsi="Calibri"/>
+                <w:b w:val="0"/>
+                <w:color w:val="111111"/>
+                <w:sz w:val="20"/>
               </w:rPr>
               <w:t>strict directive allow-list</w:t>
             </w:r>
@@ -5245,23 +3897,16 @@
       <w:tr>
         <w:tc>
           <w:tcPr>
-            <w:tcW w:type="dxa" w:w="3312"/>
-            <w:tcMar>
-              <w:top w:w="120" w:type="dxa"/>
-              <w:bottom w:w="120" w:type="dxa"/>
-              <w:left w:w="180" w:type="dxa"/>
-              <w:right w:w="180" w:type="dxa"/>
-            </w:tcMar>
-            <w:shd w:fill="FFFFFF"/>
+            <w:tcW w:type="dxa" w:w="2880"/>
           </w:tcPr>
           <w:p>
-            <w:pPr>
-              <w:spacing w:before="40" w:after="40"/>
-            </w:pPr>
+            <w:r/>
             <w:r>
               <w:rPr>
-                <w:color w:val="1E293B"/>
-                <w:sz w:val="19"/>
+                <w:rFonts w:ascii="Calibri" w:hAnsi="Calibri"/>
+                <w:b w:val="0"/>
+                <w:color w:val="111111"/>
+                <w:sz w:val="20"/>
               </w:rPr>
               <w:t>SEC-02</w:t>
             </w:r>
@@ -5269,23 +3914,16 @@
         </w:tc>
         <w:tc>
           <w:tcPr>
-            <w:tcW w:type="dxa" w:w="3312"/>
-            <w:tcMar>
-              <w:top w:w="120" w:type="dxa"/>
-              <w:bottom w:w="120" w:type="dxa"/>
-              <w:left w:w="180" w:type="dxa"/>
-              <w:right w:w="180" w:type="dxa"/>
-            </w:tcMar>
-            <w:shd w:fill="FFFFFF"/>
+            <w:tcW w:type="dxa" w:w="2880"/>
           </w:tcPr>
           <w:p>
-            <w:pPr>
-              <w:spacing w:before="40" w:after="40"/>
-            </w:pPr>
+            <w:r/>
             <w:r>
               <w:rPr>
-                <w:color w:val="1E293B"/>
-                <w:sz w:val="19"/>
+                <w:rFonts w:ascii="Calibri" w:hAnsi="Calibri"/>
+                <w:b w:val="0"/>
+                <w:color w:val="111111"/>
+                <w:sz w:val="20"/>
               </w:rPr>
               <w:t>HSTS + X-Frame-Options + nosniff</w:t>
             </w:r>
@@ -5293,23 +3931,16 @@
         </w:tc>
         <w:tc>
           <w:tcPr>
-            <w:tcW w:type="dxa" w:w="3312"/>
-            <w:tcMar>
-              <w:top w:w="120" w:type="dxa"/>
-              <w:bottom w:w="120" w:type="dxa"/>
-              <w:left w:w="180" w:type="dxa"/>
-              <w:right w:w="180" w:type="dxa"/>
-            </w:tcMar>
-            <w:shd w:fill="FFFFFF"/>
+            <w:tcW w:type="dxa" w:w="2880"/>
           </w:tcPr>
           <w:p>
-            <w:pPr>
-              <w:spacing w:before="40" w:after="40"/>
-            </w:pPr>
+            <w:r/>
             <w:r>
               <w:rPr>
-                <w:color w:val="1E293B"/>
-                <w:sz w:val="19"/>
+                <w:rFonts w:ascii="Calibri" w:hAnsi="Calibri"/>
+                <w:b w:val="0"/>
+                <w:color w:val="111111"/>
+                <w:sz w:val="20"/>
               </w:rPr>
               <w:t>present in production</w:t>
             </w:r>
@@ -5319,23 +3950,16 @@
       <w:tr>
         <w:tc>
           <w:tcPr>
-            <w:tcW w:type="dxa" w:w="3312"/>
-            <w:tcMar>
-              <w:top w:w="120" w:type="dxa"/>
-              <w:bottom w:w="120" w:type="dxa"/>
-              <w:left w:w="180" w:type="dxa"/>
-              <w:right w:w="180" w:type="dxa"/>
-            </w:tcMar>
-            <w:shd w:fill="F8FAFC"/>
+            <w:tcW w:type="dxa" w:w="2880"/>
           </w:tcPr>
           <w:p>
-            <w:pPr>
-              <w:spacing w:before="40" w:after="40"/>
-            </w:pPr>
+            <w:r/>
             <w:r>
               <w:rPr>
-                <w:color w:val="1E293B"/>
-                <w:sz w:val="19"/>
+                <w:rFonts w:ascii="Calibri" w:hAnsi="Calibri"/>
+                <w:b w:val="0"/>
+                <w:color w:val="111111"/>
+                <w:sz w:val="20"/>
               </w:rPr>
               <w:t>SEC-03</w:t>
             </w:r>
@@ -5343,23 +3967,16 @@
         </w:tc>
         <w:tc>
           <w:tcPr>
-            <w:tcW w:type="dxa" w:w="3312"/>
-            <w:tcMar>
-              <w:top w:w="120" w:type="dxa"/>
-              <w:bottom w:w="120" w:type="dxa"/>
-              <w:left w:w="180" w:type="dxa"/>
-              <w:right w:w="180" w:type="dxa"/>
-            </w:tcMar>
-            <w:shd w:fill="F8FAFC"/>
+            <w:tcW w:type="dxa" w:w="2880"/>
           </w:tcPr>
           <w:p>
-            <w:pPr>
-              <w:spacing w:before="40" w:after="40"/>
-            </w:pPr>
+            <w:r/>
             <w:r>
               <w:rPr>
-                <w:color w:val="1E293B"/>
-                <w:sz w:val="19"/>
+                <w:rFonts w:ascii="Calibri" w:hAnsi="Calibri"/>
+                <w:b w:val="0"/>
+                <w:color w:val="111111"/>
+                <w:sz w:val="20"/>
               </w:rPr>
               <w:t>Login rate limit</w:t>
             </w:r>
@@ -5367,23 +3984,16 @@
         </w:tc>
         <w:tc>
           <w:tcPr>
-            <w:tcW w:type="dxa" w:w="3312"/>
-            <w:tcMar>
-              <w:top w:w="120" w:type="dxa"/>
-              <w:bottom w:w="120" w:type="dxa"/>
-              <w:left w:w="180" w:type="dxa"/>
-              <w:right w:w="180" w:type="dxa"/>
-            </w:tcMar>
-            <w:shd w:fill="F8FAFC"/>
+            <w:tcW w:type="dxa" w:w="2880"/>
           </w:tcPr>
           <w:p>
-            <w:pPr>
-              <w:spacing w:before="40" w:after="40"/>
-            </w:pPr>
+            <w:r/>
             <w:r>
               <w:rPr>
-                <w:color w:val="1E293B"/>
-                <w:sz w:val="19"/>
+                <w:rFonts w:ascii="Calibri" w:hAnsi="Calibri"/>
+                <w:b w:val="0"/>
+                <w:color w:val="111111"/>
+                <w:sz w:val="20"/>
               </w:rPr>
               <w:t>429 after 10 attempts/15min</w:t>
             </w:r>
@@ -5393,23 +4003,16 @@
       <w:tr>
         <w:tc>
           <w:tcPr>
-            <w:tcW w:type="dxa" w:w="3312"/>
-            <w:tcMar>
-              <w:top w:w="120" w:type="dxa"/>
-              <w:bottom w:w="120" w:type="dxa"/>
-              <w:left w:w="180" w:type="dxa"/>
-              <w:right w:w="180" w:type="dxa"/>
-            </w:tcMar>
-            <w:shd w:fill="FFFFFF"/>
+            <w:tcW w:type="dxa" w:w="2880"/>
           </w:tcPr>
           <w:p>
-            <w:pPr>
-              <w:spacing w:before="40" w:after="40"/>
-            </w:pPr>
+            <w:r/>
             <w:r>
               <w:rPr>
-                <w:color w:val="1E293B"/>
-                <w:sz w:val="19"/>
+                <w:rFonts w:ascii="Calibri" w:hAnsi="Calibri"/>
+                <w:b w:val="0"/>
+                <w:color w:val="111111"/>
+                <w:sz w:val="20"/>
               </w:rPr>
               <w:t>SEC-04</w:t>
             </w:r>
@@ -5417,23 +4020,16 @@
         </w:tc>
         <w:tc>
           <w:tcPr>
-            <w:tcW w:type="dxa" w:w="3312"/>
-            <w:tcMar>
-              <w:top w:w="120" w:type="dxa"/>
-              <w:bottom w:w="120" w:type="dxa"/>
-              <w:left w:w="180" w:type="dxa"/>
-              <w:right w:w="180" w:type="dxa"/>
-            </w:tcMar>
-            <w:shd w:fill="FFFFFF"/>
+            <w:tcW w:type="dxa" w:w="2880"/>
           </w:tcPr>
           <w:p>
-            <w:pPr>
-              <w:spacing w:before="40" w:after="40"/>
-            </w:pPr>
+            <w:r/>
             <w:r>
               <w:rPr>
-                <w:color w:val="1E293B"/>
-                <w:sz w:val="19"/>
+                <w:rFonts w:ascii="Calibri" w:hAnsi="Calibri"/>
+                <w:b w:val="0"/>
+                <w:color w:val="111111"/>
+                <w:sz w:val="20"/>
               </w:rPr>
               <w:t>Global API rate limit configured</w:t>
             </w:r>
@@ -5441,23 +4037,16 @@
         </w:tc>
         <w:tc>
           <w:tcPr>
-            <w:tcW w:type="dxa" w:w="3312"/>
-            <w:tcMar>
-              <w:top w:w="120" w:type="dxa"/>
-              <w:bottom w:w="120" w:type="dxa"/>
-              <w:left w:w="180" w:type="dxa"/>
-              <w:right w:w="180" w:type="dxa"/>
-            </w:tcMar>
-            <w:shd w:fill="FFFFFF"/>
+            <w:tcW w:type="dxa" w:w="2880"/>
           </w:tcPr>
           <w:p>
-            <w:pPr>
-              <w:spacing w:before="40" w:after="40"/>
-            </w:pPr>
+            <w:r/>
             <w:r>
               <w:rPr>
-                <w:color w:val="1E293B"/>
-                <w:sz w:val="19"/>
+                <w:rFonts w:ascii="Calibri" w:hAnsi="Calibri"/>
+                <w:b w:val="0"/>
+                <w:color w:val="111111"/>
+                <w:sz w:val="20"/>
               </w:rPr>
               <w:t>300/15min/IP</w:t>
             </w:r>
@@ -5467,23 +4056,16 @@
       <w:tr>
         <w:tc>
           <w:tcPr>
-            <w:tcW w:type="dxa" w:w="3312"/>
-            <w:tcMar>
-              <w:top w:w="120" w:type="dxa"/>
-              <w:bottom w:w="120" w:type="dxa"/>
-              <w:left w:w="180" w:type="dxa"/>
-              <w:right w:w="180" w:type="dxa"/>
-            </w:tcMar>
-            <w:shd w:fill="F8FAFC"/>
+            <w:tcW w:type="dxa" w:w="2880"/>
           </w:tcPr>
           <w:p>
-            <w:pPr>
-              <w:spacing w:before="40" w:after="40"/>
-            </w:pPr>
+            <w:r/>
             <w:r>
               <w:rPr>
-                <w:color w:val="1E293B"/>
-                <w:sz w:val="19"/>
+                <w:rFonts w:ascii="Calibri" w:hAnsi="Calibri"/>
+                <w:b w:val="0"/>
+                <w:color w:val="111111"/>
+                <w:sz w:val="20"/>
               </w:rPr>
               <w:t>SEC-05</w:t>
             </w:r>
@@ -5491,23 +4073,16 @@
         </w:tc>
         <w:tc>
           <w:tcPr>
-            <w:tcW w:type="dxa" w:w="3312"/>
-            <w:tcMar>
-              <w:top w:w="120" w:type="dxa"/>
-              <w:bottom w:w="120" w:type="dxa"/>
-              <w:left w:w="180" w:type="dxa"/>
-              <w:right w:w="180" w:type="dxa"/>
-            </w:tcMar>
-            <w:shd w:fill="F8FAFC"/>
+            <w:tcW w:type="dxa" w:w="2880"/>
           </w:tcPr>
           <w:p>
-            <w:pPr>
-              <w:spacing w:before="40" w:after="40"/>
-            </w:pPr>
+            <w:r/>
             <w:r>
               <w:rPr>
-                <w:color w:val="1E293B"/>
-                <w:sz w:val="19"/>
+                <w:rFonts w:ascii="Calibri" w:hAnsi="Calibri"/>
+                <w:b w:val="0"/>
+                <w:color w:val="111111"/>
+                <w:sz w:val="20"/>
               </w:rPr>
               <w:t>JWT issuer binding</w:t>
             </w:r>
@@ -5515,23 +4090,16 @@
         </w:tc>
         <w:tc>
           <w:tcPr>
-            <w:tcW w:type="dxa" w:w="3312"/>
-            <w:tcMar>
-              <w:top w:w="120" w:type="dxa"/>
-              <w:bottom w:w="120" w:type="dxa"/>
-              <w:left w:w="180" w:type="dxa"/>
-              <w:right w:w="180" w:type="dxa"/>
-            </w:tcMar>
-            <w:shd w:fill="F8FAFC"/>
+            <w:tcW w:type="dxa" w:w="2880"/>
           </w:tcPr>
           <w:p>
-            <w:pPr>
-              <w:spacing w:before="40" w:after="40"/>
-            </w:pPr>
+            <w:r/>
             <w:r>
               <w:rPr>
-                <w:color w:val="1E293B"/>
-                <w:sz w:val="19"/>
+                <w:rFonts w:ascii="Calibri" w:hAnsi="Calibri"/>
+                <w:b w:val="0"/>
+                <w:color w:val="111111"/>
+                <w:sz w:val="20"/>
               </w:rPr>
               <w:t>tokens verified with iss check</w:t>
             </w:r>
@@ -5541,23 +4109,16 @@
       <w:tr>
         <w:tc>
           <w:tcPr>
-            <w:tcW w:type="dxa" w:w="3312"/>
-            <w:tcMar>
-              <w:top w:w="120" w:type="dxa"/>
-              <w:bottom w:w="120" w:type="dxa"/>
-              <w:left w:w="180" w:type="dxa"/>
-              <w:right w:w="180" w:type="dxa"/>
-            </w:tcMar>
-            <w:shd w:fill="FFFFFF"/>
+            <w:tcW w:type="dxa" w:w="2880"/>
           </w:tcPr>
           <w:p>
-            <w:pPr>
-              <w:spacing w:before="40" w:after="40"/>
-            </w:pPr>
+            <w:r/>
             <w:r>
               <w:rPr>
-                <w:color w:val="1E293B"/>
-                <w:sz w:val="19"/>
+                <w:rFonts w:ascii="Calibri" w:hAnsi="Calibri"/>
+                <w:b w:val="0"/>
+                <w:color w:val="111111"/>
+                <w:sz w:val="20"/>
               </w:rPr>
               <w:t>SEC-06</w:t>
             </w:r>
@@ -5565,23 +4126,16 @@
         </w:tc>
         <w:tc>
           <w:tcPr>
-            <w:tcW w:type="dxa" w:w="3312"/>
-            <w:tcMar>
-              <w:top w:w="120" w:type="dxa"/>
-              <w:bottom w:w="120" w:type="dxa"/>
-              <w:left w:w="180" w:type="dxa"/>
-              <w:right w:w="180" w:type="dxa"/>
-            </w:tcMar>
-            <w:shd w:fill="FFFFFF"/>
+            <w:tcW w:type="dxa" w:w="2880"/>
           </w:tcPr>
           <w:p>
-            <w:pPr>
-              <w:spacing w:before="40" w:after="40"/>
-            </w:pPr>
+            <w:r/>
             <w:r>
               <w:rPr>
-                <w:color w:val="1E293B"/>
-                <w:sz w:val="19"/>
+                <w:rFonts w:ascii="Calibri" w:hAnsi="Calibri"/>
+                <w:b w:val="0"/>
+                <w:color w:val="111111"/>
+                <w:sz w:val="20"/>
               </w:rPr>
               <w:t>Secrets not in source</w:t>
             </w:r>
@@ -5589,23 +4143,16 @@
         </w:tc>
         <w:tc>
           <w:tcPr>
-            <w:tcW w:type="dxa" w:w="3312"/>
-            <w:tcMar>
-              <w:top w:w="120" w:type="dxa"/>
-              <w:bottom w:w="120" w:type="dxa"/>
-              <w:left w:w="180" w:type="dxa"/>
-              <w:right w:w="180" w:type="dxa"/>
-            </w:tcMar>
-            <w:shd w:fill="FFFFFF"/>
+            <w:tcW w:type="dxa" w:w="2880"/>
           </w:tcPr>
           <w:p>
-            <w:pPr>
-              <w:spacing w:before="40" w:after="40"/>
-            </w:pPr>
+            <w:r/>
             <w:r>
               <w:rPr>
-                <w:color w:val="1E293B"/>
-                <w:sz w:val="19"/>
+                <w:rFonts w:ascii="Calibri" w:hAnsi="Calibri"/>
+                <w:b w:val="0"/>
+                <w:color w:val="111111"/>
+                <w:sz w:val="20"/>
               </w:rPr>
               <w:t>env-only references</w:t>
             </w:r>
@@ -5615,23 +4162,16 @@
       <w:tr>
         <w:tc>
           <w:tcPr>
-            <w:tcW w:type="dxa" w:w="3312"/>
-            <w:tcMar>
-              <w:top w:w="120" w:type="dxa"/>
-              <w:bottom w:w="120" w:type="dxa"/>
-              <w:left w:w="180" w:type="dxa"/>
-              <w:right w:w="180" w:type="dxa"/>
-            </w:tcMar>
-            <w:shd w:fill="F8FAFC"/>
+            <w:tcW w:type="dxa" w:w="2880"/>
           </w:tcPr>
           <w:p>
-            <w:pPr>
-              <w:spacing w:before="40" w:after="40"/>
-            </w:pPr>
+            <w:r/>
             <w:r>
               <w:rPr>
-                <w:color w:val="1E293B"/>
-                <w:sz w:val="19"/>
+                <w:rFonts w:ascii="Calibri" w:hAnsi="Calibri"/>
+                <w:b w:val="0"/>
+                <w:color w:val="111111"/>
+                <w:sz w:val="20"/>
               </w:rPr>
               <w:t>SEC-07</w:t>
             </w:r>
@@ -5639,23 +4179,16 @@
         </w:tc>
         <w:tc>
           <w:tcPr>
-            <w:tcW w:type="dxa" w:w="3312"/>
-            <w:tcMar>
-              <w:top w:w="120" w:type="dxa"/>
-              <w:bottom w:w="120" w:type="dxa"/>
-              <w:left w:w="180" w:type="dxa"/>
-              <w:right w:w="180" w:type="dxa"/>
-            </w:tcMar>
-            <w:shd w:fill="F8FAFC"/>
+            <w:tcW w:type="dxa" w:w="2880"/>
           </w:tcPr>
           <w:p>
-            <w:pPr>
-              <w:spacing w:before="40" w:after="40"/>
-            </w:pPr>
+            <w:r/>
             <w:r>
               <w:rPr>
-                <w:color w:val="1E293B"/>
-                <w:sz w:val="19"/>
+                <w:rFonts w:ascii="Calibri" w:hAnsi="Calibri"/>
+                <w:b w:val="0"/>
+                <w:color w:val="111111"/>
+                <w:sz w:val="20"/>
               </w:rPr>
               <w:t>Chat rate limit</w:t>
             </w:r>
@@ -5663,23 +4196,16 @@
         </w:tc>
         <w:tc>
           <w:tcPr>
-            <w:tcW w:type="dxa" w:w="3312"/>
-            <w:tcMar>
-              <w:top w:w="120" w:type="dxa"/>
-              <w:bottom w:w="120" w:type="dxa"/>
-              <w:left w:w="180" w:type="dxa"/>
-              <w:right w:w="180" w:type="dxa"/>
-            </w:tcMar>
-            <w:shd w:fill="F8FAFC"/>
+            <w:tcW w:type="dxa" w:w="2880"/>
           </w:tcPr>
           <w:p>
-            <w:pPr>
-              <w:spacing w:before="40" w:after="40"/>
-            </w:pPr>
+            <w:r/>
             <w:r>
               <w:rPr>
-                <w:color w:val="1E293B"/>
-                <w:sz w:val="19"/>
+                <w:rFonts w:ascii="Calibri" w:hAnsi="Calibri"/>
+                <w:b w:val="0"/>
+                <w:color w:val="111111"/>
+                <w:sz w:val="20"/>
               </w:rPr>
               <w:t>60/15min per user</w:t>
             </w:r>
@@ -5690,48 +4216,42 @@
     <w:p/>
     <w:p>
       <w:pPr>
-        <w:spacing w:before="200" w:after="60"/>
+        <w:pStyle w:val="Heading2"/>
       </w:pPr>
       <w:r>
         <w:rPr>
+          <w:rFonts w:ascii="Calibri" w:hAnsi="Calibri"/>
           <w:b/>
-          <w:color w:val="2563EB"/>
-          <w:sz w:val="26"/>
+          <w:color w:val="000000"/>
+          <w:sz w:val="25"/>
         </w:rPr>
         <w:t>2.10 UI / Responsive / UX</w:t>
       </w:r>
     </w:p>
     <w:tbl>
       <w:tblPr>
+        <w:tblStyle w:val="TableGrid"/>
         <w:tblW w:type="auto" w:w="0"/>
-        <w:jc w:val="center"/>
         <w:tblLook w:firstColumn="1" w:firstRow="1" w:lastColumn="0" w:lastRow="0" w:noHBand="0" w:noVBand="1" w:val="04A0"/>
       </w:tblPr>
       <w:tblGrid>
-        <w:gridCol w:w="3312"/>
-        <w:gridCol w:w="3312"/>
-        <w:gridCol w:w="3312"/>
+        <w:gridCol w:w="2880"/>
+        <w:gridCol w:w="2880"/>
+        <w:gridCol w:w="2880"/>
       </w:tblGrid>
       <w:tr>
         <w:tc>
           <w:tcPr>
-            <w:tcW w:type="dxa" w:w="3312"/>
-            <w:tcMar>
-              <w:top w:w="120" w:type="dxa"/>
-              <w:bottom w:w="120" w:type="dxa"/>
-              <w:left w:w="180" w:type="dxa"/>
-              <w:right w:w="180" w:type="dxa"/>
-            </w:tcMar>
-            <w:shd w:fill="0F172A"/>
+            <w:tcW w:type="dxa" w:w="2880"/>
+            <w:shd w:val="clear" w:fill="E7E6E6"/>
           </w:tcPr>
           <w:p>
-            <w:pPr>
-              <w:spacing w:before="40" w:after="40"/>
-            </w:pPr>
+            <w:r/>
             <w:r>
               <w:rPr>
+                <w:rFonts w:ascii="Calibri" w:hAnsi="Calibri"/>
                 <w:b/>
-                <w:color w:val="F8FAFC"/>
+                <w:color w:val="111111"/>
                 <w:sz w:val="20"/>
               </w:rPr>
               <w:t>ID</w:t>
@@ -5740,23 +4260,16 @@
         </w:tc>
         <w:tc>
           <w:tcPr>
-            <w:tcW w:type="dxa" w:w="3312"/>
-            <w:tcMar>
-              <w:top w:w="120" w:type="dxa"/>
-              <w:bottom w:w="120" w:type="dxa"/>
-              <w:left w:w="180" w:type="dxa"/>
-              <w:right w:w="180" w:type="dxa"/>
-            </w:tcMar>
-            <w:shd w:fill="0F172A"/>
+            <w:tcW w:type="dxa" w:w="2880"/>
+            <w:shd w:val="clear" w:fill="E7E6E6"/>
           </w:tcPr>
           <w:p>
-            <w:pPr>
-              <w:spacing w:before="40" w:after="40"/>
-            </w:pPr>
+            <w:r/>
             <w:r>
               <w:rPr>
+                <w:rFonts w:ascii="Calibri" w:hAnsi="Calibri"/>
                 <w:b/>
-                <w:color w:val="F8FAFC"/>
+                <w:color w:val="111111"/>
                 <w:sz w:val="20"/>
               </w:rPr>
               <w:t>Case</w:t>
@@ -5765,23 +4278,16 @@
         </w:tc>
         <w:tc>
           <w:tcPr>
-            <w:tcW w:type="dxa" w:w="3312"/>
-            <w:tcMar>
-              <w:top w:w="120" w:type="dxa"/>
-              <w:bottom w:w="120" w:type="dxa"/>
-              <w:left w:w="180" w:type="dxa"/>
-              <w:right w:w="180" w:type="dxa"/>
-            </w:tcMar>
-            <w:shd w:fill="0F172A"/>
+            <w:tcW w:type="dxa" w:w="2880"/>
+            <w:shd w:val="clear" w:fill="E7E6E6"/>
           </w:tcPr>
           <w:p>
-            <w:pPr>
-              <w:spacing w:before="40" w:after="40"/>
-            </w:pPr>
+            <w:r/>
             <w:r>
               <w:rPr>
+                <w:rFonts w:ascii="Calibri" w:hAnsi="Calibri"/>
                 <w:b/>
-                <w:color w:val="F8FAFC"/>
+                <w:color w:val="111111"/>
                 <w:sz w:val="20"/>
               </w:rPr>
               <w:t>Expected</w:t>
@@ -5792,23 +4298,16 @@
       <w:tr>
         <w:tc>
           <w:tcPr>
-            <w:tcW w:type="dxa" w:w="3312"/>
-            <w:tcMar>
-              <w:top w:w="120" w:type="dxa"/>
-              <w:bottom w:w="120" w:type="dxa"/>
-              <w:left w:w="180" w:type="dxa"/>
-              <w:right w:w="180" w:type="dxa"/>
-            </w:tcMar>
-            <w:shd w:fill="F8FAFC"/>
+            <w:tcW w:type="dxa" w:w="2880"/>
           </w:tcPr>
           <w:p>
-            <w:pPr>
-              <w:spacing w:before="40" w:after="40"/>
-            </w:pPr>
+            <w:r/>
             <w:r>
               <w:rPr>
-                <w:color w:val="1E293B"/>
-                <w:sz w:val="19"/>
+                <w:rFonts w:ascii="Calibri" w:hAnsi="Calibri"/>
+                <w:b w:val="0"/>
+                <w:color w:val="111111"/>
+                <w:sz w:val="20"/>
               </w:rPr>
               <w:t>UI-01</w:t>
             </w:r>
@@ -5816,23 +4315,16 @@
         </w:tc>
         <w:tc>
           <w:tcPr>
-            <w:tcW w:type="dxa" w:w="3312"/>
-            <w:tcMar>
-              <w:top w:w="120" w:type="dxa"/>
-              <w:bottom w:w="120" w:type="dxa"/>
-              <w:left w:w="180" w:type="dxa"/>
-              <w:right w:w="180" w:type="dxa"/>
-            </w:tcMar>
-            <w:shd w:fill="F8FAFC"/>
+            <w:tcW w:type="dxa" w:w="2880"/>
           </w:tcPr>
           <w:p>
-            <w:pPr>
-              <w:spacing w:before="40" w:after="40"/>
-            </w:pPr>
+            <w:r/>
             <w:r>
               <w:rPr>
-                <w:color w:val="1E293B"/>
-                <w:sz w:val="19"/>
+                <w:rFonts w:ascii="Calibri" w:hAnsi="Calibri"/>
+                <w:b w:val="0"/>
+                <w:color w:val="111111"/>
+                <w:sz w:val="20"/>
               </w:rPr>
               <w:t>Login hero renders 3D canvas</w:t>
             </w:r>
@@ -5840,23 +4332,16 @@
         </w:tc>
         <w:tc>
           <w:tcPr>
-            <w:tcW w:type="dxa" w:w="3312"/>
-            <w:tcMar>
-              <w:top w:w="120" w:type="dxa"/>
-              <w:bottom w:w="120" w:type="dxa"/>
-              <w:left w:w="180" w:type="dxa"/>
-              <w:right w:w="180" w:type="dxa"/>
-            </w:tcMar>
-            <w:shd w:fill="F8FAFC"/>
+            <w:tcW w:type="dxa" w:w="2880"/>
           </w:tcPr>
           <w:p>
-            <w:pPr>
-              <w:spacing w:before="40" w:after="40"/>
-            </w:pPr>
+            <w:r/>
             <w:r>
               <w:rPr>
-                <w:color w:val="1E293B"/>
-                <w:sz w:val="19"/>
+                <w:rFonts w:ascii="Calibri" w:hAnsi="Calibri"/>
+                <w:b w:val="0"/>
+                <w:color w:val="111111"/>
+                <w:sz w:val="20"/>
               </w:rPr>
               <w:t>canvas present, WebGL active</w:t>
             </w:r>
@@ -5866,23 +4351,16 @@
       <w:tr>
         <w:tc>
           <w:tcPr>
-            <w:tcW w:type="dxa" w:w="3312"/>
-            <w:tcMar>
-              <w:top w:w="120" w:type="dxa"/>
-              <w:bottom w:w="120" w:type="dxa"/>
-              <w:left w:w="180" w:type="dxa"/>
-              <w:right w:w="180" w:type="dxa"/>
-            </w:tcMar>
-            <w:shd w:fill="FFFFFF"/>
+            <w:tcW w:type="dxa" w:w="2880"/>
           </w:tcPr>
           <w:p>
-            <w:pPr>
-              <w:spacing w:before="40" w:after="40"/>
-            </w:pPr>
+            <w:r/>
             <w:r>
               <w:rPr>
-                <w:color w:val="1E293B"/>
-                <w:sz w:val="19"/>
+                <w:rFonts w:ascii="Calibri" w:hAnsi="Calibri"/>
+                <w:b w:val="0"/>
+                <w:color w:val="111111"/>
+                <w:sz w:val="20"/>
               </w:rPr>
               <w:t>UI-02</w:t>
             </w:r>
@@ -5890,23 +4368,16 @@
         </w:tc>
         <w:tc>
           <w:tcPr>
-            <w:tcW w:type="dxa" w:w="3312"/>
-            <w:tcMar>
-              <w:top w:w="120" w:type="dxa"/>
-              <w:bottom w:w="120" w:type="dxa"/>
-              <w:left w:w="180" w:type="dxa"/>
-              <w:right w:w="180" w:type="dxa"/>
-            </w:tcMar>
-            <w:shd w:fill="FFFFFF"/>
+            <w:tcW w:type="dxa" w:w="2880"/>
           </w:tcPr>
           <w:p>
-            <w:pPr>
-              <w:spacing w:before="40" w:after="40"/>
-            </w:pPr>
+            <w:r/>
             <w:r>
               <w:rPr>
-                <w:color w:val="1E293B"/>
-                <w:sz w:val="19"/>
+                <w:rFonts w:ascii="Calibri" w:hAnsi="Calibri"/>
+                <w:b w:val="0"/>
+                <w:color w:val="111111"/>
+                <w:sz w:val="20"/>
               </w:rPr>
               <w:t>Registration flow → dashboard</w:t>
             </w:r>
@@ -5914,23 +4385,16 @@
         </w:tc>
         <w:tc>
           <w:tcPr>
-            <w:tcW w:type="dxa" w:w="3312"/>
-            <w:tcMar>
-              <w:top w:w="120" w:type="dxa"/>
-              <w:bottom w:w="120" w:type="dxa"/>
-              <w:left w:w="180" w:type="dxa"/>
-              <w:right w:w="180" w:type="dxa"/>
-            </w:tcMar>
-            <w:shd w:fill="FFFFFF"/>
+            <w:tcW w:type="dxa" w:w="2880"/>
           </w:tcPr>
           <w:p>
-            <w:pPr>
-              <w:spacing w:before="40" w:after="40"/>
-            </w:pPr>
+            <w:r/>
             <w:r>
               <w:rPr>
-                <w:color w:val="1E293B"/>
-                <w:sz w:val="19"/>
+                <w:rFonts w:ascii="Calibri" w:hAnsi="Calibri"/>
+                <w:b w:val="0"/>
+                <w:color w:val="111111"/>
+                <w:sz w:val="20"/>
               </w:rPr>
               <w:t>lands on / with empty-state matrix</w:t>
             </w:r>
@@ -5940,23 +4404,16 @@
       <w:tr>
         <w:tc>
           <w:tcPr>
-            <w:tcW w:type="dxa" w:w="3312"/>
-            <w:tcMar>
-              <w:top w:w="120" w:type="dxa"/>
-              <w:bottom w:w="120" w:type="dxa"/>
-              <w:left w:w="180" w:type="dxa"/>
-              <w:right w:w="180" w:type="dxa"/>
-            </w:tcMar>
-            <w:shd w:fill="F8FAFC"/>
+            <w:tcW w:type="dxa" w:w="2880"/>
           </w:tcPr>
           <w:p>
-            <w:pPr>
-              <w:spacing w:before="40" w:after="40"/>
-            </w:pPr>
+            <w:r/>
             <w:r>
               <w:rPr>
-                <w:color w:val="1E293B"/>
-                <w:sz w:val="19"/>
+                <w:rFonts w:ascii="Calibri" w:hAnsi="Calibri"/>
+                <w:b w:val="0"/>
+                <w:color w:val="111111"/>
+                <w:sz w:val="20"/>
               </w:rPr>
               <w:t>UI-03</w:t>
             </w:r>
@@ -5964,23 +4421,16 @@
         </w:tc>
         <w:tc>
           <w:tcPr>
-            <w:tcW w:type="dxa" w:w="3312"/>
-            <w:tcMar>
-              <w:top w:w="120" w:type="dxa"/>
-              <w:bottom w:w="120" w:type="dxa"/>
-              <w:left w:w="180" w:type="dxa"/>
-              <w:right w:w="180" w:type="dxa"/>
-            </w:tcMar>
-            <w:shd w:fill="F8FAFC"/>
+            <w:tcW w:type="dxa" w:w="2880"/>
           </w:tcPr>
           <w:p>
-            <w:pPr>
-              <w:spacing w:before="40" w:after="40"/>
-            </w:pPr>
+            <w:r/>
             <w:r>
               <w:rPr>
-                <w:color w:val="1E293B"/>
-                <w:sz w:val="19"/>
+                <w:rFonts w:ascii="Calibri" w:hAnsi="Calibri"/>
+                <w:b w:val="0"/>
+                <w:color w:val="111111"/>
+                <w:sz w:val="20"/>
               </w:rPr>
               <w:t>Diagnostic question flow in browser</w:t>
             </w:r>
@@ -5988,23 +4438,16 @@
         </w:tc>
         <w:tc>
           <w:tcPr>
-            <w:tcW w:type="dxa" w:w="3312"/>
-            <w:tcMar>
-              <w:top w:w="120" w:type="dxa"/>
-              <w:bottom w:w="120" w:type="dxa"/>
-              <w:left w:w="180" w:type="dxa"/>
-              <w:right w:w="180" w:type="dxa"/>
-            </w:tcMar>
-            <w:shd w:fill="F8FAFC"/>
+            <w:tcW w:type="dxa" w:w="2880"/>
           </w:tcPr>
           <w:p>
-            <w:pPr>
-              <w:spacing w:before="40" w:after="40"/>
-            </w:pPr>
+            <w:r/>
             <w:r>
               <w:rPr>
-                <w:color w:val="1E293B"/>
-                <w:sz w:val="19"/>
+                <w:rFonts w:ascii="Calibri" w:hAnsi="Calibri"/>
+                <w:b w:val="0"/>
+                <w:color w:val="111111"/>
+                <w:sz w:val="20"/>
               </w:rPr>
               <w:t>choices render, answering progresses</w:t>
             </w:r>
@@ -6014,23 +4457,16 @@
       <w:tr>
         <w:tc>
           <w:tcPr>
-            <w:tcW w:type="dxa" w:w="3312"/>
-            <w:tcMar>
-              <w:top w:w="120" w:type="dxa"/>
-              <w:bottom w:w="120" w:type="dxa"/>
-              <w:left w:w="180" w:type="dxa"/>
-              <w:right w:w="180" w:type="dxa"/>
-            </w:tcMar>
-            <w:shd w:fill="FFFFFF"/>
+            <w:tcW w:type="dxa" w:w="2880"/>
           </w:tcPr>
           <w:p>
-            <w:pPr>
-              <w:spacing w:before="40" w:after="40"/>
-            </w:pPr>
+            <w:r/>
             <w:r>
               <w:rPr>
-                <w:color w:val="1E293B"/>
-                <w:sz w:val="19"/>
+                <w:rFonts w:ascii="Calibri" w:hAnsi="Calibri"/>
+                <w:b w:val="0"/>
+                <w:color w:val="111111"/>
+                <w:sz w:val="20"/>
               </w:rPr>
               <w:t>UI-04</w:t>
             </w:r>
@@ -6038,23 +4474,16 @@
         </w:tc>
         <w:tc>
           <w:tcPr>
-            <w:tcW w:type="dxa" w:w="3312"/>
-            <w:tcMar>
-              <w:top w:w="120" w:type="dxa"/>
-              <w:bottom w:w="120" w:type="dxa"/>
-              <w:left w:w="180" w:type="dxa"/>
-              <w:right w:w="180" w:type="dxa"/>
-            </w:tcMar>
-            <w:shd w:fill="FFFFFF"/>
+            <w:tcW w:type="dxa" w:w="2880"/>
           </w:tcPr>
           <w:p>
-            <w:pPr>
-              <w:spacing w:before="40" w:after="40"/>
-            </w:pPr>
+            <w:r/>
             <w:r>
               <w:rPr>
-                <w:color w:val="1E293B"/>
-                <w:sz w:val="19"/>
+                <w:rFonts w:ascii="Calibri" w:hAnsi="Calibri"/>
+                <w:b w:val="0"/>
+                <w:color w:val="111111"/>
+                <w:sz w:val="20"/>
               </w:rPr>
               <w:t>Code playground submission</w:t>
             </w:r>
@@ -6062,23 +4491,16 @@
         </w:tc>
         <w:tc>
           <w:tcPr>
-            <w:tcW w:type="dxa" w:w="3312"/>
-            <w:tcMar>
-              <w:top w:w="120" w:type="dxa"/>
-              <w:bottom w:w="120" w:type="dxa"/>
-              <w:left w:w="180" w:type="dxa"/>
-              <w:right w:w="180" w:type="dxa"/>
-            </w:tcMar>
-            <w:shd w:fill="FFFFFF"/>
+            <w:tcW w:type="dxa" w:w="2880"/>
           </w:tcPr>
           <w:p>
-            <w:pPr>
-              <w:spacing w:before="40" w:after="40"/>
-            </w:pPr>
+            <w:r/>
             <w:r>
               <w:rPr>
-                <w:color w:val="1E293B"/>
-                <w:sz w:val="19"/>
+                <w:rFonts w:ascii="Calibri" w:hAnsi="Calibri"/>
+                <w:b w:val="0"/>
+                <w:color w:val="111111"/>
+                <w:sz w:val="20"/>
               </w:rPr>
               <w:t>feedback panel mounts with score pills</w:t>
             </w:r>
@@ -6088,23 +4510,16 @@
       <w:tr>
         <w:tc>
           <w:tcPr>
-            <w:tcW w:type="dxa" w:w="3312"/>
-            <w:tcMar>
-              <w:top w:w="120" w:type="dxa"/>
-              <w:bottom w:w="120" w:type="dxa"/>
-              <w:left w:w="180" w:type="dxa"/>
-              <w:right w:w="180" w:type="dxa"/>
-            </w:tcMar>
-            <w:shd w:fill="F8FAFC"/>
+            <w:tcW w:type="dxa" w:w="2880"/>
           </w:tcPr>
           <w:p>
-            <w:pPr>
-              <w:spacing w:before="40" w:after="40"/>
-            </w:pPr>
+            <w:r/>
             <w:r>
               <w:rPr>
-                <w:color w:val="1E293B"/>
-                <w:sz w:val="19"/>
+                <w:rFonts w:ascii="Calibri" w:hAnsi="Calibri"/>
+                <w:b w:val="0"/>
+                <w:color w:val="111111"/>
+                <w:sz w:val="20"/>
               </w:rPr>
               <w:t>UI-05</w:t>
             </w:r>
@@ -6112,23 +4527,16 @@
         </w:tc>
         <w:tc>
           <w:tcPr>
-            <w:tcW w:type="dxa" w:w="3312"/>
-            <w:tcMar>
-              <w:top w:w="120" w:type="dxa"/>
-              <w:bottom w:w="120" w:type="dxa"/>
-              <w:left w:w="180" w:type="dxa"/>
-              <w:right w:w="180" w:type="dxa"/>
-            </w:tcMar>
-            <w:shd w:fill="F8FAFC"/>
+            <w:tcW w:type="dxa" w:w="2880"/>
           </w:tcPr>
           <w:p>
-            <w:pPr>
-              <w:spacing w:before="40" w:after="40"/>
-            </w:pPr>
+            <w:r/>
             <w:r>
               <w:rPr>
-                <w:color w:val="1E293B"/>
-                <w:sz w:val="19"/>
+                <w:rFonts w:ascii="Calibri" w:hAnsi="Calibri"/>
+                <w:b w:val="0"/>
+                <w:color w:val="111111"/>
+                <w:sz w:val="20"/>
               </w:rPr>
               <w:t>Chat send in browser</w:t>
             </w:r>
@@ -6136,23 +4544,16 @@
         </w:tc>
         <w:tc>
           <w:tcPr>
-            <w:tcW w:type="dxa" w:w="3312"/>
-            <w:tcMar>
-              <w:top w:w="120" w:type="dxa"/>
-              <w:bottom w:w="120" w:type="dxa"/>
-              <w:left w:w="180" w:type="dxa"/>
-              <w:right w:w="180" w:type="dxa"/>
-            </w:tcMar>
-            <w:shd w:fill="F8FAFC"/>
+            <w:tcW w:type="dxa" w:w="2880"/>
           </w:tcPr>
           <w:p>
-            <w:pPr>
-              <w:spacing w:before="40" w:after="40"/>
-            </w:pPr>
+            <w:r/>
             <w:r>
               <w:rPr>
-                <w:color w:val="1E293B"/>
-                <w:sz w:val="19"/>
+                <w:rFonts w:ascii="Calibri" w:hAnsi="Calibri"/>
+                <w:b w:val="0"/>
+                <w:color w:val="111111"/>
+                <w:sz w:val="20"/>
               </w:rPr>
               <w:t>user + assistant bubbles render</w:t>
             </w:r>
@@ -6162,23 +4563,16 @@
       <w:tr>
         <w:tc>
           <w:tcPr>
-            <w:tcW w:type="dxa" w:w="3312"/>
-            <w:tcMar>
-              <w:top w:w="120" w:type="dxa"/>
-              <w:bottom w:w="120" w:type="dxa"/>
-              <w:left w:w="180" w:type="dxa"/>
-              <w:right w:w="180" w:type="dxa"/>
-            </w:tcMar>
-            <w:shd w:fill="FFFFFF"/>
+            <w:tcW w:type="dxa" w:w="2880"/>
           </w:tcPr>
           <w:p>
-            <w:pPr>
-              <w:spacing w:before="40" w:after="40"/>
-            </w:pPr>
+            <w:r/>
             <w:r>
               <w:rPr>
-                <w:color w:val="1E293B"/>
-                <w:sz w:val="19"/>
+                <w:rFonts w:ascii="Calibri" w:hAnsi="Calibri"/>
+                <w:b w:val="0"/>
+                <w:color w:val="111111"/>
+                <w:sz w:val="20"/>
               </w:rPr>
               <w:t>UI-06</w:t>
             </w:r>
@@ -6186,23 +4580,16 @@
         </w:tc>
         <w:tc>
           <w:tcPr>
-            <w:tcW w:type="dxa" w:w="3312"/>
-            <w:tcMar>
-              <w:top w:w="120" w:type="dxa"/>
-              <w:bottom w:w="120" w:type="dxa"/>
-              <w:left w:w="180" w:type="dxa"/>
-              <w:right w:w="180" w:type="dxa"/>
-            </w:tcMar>
-            <w:shd w:fill="FFFFFF"/>
+            <w:tcW w:type="dxa" w:w="2880"/>
           </w:tcPr>
           <w:p>
-            <w:pPr>
-              <w:spacing w:before="40" w:after="40"/>
-            </w:pPr>
+            <w:r/>
             <w:r>
               <w:rPr>
-                <w:color w:val="1E293B"/>
-                <w:sz w:val="19"/>
+                <w:rFonts w:ascii="Calibri" w:hAnsi="Calibri"/>
+                <w:b w:val="0"/>
+                <w:color w:val="111111"/>
+                <w:sz w:val="20"/>
               </w:rPr>
               <w:t>Mobile hamburger menu</w:t>
             </w:r>
@@ -6210,23 +4597,16 @@
         </w:tc>
         <w:tc>
           <w:tcPr>
-            <w:tcW w:type="dxa" w:w="3312"/>
-            <w:tcMar>
-              <w:top w:w="120" w:type="dxa"/>
-              <w:bottom w:w="120" w:type="dxa"/>
-              <w:left w:w="180" w:type="dxa"/>
-              <w:right w:w="180" w:type="dxa"/>
-            </w:tcMar>
-            <w:shd w:fill="FFFFFF"/>
+            <w:tcW w:type="dxa" w:w="2880"/>
           </w:tcPr>
           <w:p>
-            <w:pPr>
-              <w:spacing w:before="40" w:after="40"/>
-            </w:pPr>
+            <w:r/>
             <w:r>
               <w:rPr>
-                <w:color w:val="1E293B"/>
-                <w:sz w:val="19"/>
+                <w:rFonts w:ascii="Calibri" w:hAnsi="Calibri"/>
+                <w:b w:val="0"/>
+                <w:color w:val="111111"/>
+                <w:sz w:val="20"/>
               </w:rPr>
               <w:t>opens with 7 links + logout</w:t>
             </w:r>
@@ -6236,23 +4616,16 @@
       <w:tr>
         <w:tc>
           <w:tcPr>
-            <w:tcW w:type="dxa" w:w="3312"/>
-            <w:tcMar>
-              <w:top w:w="120" w:type="dxa"/>
-              <w:bottom w:w="120" w:type="dxa"/>
-              <w:left w:w="180" w:type="dxa"/>
-              <w:right w:w="180" w:type="dxa"/>
-            </w:tcMar>
-            <w:shd w:fill="F8FAFC"/>
+            <w:tcW w:type="dxa" w:w="2880"/>
           </w:tcPr>
           <w:p>
-            <w:pPr>
-              <w:spacing w:before="40" w:after="40"/>
-            </w:pPr>
+            <w:r/>
             <w:r>
               <w:rPr>
-                <w:color w:val="1E293B"/>
-                <w:sz w:val="19"/>
+                <w:rFonts w:ascii="Calibri" w:hAnsi="Calibri"/>
+                <w:b w:val="0"/>
+                <w:color w:val="111111"/>
+                <w:sz w:val="20"/>
               </w:rPr>
               <w:t>UI-07</w:t>
             </w:r>
@@ -6260,23 +4633,16 @@
         </w:tc>
         <w:tc>
           <w:tcPr>
-            <w:tcW w:type="dxa" w:w="3312"/>
-            <w:tcMar>
-              <w:top w:w="120" w:type="dxa"/>
-              <w:bottom w:w="120" w:type="dxa"/>
-              <w:left w:w="180" w:type="dxa"/>
-              <w:right w:w="180" w:type="dxa"/>
-            </w:tcMar>
-            <w:shd w:fill="F8FAFC"/>
+            <w:tcW w:type="dxa" w:w="2880"/>
           </w:tcPr>
           <w:p>
-            <w:pPr>
-              <w:spacing w:before="40" w:after="40"/>
-            </w:pPr>
+            <w:r/>
             <w:r>
               <w:rPr>
-                <w:color w:val="1E293B"/>
-                <w:sz w:val="19"/>
+                <w:rFonts w:ascii="Calibri" w:hAnsi="Calibri"/>
+                <w:b w:val="0"/>
+                <w:color w:val="111111"/>
+                <w:sz w:val="20"/>
               </w:rPr>
               <w:t>Admin slide-in sidebar</w:t>
             </w:r>
@@ -6284,23 +4650,16 @@
         </w:tc>
         <w:tc>
           <w:tcPr>
-            <w:tcW w:type="dxa" w:w="3312"/>
-            <w:tcMar>
-              <w:top w:w="120" w:type="dxa"/>
-              <w:bottom w:w="120" w:type="dxa"/>
-              <w:left w:w="180" w:type="dxa"/>
-              <w:right w:w="180" w:type="dxa"/>
-            </w:tcMar>
-            <w:shd w:fill="F8FAFC"/>
+            <w:tcW w:type="dxa" w:w="2880"/>
           </w:tcPr>
           <w:p>
-            <w:pPr>
-              <w:spacing w:before="40" w:after="40"/>
-            </w:pPr>
+            <w:r/>
             <w:r>
               <w:rPr>
-                <w:color w:val="1E293B"/>
-                <w:sz w:val="19"/>
+                <w:rFonts w:ascii="Calibri" w:hAnsi="Calibri"/>
+                <w:b w:val="0"/>
+                <w:color w:val="111111"/>
+                <w:sz w:val="20"/>
               </w:rPr>
               <w:t>hidden by default, opens on toggle</w:t>
             </w:r>
@@ -6310,23 +4669,16 @@
       <w:tr>
         <w:tc>
           <w:tcPr>
-            <w:tcW w:type="dxa" w:w="3312"/>
-            <w:tcMar>
-              <w:top w:w="120" w:type="dxa"/>
-              <w:bottom w:w="120" w:type="dxa"/>
-              <w:left w:w="180" w:type="dxa"/>
-              <w:right w:w="180" w:type="dxa"/>
-            </w:tcMar>
-            <w:shd w:fill="FFFFFF"/>
+            <w:tcW w:type="dxa" w:w="2880"/>
           </w:tcPr>
           <w:p>
-            <w:pPr>
-              <w:spacing w:before="40" w:after="40"/>
-            </w:pPr>
+            <w:r/>
             <w:r>
               <w:rPr>
-                <w:color w:val="1E293B"/>
-                <w:sz w:val="19"/>
+                <w:rFonts w:ascii="Calibri" w:hAnsi="Calibri"/>
+                <w:b w:val="0"/>
+                <w:color w:val="111111"/>
+                <w:sz w:val="20"/>
               </w:rPr>
               <w:t>UI-08</w:t>
             </w:r>
@@ -6334,23 +4686,16 @@
         </w:tc>
         <w:tc>
           <w:tcPr>
-            <w:tcW w:type="dxa" w:w="3312"/>
-            <w:tcMar>
-              <w:top w:w="120" w:type="dxa"/>
-              <w:bottom w:w="120" w:type="dxa"/>
-              <w:left w:w="180" w:type="dxa"/>
-              <w:right w:w="180" w:type="dxa"/>
-            </w:tcMar>
-            <w:shd w:fill="FFFFFF"/>
+            <w:tcW w:type="dxa" w:w="2880"/>
           </w:tcPr>
           <w:p>
-            <w:pPr>
-              <w:spacing w:before="40" w:after="40"/>
-            </w:pPr>
+            <w:r/>
             <w:r>
               <w:rPr>
-                <w:color w:val="1E293B"/>
-                <w:sz w:val="19"/>
+                <w:rFonts w:ascii="Calibri" w:hAnsi="Calibri"/>
+                <w:b w:val="0"/>
+                <w:color w:val="111111"/>
+                <w:sz w:val="20"/>
               </w:rPr>
               <w:t>Premium upgrade in browser</w:t>
             </w:r>
@@ -6358,23 +4703,16 @@
         </w:tc>
         <w:tc>
           <w:tcPr>
-            <w:tcW w:type="dxa" w:w="3312"/>
-            <w:tcMar>
-              <w:top w:w="120" w:type="dxa"/>
-              <w:bottom w:w="120" w:type="dxa"/>
-              <w:left w:w="180" w:type="dxa"/>
-              <w:right w:w="180" w:type="dxa"/>
-            </w:tcMar>
-            <w:shd w:fill="FFFFFF"/>
+            <w:tcW w:type="dxa" w:w="2880"/>
           </w:tcPr>
           <w:p>
-            <w:pPr>
-              <w:spacing w:before="40" w:after="40"/>
-            </w:pPr>
+            <w:r/>
             <w:r>
               <w:rPr>
-                <w:color w:val="1E293B"/>
-                <w:sz w:val="19"/>
+                <w:rFonts w:ascii="Calibri" w:hAnsi="Calibri"/>
+                <w:b w:val="0"/>
+                <w:color w:val="111111"/>
+                <w:sz w:val="20"/>
               </w:rPr>
               <w:t>badge flips to Adaptive+</w:t>
             </w:r>
@@ -6384,23 +4722,16 @@
       <w:tr>
         <w:tc>
           <w:tcPr>
-            <w:tcW w:type="dxa" w:w="3312"/>
-            <w:tcMar>
-              <w:top w:w="120" w:type="dxa"/>
-              <w:bottom w:w="120" w:type="dxa"/>
-              <w:left w:w="180" w:type="dxa"/>
-              <w:right w:w="180" w:type="dxa"/>
-            </w:tcMar>
-            <w:shd w:fill="F8FAFC"/>
+            <w:tcW w:type="dxa" w:w="2880"/>
           </w:tcPr>
           <w:p>
-            <w:pPr>
-              <w:spacing w:before="40" w:after="40"/>
-            </w:pPr>
+            <w:r/>
             <w:r>
               <w:rPr>
-                <w:color w:val="1E293B"/>
-                <w:sz w:val="19"/>
+                <w:rFonts w:ascii="Calibri" w:hAnsi="Calibri"/>
+                <w:b w:val="0"/>
+                <w:color w:val="111111"/>
+                <w:sz w:val="20"/>
               </w:rPr>
               <w:t>UI-09</w:t>
             </w:r>
@@ -6408,23 +4739,16 @@
         </w:tc>
         <w:tc>
           <w:tcPr>
-            <w:tcW w:type="dxa" w:w="3312"/>
-            <w:tcMar>
-              <w:top w:w="120" w:type="dxa"/>
-              <w:bottom w:w="120" w:type="dxa"/>
-              <w:left w:w="180" w:type="dxa"/>
-              <w:right w:w="180" w:type="dxa"/>
-            </w:tcMar>
-            <w:shd w:fill="F8FAFC"/>
+            <w:tcW w:type="dxa" w:w="2880"/>
           </w:tcPr>
           <w:p>
-            <w:pPr>
-              <w:spacing w:before="40" w:after="40"/>
-            </w:pPr>
+            <w:r/>
             <w:r>
               <w:rPr>
-                <w:color w:val="1E293B"/>
-                <w:sz w:val="19"/>
+                <w:rFonts w:ascii="Calibri" w:hAnsi="Calibri"/>
+                <w:b w:val="0"/>
+                <w:color w:val="111111"/>
+                <w:sz w:val="20"/>
               </w:rPr>
               <w:t>Memory Twin forecast (premium)</w:t>
             </w:r>
@@ -6432,23 +4756,16 @@
         </w:tc>
         <w:tc>
           <w:tcPr>
-            <w:tcW w:type="dxa" w:w="3312"/>
-            <w:tcMar>
-              <w:top w:w="120" w:type="dxa"/>
-              <w:bottom w:w="120" w:type="dxa"/>
-              <w:left w:w="180" w:type="dxa"/>
-              <w:right w:w="180" w:type="dxa"/>
-            </w:tcMar>
-            <w:shd w:fill="F8FAFC"/>
+            <w:tcW w:type="dxa" w:w="2880"/>
           </w:tcPr>
           <w:p>
-            <w:pPr>
-              <w:spacing w:before="40" w:after="40"/>
-            </w:pPr>
+            <w:r/>
             <w:r>
               <w:rPr>
-                <w:color w:val="1E293B"/>
-                <w:sz w:val="19"/>
+                <w:rFonts w:ascii="Calibri" w:hAnsi="Calibri"/>
+                <w:b w:val="0"/>
+                <w:color w:val="111111"/>
+                <w:sz w:val="20"/>
               </w:rPr>
               <w:t>chart + rescue CTA render</w:t>
             </w:r>
@@ -6458,23 +4775,16 @@
       <w:tr>
         <w:tc>
           <w:tcPr>
-            <w:tcW w:type="dxa" w:w="3312"/>
-            <w:tcMar>
-              <w:top w:w="120" w:type="dxa"/>
-              <w:bottom w:w="120" w:type="dxa"/>
-              <w:left w:w="180" w:type="dxa"/>
-              <w:right w:w="180" w:type="dxa"/>
-            </w:tcMar>
-            <w:shd w:fill="FFFFFF"/>
+            <w:tcW w:type="dxa" w:w="2880"/>
           </w:tcPr>
           <w:p>
-            <w:pPr>
-              <w:spacing w:before="40" w:after="40"/>
-            </w:pPr>
+            <w:r/>
             <w:r>
               <w:rPr>
-                <w:color w:val="1E293B"/>
-                <w:sz w:val="19"/>
+                <w:rFonts w:ascii="Calibri" w:hAnsi="Calibri"/>
+                <w:b w:val="0"/>
+                <w:color w:val="111111"/>
+                <w:sz w:val="20"/>
               </w:rPr>
               <w:t>UI-10</w:t>
             </w:r>
@@ -6482,23 +4792,16 @@
         </w:tc>
         <w:tc>
           <w:tcPr>
-            <w:tcW w:type="dxa" w:w="3312"/>
-            <w:tcMar>
-              <w:top w:w="120" w:type="dxa"/>
-              <w:bottom w:w="120" w:type="dxa"/>
-              <w:left w:w="180" w:type="dxa"/>
-              <w:right w:w="180" w:type="dxa"/>
-            </w:tcMar>
-            <w:shd w:fill="FFFFFF"/>
+            <w:tcW w:type="dxa" w:w="2880"/>
           </w:tcPr>
           <w:p>
-            <w:pPr>
-              <w:spacing w:before="40" w:after="40"/>
-            </w:pPr>
+            <w:r/>
             <w:r>
               <w:rPr>
-                <w:color w:val="1E293B"/>
-                <w:sz w:val="19"/>
+                <w:rFonts w:ascii="Calibri" w:hAnsi="Calibri"/>
+                <w:b w:val="0"/>
+                <w:color w:val="111111"/>
+                <w:sz w:val="20"/>
               </w:rPr>
               <w:t>Reduced-motion respected</w:t>
             </w:r>
@@ -6506,23 +4809,16 @@
         </w:tc>
         <w:tc>
           <w:tcPr>
-            <w:tcW w:type="dxa" w:w="3312"/>
-            <w:tcMar>
-              <w:top w:w="120" w:type="dxa"/>
-              <w:bottom w:w="120" w:type="dxa"/>
-              <w:left w:w="180" w:type="dxa"/>
-              <w:right w:w="180" w:type="dxa"/>
-            </w:tcMar>
-            <w:shd w:fill="FFFFFF"/>
+            <w:tcW w:type="dxa" w:w="2880"/>
           </w:tcPr>
           <w:p>
-            <w:pPr>
-              <w:spacing w:before="40" w:after="40"/>
-            </w:pPr>
+            <w:r/>
             <w:r>
               <w:rPr>
-                <w:color w:val="1E293B"/>
-                <w:sz w:val="19"/>
+                <w:rFonts w:ascii="Calibri" w:hAnsi="Calibri"/>
+                <w:b w:val="0"/>
+                <w:color w:val="111111"/>
+                <w:sz w:val="20"/>
               </w:rPr>
               <w:t>animations gated by media query</w:t>
             </w:r>
@@ -6533,48 +4829,42 @@
     <w:p/>
     <w:p>
       <w:pPr>
-        <w:spacing w:before="200" w:after="60"/>
+        <w:pStyle w:val="Heading2"/>
       </w:pPr>
       <w:r>
         <w:rPr>
+          <w:rFonts w:ascii="Calibri" w:hAnsi="Calibri"/>
           <w:b/>
-          <w:color w:val="2563EB"/>
-          <w:sz w:val="26"/>
+          <w:color w:val="000000"/>
+          <w:sz w:val="25"/>
         </w:rPr>
         <w:t>2.11 Non-Functional</w:t>
       </w:r>
     </w:p>
     <w:tbl>
       <w:tblPr>
+        <w:tblStyle w:val="TableGrid"/>
         <w:tblW w:type="auto" w:w="0"/>
-        <w:jc w:val="center"/>
         <w:tblLook w:firstColumn="1" w:firstRow="1" w:lastColumn="0" w:lastRow="0" w:noHBand="0" w:noVBand="1" w:val="04A0"/>
       </w:tblPr>
       <w:tblGrid>
-        <w:gridCol w:w="3312"/>
-        <w:gridCol w:w="3312"/>
-        <w:gridCol w:w="3312"/>
+        <w:gridCol w:w="2880"/>
+        <w:gridCol w:w="2880"/>
+        <w:gridCol w:w="2880"/>
       </w:tblGrid>
       <w:tr>
         <w:tc>
           <w:tcPr>
-            <w:tcW w:type="dxa" w:w="3312"/>
-            <w:tcMar>
-              <w:top w:w="120" w:type="dxa"/>
-              <w:bottom w:w="120" w:type="dxa"/>
-              <w:left w:w="180" w:type="dxa"/>
-              <w:right w:w="180" w:type="dxa"/>
-            </w:tcMar>
-            <w:shd w:fill="0F172A"/>
+            <w:tcW w:type="dxa" w:w="2880"/>
+            <w:shd w:val="clear" w:fill="E7E6E6"/>
           </w:tcPr>
           <w:p>
-            <w:pPr>
-              <w:spacing w:before="40" w:after="40"/>
-            </w:pPr>
+            <w:r/>
             <w:r>
               <w:rPr>
+                <w:rFonts w:ascii="Calibri" w:hAnsi="Calibri"/>
                 <w:b/>
-                <w:color w:val="F8FAFC"/>
+                <w:color w:val="111111"/>
                 <w:sz w:val="20"/>
               </w:rPr>
               <w:t>ID</w:t>
@@ -6583,23 +4873,16 @@
         </w:tc>
         <w:tc>
           <w:tcPr>
-            <w:tcW w:type="dxa" w:w="3312"/>
-            <w:tcMar>
-              <w:top w:w="120" w:type="dxa"/>
-              <w:bottom w:w="120" w:type="dxa"/>
-              <w:left w:w="180" w:type="dxa"/>
-              <w:right w:w="180" w:type="dxa"/>
-            </w:tcMar>
-            <w:shd w:fill="0F172A"/>
+            <w:tcW w:type="dxa" w:w="2880"/>
+            <w:shd w:val="clear" w:fill="E7E6E6"/>
           </w:tcPr>
           <w:p>
-            <w:pPr>
-              <w:spacing w:before="40" w:after="40"/>
-            </w:pPr>
+            <w:r/>
             <w:r>
               <w:rPr>
+                <w:rFonts w:ascii="Calibri" w:hAnsi="Calibri"/>
                 <w:b/>
-                <w:color w:val="F8FAFC"/>
+                <w:color w:val="111111"/>
                 <w:sz w:val="20"/>
               </w:rPr>
               <w:t>Case</w:t>
@@ -6608,23 +4891,16 @@
         </w:tc>
         <w:tc>
           <w:tcPr>
-            <w:tcW w:type="dxa" w:w="3312"/>
-            <w:tcMar>
-              <w:top w:w="120" w:type="dxa"/>
-              <w:bottom w:w="120" w:type="dxa"/>
-              <w:left w:w="180" w:type="dxa"/>
-              <w:right w:w="180" w:type="dxa"/>
-            </w:tcMar>
-            <w:shd w:fill="0F172A"/>
+            <w:tcW w:type="dxa" w:w="2880"/>
+            <w:shd w:val="clear" w:fill="E7E6E6"/>
           </w:tcPr>
           <w:p>
-            <w:pPr>
-              <w:spacing w:before="40" w:after="40"/>
-            </w:pPr>
+            <w:r/>
             <w:r>
               <w:rPr>
+                <w:rFonts w:ascii="Calibri" w:hAnsi="Calibri"/>
                 <w:b/>
-                <w:color w:val="F8FAFC"/>
+                <w:color w:val="111111"/>
                 <w:sz w:val="20"/>
               </w:rPr>
               <w:t>Expected</w:t>
@@ -6635,23 +4911,16 @@
       <w:tr>
         <w:tc>
           <w:tcPr>
-            <w:tcW w:type="dxa" w:w="3312"/>
-            <w:tcMar>
-              <w:top w:w="120" w:type="dxa"/>
-              <w:bottom w:w="120" w:type="dxa"/>
-              <w:left w:w="180" w:type="dxa"/>
-              <w:right w:w="180" w:type="dxa"/>
-            </w:tcMar>
-            <w:shd w:fill="F8FAFC"/>
+            <w:tcW w:type="dxa" w:w="2880"/>
           </w:tcPr>
           <w:p>
-            <w:pPr>
-              <w:spacing w:before="40" w:after="40"/>
-            </w:pPr>
+            <w:r/>
             <w:r>
               <w:rPr>
-                <w:color w:val="1E293B"/>
-                <w:sz w:val="19"/>
+                <w:rFonts w:ascii="Calibri" w:hAnsi="Calibri"/>
+                <w:b w:val="0"/>
+                <w:color w:val="111111"/>
+                <w:sz w:val="20"/>
               </w:rPr>
               <w:t>NFR-01</w:t>
             </w:r>
@@ -6659,23 +4928,16 @@
         </w:tc>
         <w:tc>
           <w:tcPr>
-            <w:tcW w:type="dxa" w:w="3312"/>
-            <w:tcMar>
-              <w:top w:w="120" w:type="dxa"/>
-              <w:bottom w:w="120" w:type="dxa"/>
-              <w:left w:w="180" w:type="dxa"/>
-              <w:right w:w="180" w:type="dxa"/>
-            </w:tcMar>
-            <w:shd w:fill="F8FAFC"/>
+            <w:tcW w:type="dxa" w:w="2880"/>
           </w:tcPr>
           <w:p>
-            <w:pPr>
-              <w:spacing w:before="40" w:after="40"/>
-            </w:pPr>
+            <w:r/>
             <w:r>
               <w:rPr>
-                <w:color w:val="1E293B"/>
-                <w:sz w:val="19"/>
+                <w:rFonts w:ascii="Calibri" w:hAnsi="Calibri"/>
+                <w:b w:val="0"/>
+                <w:color w:val="111111"/>
+                <w:sz w:val="20"/>
               </w:rPr>
               <w:t>Health endpoint</w:t>
             </w:r>
@@ -6683,23 +4945,16 @@
         </w:tc>
         <w:tc>
           <w:tcPr>
-            <w:tcW w:type="dxa" w:w="3312"/>
-            <w:tcMar>
-              <w:top w:w="120" w:type="dxa"/>
-              <w:bottom w:w="120" w:type="dxa"/>
-              <w:left w:w="180" w:type="dxa"/>
-              <w:right w:w="180" w:type="dxa"/>
-            </w:tcMar>
-            <w:shd w:fill="F8FAFC"/>
+            <w:tcW w:type="dxa" w:w="2880"/>
           </w:tcPr>
           <w:p>
-            <w:pPr>
-              <w:spacing w:before="40" w:after="40"/>
-            </w:pPr>
+            <w:r/>
             <w:r>
               <w:rPr>
-                <w:color w:val="1E293B"/>
-                <w:sz w:val="19"/>
+                <w:rFonts w:ascii="Calibri" w:hAnsi="Calibri"/>
+                <w:b w:val="0"/>
+                <w:color w:val="111111"/>
+                <w:sz w:val="20"/>
               </w:rPr>
               <w:t>{ status: ok, aiMode }</w:t>
             </w:r>
@@ -6709,23 +4964,16 @@
       <w:tr>
         <w:tc>
           <w:tcPr>
-            <w:tcW w:type="dxa" w:w="3312"/>
-            <w:tcMar>
-              <w:top w:w="120" w:type="dxa"/>
-              <w:bottom w:w="120" w:type="dxa"/>
-              <w:left w:w="180" w:type="dxa"/>
-              <w:right w:w="180" w:type="dxa"/>
-            </w:tcMar>
-            <w:shd w:fill="FFFFFF"/>
+            <w:tcW w:type="dxa" w:w="2880"/>
           </w:tcPr>
           <w:p>
-            <w:pPr>
-              <w:spacing w:before="40" w:after="40"/>
-            </w:pPr>
+            <w:r/>
             <w:r>
               <w:rPr>
-                <w:color w:val="1E293B"/>
-                <w:sz w:val="19"/>
+                <w:rFonts w:ascii="Calibri" w:hAnsi="Calibri"/>
+                <w:b w:val="0"/>
+                <w:color w:val="111111"/>
+                <w:sz w:val="20"/>
               </w:rPr>
               <w:t>NFR-02</w:t>
             </w:r>
@@ -6733,23 +4981,16 @@
         </w:tc>
         <w:tc>
           <w:tcPr>
-            <w:tcW w:type="dxa" w:w="3312"/>
-            <w:tcMar>
-              <w:top w:w="120" w:type="dxa"/>
-              <w:bottom w:w="120" w:type="dxa"/>
-              <w:left w:w="180" w:type="dxa"/>
-              <w:right w:w="180" w:type="dxa"/>
-            </w:tcMar>
-            <w:shd w:fill="FFFFFF"/>
+            <w:tcW w:type="dxa" w:w="2880"/>
           </w:tcPr>
           <w:p>
-            <w:pPr>
-              <w:spacing w:before="40" w:after="40"/>
-            </w:pPr>
+            <w:r/>
             <w:r>
               <w:rPr>
-                <w:color w:val="1E293B"/>
-                <w:sz w:val="19"/>
+                <w:rFonts w:ascii="Calibri" w:hAnsi="Calibri"/>
+                <w:b w:val="0"/>
+                <w:color w:val="111111"/>
+                <w:sz w:val="20"/>
               </w:rPr>
               <w:t>Server restart (ephemeral DB)</w:t>
             </w:r>
@@ -6757,23 +4998,16 @@
         </w:tc>
         <w:tc>
           <w:tcPr>
-            <w:tcW w:type="dxa" w:w="3312"/>
-            <w:tcMar>
-              <w:top w:w="120" w:type="dxa"/>
-              <w:bottom w:w="120" w:type="dxa"/>
-              <w:left w:w="180" w:type="dxa"/>
-              <w:right w:w="180" w:type="dxa"/>
-            </w:tcMar>
-            <w:shd w:fill="FFFFFF"/>
+            <w:tcW w:type="dxa" w:w="2880"/>
           </w:tcPr>
           <w:p>
-            <w:pPr>
-              <w:spacing w:before="40" w:after="40"/>
-            </w:pPr>
+            <w:r/>
             <w:r>
               <w:rPr>
-                <w:color w:val="1E293B"/>
-                <w:sz w:val="19"/>
+                <w:rFonts w:ascii="Calibri" w:hAnsi="Calibri"/>
+                <w:b w:val="0"/>
+                <w:color w:val="111111"/>
+                <w:sz w:val="20"/>
               </w:rPr>
               <w:t>boots clean, re-seeds admin + lessons</w:t>
             </w:r>
@@ -6783,23 +5017,16 @@
       <w:tr>
         <w:tc>
           <w:tcPr>
-            <w:tcW w:type="dxa" w:w="3312"/>
-            <w:tcMar>
-              <w:top w:w="120" w:type="dxa"/>
-              <w:bottom w:w="120" w:type="dxa"/>
-              <w:left w:w="180" w:type="dxa"/>
-              <w:right w:w="180" w:type="dxa"/>
-            </w:tcMar>
-            <w:shd w:fill="F8FAFC"/>
+            <w:tcW w:type="dxa" w:w="2880"/>
           </w:tcPr>
           <w:p>
-            <w:pPr>
-              <w:spacing w:before="40" w:after="40"/>
-            </w:pPr>
+            <w:r/>
             <w:r>
               <w:rPr>
-                <w:color w:val="1E293B"/>
-                <w:sz w:val="19"/>
+                <w:rFonts w:ascii="Calibri" w:hAnsi="Calibri"/>
+                <w:b w:val="0"/>
+                <w:color w:val="111111"/>
+                <w:sz w:val="20"/>
               </w:rPr>
               <w:t>NFR-03</w:t>
             </w:r>
@@ -6807,23 +5034,16 @@
         </w:tc>
         <w:tc>
           <w:tcPr>
-            <w:tcW w:type="dxa" w:w="3312"/>
-            <w:tcMar>
-              <w:top w:w="120" w:type="dxa"/>
-              <w:bottom w:w="120" w:type="dxa"/>
-              <w:left w:w="180" w:type="dxa"/>
-              <w:right w:w="180" w:type="dxa"/>
-            </w:tcMar>
-            <w:shd w:fill="F8FAFC"/>
+            <w:tcW w:type="dxa" w:w="2880"/>
           </w:tcPr>
           <w:p>
-            <w:pPr>
-              <w:spacing w:before="40" w:after="40"/>
-            </w:pPr>
+            <w:r/>
             <w:r>
               <w:rPr>
-                <w:color w:val="1E293B"/>
-                <w:sz w:val="19"/>
+                <w:rFonts w:ascii="Calibri" w:hAnsi="Calibri"/>
+                <w:b w:val="0"/>
+                <w:color w:val="111111"/>
+                <w:sz w:val="20"/>
               </w:rPr>
               <w:t>AI fallback without key</w:t>
             </w:r>
@@ -6831,23 +5051,16 @@
         </w:tc>
         <w:tc>
           <w:tcPr>
-            <w:tcW w:type="dxa" w:w="3312"/>
-            <w:tcMar>
-              <w:top w:w="120" w:type="dxa"/>
-              <w:bottom w:w="120" w:type="dxa"/>
-              <w:left w:w="180" w:type="dxa"/>
-              <w:right w:w="180" w:type="dxa"/>
-            </w:tcMar>
-            <w:shd w:fill="F8FAFC"/>
+            <w:tcW w:type="dxa" w:w="2880"/>
           </w:tcPr>
           <w:p>
-            <w:pPr>
-              <w:spacing w:before="40" w:after="40"/>
-            </w:pPr>
+            <w:r/>
             <w:r>
               <w:rPr>
-                <w:color w:val="1E293B"/>
-                <w:sz w:val="19"/>
+                <w:rFonts w:ascii="Calibri" w:hAnsi="Calibri"/>
+                <w:b w:val="0"/>
+                <w:color w:val="111111"/>
+                <w:sz w:val="20"/>
               </w:rPr>
               <w:t>aiMode=mock, all features work offline</w:t>
             </w:r>
@@ -6857,23 +5070,16 @@
       <w:tr>
         <w:tc>
           <w:tcPr>
-            <w:tcW w:type="dxa" w:w="3312"/>
-            <w:tcMar>
-              <w:top w:w="120" w:type="dxa"/>
-              <w:bottom w:w="120" w:type="dxa"/>
-              <w:left w:w="180" w:type="dxa"/>
-              <w:right w:w="180" w:type="dxa"/>
-            </w:tcMar>
-            <w:shd w:fill="FFFFFF"/>
+            <w:tcW w:type="dxa" w:w="2880"/>
           </w:tcPr>
           <w:p>
-            <w:pPr>
-              <w:spacing w:before="40" w:after="40"/>
-            </w:pPr>
+            <w:r/>
             <w:r>
               <w:rPr>
-                <w:color w:val="1E293B"/>
-                <w:sz w:val="19"/>
+                <w:rFonts w:ascii="Calibri" w:hAnsi="Calibri"/>
+                <w:b w:val="0"/>
+                <w:color w:val="111111"/>
+                <w:sz w:val="20"/>
               </w:rPr>
               <w:t>NFR-04</w:t>
             </w:r>
@@ -6881,23 +5087,16 @@
         </w:tc>
         <w:tc>
           <w:tcPr>
-            <w:tcW w:type="dxa" w:w="3312"/>
-            <w:tcMar>
-              <w:top w:w="120" w:type="dxa"/>
-              <w:bottom w:w="120" w:type="dxa"/>
-              <w:left w:w="180" w:type="dxa"/>
-              <w:right w:w="180" w:type="dxa"/>
-            </w:tcMar>
-            <w:shd w:fill="FFFFFF"/>
+            <w:tcW w:type="dxa" w:w="2880"/>
           </w:tcPr>
           <w:p>
-            <w:pPr>
-              <w:spacing w:before="40" w:after="40"/>
-            </w:pPr>
+            <w:r/>
             <w:r>
               <w:rPr>
-                <w:color w:val="1E293B"/>
-                <w:sz w:val="19"/>
+                <w:rFonts w:ascii="Calibri" w:hAnsi="Calibri"/>
+                <w:b w:val="0"/>
+                <w:color w:val="111111"/>
+                <w:sz w:val="20"/>
               </w:rPr>
               <w:t>Type safety</w:t>
             </w:r>
@@ -6905,23 +5104,16 @@
         </w:tc>
         <w:tc>
           <w:tcPr>
-            <w:tcW w:type="dxa" w:w="3312"/>
-            <w:tcMar>
-              <w:top w:w="120" w:type="dxa"/>
-              <w:bottom w:w="120" w:type="dxa"/>
-              <w:left w:w="180" w:type="dxa"/>
-              <w:right w:w="180" w:type="dxa"/>
-            </w:tcMar>
-            <w:shd w:fill="FFFFFF"/>
+            <w:tcW w:type="dxa" w:w="2880"/>
           </w:tcPr>
           <w:p>
-            <w:pPr>
-              <w:spacing w:before="40" w:after="40"/>
-            </w:pPr>
+            <w:r/>
             <w:r>
               <w:rPr>
-                <w:color w:val="1E293B"/>
-                <w:sz w:val="19"/>
+                <w:rFonts w:ascii="Calibri" w:hAnsi="Calibri"/>
+                <w:b w:val="0"/>
+                <w:color w:val="111111"/>
+                <w:sz w:val="20"/>
               </w:rPr>
               <w:t>client + server compile with no type errors</w:t>
             </w:r>
@@ -6932,47 +5124,41 @@
     <w:p/>
     <w:p>
       <w:pPr>
-        <w:spacing w:before="240" w:after="80"/>
+        <w:pStyle w:val="Heading1"/>
       </w:pPr>
       <w:r>
         <w:rPr>
+          <w:rFonts w:ascii="Calibri" w:hAnsi="Calibri"/>
           <w:b/>
-          <w:color w:val="1E3A8A"/>
-          <w:sz w:val="32"/>
+          <w:color w:val="000000"/>
+          <w:sz w:val="30"/>
         </w:rPr>
         <w:t>3. PRD Traceability</w:t>
       </w:r>
     </w:p>
     <w:tbl>
       <w:tblPr>
+        <w:tblStyle w:val="TableGrid"/>
         <w:tblW w:type="auto" w:w="0"/>
-        <w:jc w:val="center"/>
         <w:tblLook w:firstColumn="1" w:firstRow="1" w:lastColumn="0" w:lastRow="0" w:noHBand="0" w:noVBand="1" w:val="04A0"/>
       </w:tblPr>
       <w:tblGrid>
-        <w:gridCol w:w="4968"/>
-        <w:gridCol w:w="4968"/>
+        <w:gridCol w:w="4320"/>
+        <w:gridCol w:w="4320"/>
       </w:tblGrid>
       <w:tr>
         <w:tc>
           <w:tcPr>
-            <w:tcW w:type="dxa" w:w="4968"/>
-            <w:tcMar>
-              <w:top w:w="120" w:type="dxa"/>
-              <w:bottom w:w="120" w:type="dxa"/>
-              <w:left w:w="180" w:type="dxa"/>
-              <w:right w:w="180" w:type="dxa"/>
-            </w:tcMar>
-            <w:shd w:fill="0F172A"/>
+            <w:tcW w:type="dxa" w:w="4320"/>
+            <w:shd w:val="clear" w:fill="E7E6E6"/>
           </w:tcPr>
           <w:p>
-            <w:pPr>
-              <w:spacing w:before="40" w:after="40"/>
-            </w:pPr>
+            <w:r/>
             <w:r>
               <w:rPr>
+                <w:rFonts w:ascii="Calibri" w:hAnsi="Calibri"/>
                 <w:b/>
-                <w:color w:val="F8FAFC"/>
+                <w:color w:val="111111"/>
                 <w:sz w:val="20"/>
               </w:rPr>
               <w:t>PRD Requirement</w:t>
@@ -6981,23 +5167,16 @@
         </w:tc>
         <w:tc>
           <w:tcPr>
-            <w:tcW w:type="dxa" w:w="4968"/>
-            <w:tcMar>
-              <w:top w:w="120" w:type="dxa"/>
-              <w:bottom w:w="120" w:type="dxa"/>
-              <w:left w:w="180" w:type="dxa"/>
-              <w:right w:w="180" w:type="dxa"/>
-            </w:tcMar>
-            <w:shd w:fill="0F172A"/>
+            <w:tcW w:type="dxa" w:w="4320"/>
+            <w:shd w:val="clear" w:fill="E7E6E6"/>
           </w:tcPr>
           <w:p>
-            <w:pPr>
-              <w:spacing w:before="40" w:after="40"/>
-            </w:pPr>
+            <w:r/>
             <w:r>
               <w:rPr>
+                <w:rFonts w:ascii="Calibri" w:hAnsi="Calibri"/>
                 <w:b/>
-                <w:color w:val="F8FAFC"/>
+                <w:color w:val="111111"/>
                 <w:sz w:val="20"/>
               </w:rPr>
               <w:t>Test Cases</w:t>
@@ -7008,23 +5187,16 @@
       <w:tr>
         <w:tc>
           <w:tcPr>
-            <w:tcW w:type="dxa" w:w="4968"/>
-            <w:tcMar>
-              <w:top w:w="120" w:type="dxa"/>
-              <w:bottom w:w="120" w:type="dxa"/>
-              <w:left w:w="180" w:type="dxa"/>
-              <w:right w:w="180" w:type="dxa"/>
-            </w:tcMar>
-            <w:shd w:fill="F8FAFC"/>
+            <w:tcW w:type="dxa" w:w="4320"/>
           </w:tcPr>
           <w:p>
-            <w:pPr>
-              <w:spacing w:before="40" w:after="40"/>
-            </w:pPr>
+            <w:r/>
             <w:r>
               <w:rPr>
-                <w:color w:val="1E293B"/>
-                <w:sz w:val="19"/>
+                <w:rFonts w:ascii="Calibri" w:hAnsi="Calibri"/>
+                <w:b w:val="0"/>
+                <w:color w:val="111111"/>
+                <w:sz w:val="20"/>
               </w:rPr>
               <w:t>FR-1 Diagnostic</w:t>
             </w:r>
@@ -7032,23 +5204,16 @@
         </w:tc>
         <w:tc>
           <w:tcPr>
-            <w:tcW w:type="dxa" w:w="4968"/>
-            <w:tcMar>
-              <w:top w:w="120" w:type="dxa"/>
-              <w:bottom w:w="120" w:type="dxa"/>
-              <w:left w:w="180" w:type="dxa"/>
-              <w:right w:w="180" w:type="dxa"/>
-            </w:tcMar>
-            <w:shd w:fill="F8FAFC"/>
+            <w:tcW w:type="dxa" w:w="4320"/>
           </w:tcPr>
           <w:p>
-            <w:pPr>
-              <w:spacing w:before="40" w:after="40"/>
-            </w:pPr>
+            <w:r/>
             <w:r>
               <w:rPr>
-                <w:color w:val="1E293B"/>
-                <w:sz w:val="19"/>
+                <w:rFonts w:ascii="Calibri" w:hAnsi="Calibri"/>
+                <w:b w:val="0"/>
+                <w:color w:val="111111"/>
+                <w:sz w:val="20"/>
               </w:rPr>
               <w:t>DIAG-01..05</w:t>
             </w:r>
@@ -7058,23 +5223,16 @@
       <w:tr>
         <w:tc>
           <w:tcPr>
-            <w:tcW w:type="dxa" w:w="4968"/>
-            <w:tcMar>
-              <w:top w:w="120" w:type="dxa"/>
-              <w:bottom w:w="120" w:type="dxa"/>
-              <w:left w:w="180" w:type="dxa"/>
-              <w:right w:w="180" w:type="dxa"/>
-            </w:tcMar>
-            <w:shd w:fill="FFFFFF"/>
+            <w:tcW w:type="dxa" w:w="4320"/>
           </w:tcPr>
           <w:p>
-            <w:pPr>
-              <w:spacing w:before="40" w:after="40"/>
-            </w:pPr>
+            <w:r/>
             <w:r>
               <w:rPr>
-                <w:color w:val="1E293B"/>
-                <w:sz w:val="19"/>
+                <w:rFonts w:ascii="Calibri" w:hAnsi="Calibri"/>
+                <w:b w:val="0"/>
+                <w:color w:val="111111"/>
+                <w:sz w:val="20"/>
               </w:rPr>
               <w:t>FR-2 Adaptation</w:t>
             </w:r>
@@ -7082,23 +5240,16 @@
         </w:tc>
         <w:tc>
           <w:tcPr>
-            <w:tcW w:type="dxa" w:w="4968"/>
-            <w:tcMar>
-              <w:top w:w="120" w:type="dxa"/>
-              <w:bottom w:w="120" w:type="dxa"/>
-              <w:left w:w="180" w:type="dxa"/>
-              <w:right w:w="180" w:type="dxa"/>
-            </w:tcMar>
-            <w:shd w:fill="FFFFFF"/>
+            <w:tcW w:type="dxa" w:w="4320"/>
           </w:tcPr>
           <w:p>
-            <w:pPr>
-              <w:spacing w:before="40" w:after="40"/>
-            </w:pPr>
+            <w:r/>
             <w:r>
               <w:rPr>
-                <w:color w:val="1E293B"/>
-                <w:sz w:val="19"/>
+                <w:rFonts w:ascii="Calibri" w:hAnsi="Calibri"/>
+                <w:b w:val="0"/>
+                <w:color w:val="111111"/>
+                <w:sz w:val="20"/>
               </w:rPr>
               <w:t>LESS-01..04</w:t>
             </w:r>
@@ -7108,23 +5259,16 @@
       <w:tr>
         <w:tc>
           <w:tcPr>
-            <w:tcW w:type="dxa" w:w="4968"/>
-            <w:tcMar>
-              <w:top w:w="120" w:type="dxa"/>
-              <w:bottom w:w="120" w:type="dxa"/>
-              <w:left w:w="180" w:type="dxa"/>
-              <w:right w:w="180" w:type="dxa"/>
-            </w:tcMar>
-            <w:shd w:fill="F8FAFC"/>
+            <w:tcW w:type="dxa" w:w="4320"/>
           </w:tcPr>
           <w:p>
-            <w:pPr>
-              <w:spacing w:before="40" w:after="40"/>
-            </w:pPr>
+            <w:r/>
             <w:r>
               <w:rPr>
-                <w:color w:val="1E293B"/>
-                <w:sz w:val="19"/>
+                <w:rFonts w:ascii="Calibri" w:hAnsi="Calibri"/>
+                <w:b w:val="0"/>
+                <w:color w:val="111111"/>
+                <w:sz w:val="20"/>
               </w:rPr>
               <w:t>FR-3 Code evaluation</w:t>
             </w:r>
@@ -7132,23 +5276,16 @@
         </w:tc>
         <w:tc>
           <w:tcPr>
-            <w:tcW w:type="dxa" w:w="4968"/>
-            <w:tcMar>
-              <w:top w:w="120" w:type="dxa"/>
-              <w:bottom w:w="120" w:type="dxa"/>
-              <w:left w:w="180" w:type="dxa"/>
-              <w:right w:w="180" w:type="dxa"/>
-            </w:tcMar>
-            <w:shd w:fill="F8FAFC"/>
+            <w:tcW w:type="dxa" w:w="4320"/>
           </w:tcPr>
           <w:p>
-            <w:pPr>
-              <w:spacing w:before="40" w:after="40"/>
-            </w:pPr>
+            <w:r/>
             <w:r>
               <w:rPr>
-                <w:color w:val="1E293B"/>
-                <w:sz w:val="19"/>
+                <w:rFonts w:ascii="Calibri" w:hAnsi="Calibri"/>
+                <w:b w:val="0"/>
+                <w:color w:val="111111"/>
+                <w:sz w:val="20"/>
               </w:rPr>
               <w:t>CODE-01..05</w:t>
             </w:r>
@@ -7158,23 +5295,16 @@
       <w:tr>
         <w:tc>
           <w:tcPr>
-            <w:tcW w:type="dxa" w:w="4968"/>
-            <w:tcMar>
-              <w:top w:w="120" w:type="dxa"/>
-              <w:bottom w:w="120" w:type="dxa"/>
-              <w:left w:w="180" w:type="dxa"/>
-              <w:right w:w="180" w:type="dxa"/>
-            </w:tcMar>
-            <w:shd w:fill="FFFFFF"/>
+            <w:tcW w:type="dxa" w:w="4320"/>
           </w:tcPr>
           <w:p>
-            <w:pPr>
-              <w:spacing w:before="40" w:after="40"/>
-            </w:pPr>
+            <w:r/>
             <w:r>
               <w:rPr>
-                <w:color w:val="1E293B"/>
-                <w:sz w:val="19"/>
+                <w:rFonts w:ascii="Calibri" w:hAnsi="Calibri"/>
+                <w:b w:val="0"/>
+                <w:color w:val="111111"/>
+                <w:sz w:val="20"/>
               </w:rPr>
               <w:t>FR-4 RBAC</w:t>
             </w:r>
@@ -7182,23 +5312,16 @@
         </w:tc>
         <w:tc>
           <w:tcPr>
-            <w:tcW w:type="dxa" w:w="4968"/>
-            <w:tcMar>
-              <w:top w:w="120" w:type="dxa"/>
-              <w:bottom w:w="120" w:type="dxa"/>
-              <w:left w:w="180" w:type="dxa"/>
-              <w:right w:w="180" w:type="dxa"/>
-            </w:tcMar>
-            <w:shd w:fill="FFFFFF"/>
+            <w:tcW w:type="dxa" w:w="4320"/>
           </w:tcPr>
           <w:p>
-            <w:pPr>
-              <w:spacing w:before="40" w:after="40"/>
-            </w:pPr>
+            <w:r/>
             <w:r>
               <w:rPr>
-                <w:color w:val="1E293B"/>
-                <w:sz w:val="19"/>
+                <w:rFonts w:ascii="Calibri" w:hAnsi="Calibri"/>
+                <w:b w:val="0"/>
+                <w:color w:val="111111"/>
+                <w:sz w:val="20"/>
               </w:rPr>
               <w:t>RBAC-01..05, SEC-05</w:t>
             </w:r>
@@ -7208,23 +5331,16 @@
       <w:tr>
         <w:tc>
           <w:tcPr>
-            <w:tcW w:type="dxa" w:w="4968"/>
-            <w:tcMar>
-              <w:top w:w="120" w:type="dxa"/>
-              <w:bottom w:w="120" w:type="dxa"/>
-              <w:left w:w="180" w:type="dxa"/>
-              <w:right w:w="180" w:type="dxa"/>
-            </w:tcMar>
-            <w:shd w:fill="F8FAFC"/>
+            <w:tcW w:type="dxa" w:w="4320"/>
           </w:tcPr>
           <w:p>
-            <w:pPr>
-              <w:spacing w:before="40" w:after="40"/>
-            </w:pPr>
+            <w:r/>
             <w:r>
               <w:rPr>
-                <w:color w:val="1E293B"/>
-                <w:sz w:val="19"/>
+                <w:rFonts w:ascii="Calibri" w:hAnsi="Calibri"/>
+                <w:b w:val="0"/>
+                <w:color w:val="111111"/>
+                <w:sz w:val="20"/>
               </w:rPr>
               <w:t>FR-5 Chatbot</w:t>
             </w:r>
@@ -7232,23 +5348,16 @@
         </w:tc>
         <w:tc>
           <w:tcPr>
-            <w:tcW w:type="dxa" w:w="4968"/>
-            <w:tcMar>
-              <w:top w:w="120" w:type="dxa"/>
-              <w:bottom w:w="120" w:type="dxa"/>
-              <w:left w:w="180" w:type="dxa"/>
-              <w:right w:w="180" w:type="dxa"/>
-            </w:tcMar>
-            <w:shd w:fill="F8FAFC"/>
+            <w:tcW w:type="dxa" w:w="4320"/>
           </w:tcPr>
           <w:p>
-            <w:pPr>
-              <w:spacing w:before="40" w:after="40"/>
-            </w:pPr>
+            <w:r/>
             <w:r>
               <w:rPr>
-                <w:color w:val="1E293B"/>
-                <w:sz w:val="19"/>
+                <w:rFonts w:ascii="Calibri" w:hAnsi="Calibri"/>
+                <w:b w:val="0"/>
+                <w:color w:val="111111"/>
+                <w:sz w:val="20"/>
               </w:rPr>
               <w:t>CHAT-01..06</w:t>
             </w:r>
@@ -7258,23 +5367,16 @@
       <w:tr>
         <w:tc>
           <w:tcPr>
-            <w:tcW w:type="dxa" w:w="4968"/>
-            <w:tcMar>
-              <w:top w:w="120" w:type="dxa"/>
-              <w:bottom w:w="120" w:type="dxa"/>
-              <w:left w:w="180" w:type="dxa"/>
-              <w:right w:w="180" w:type="dxa"/>
-            </w:tcMar>
-            <w:shd w:fill="FFFFFF"/>
+            <w:tcW w:type="dxa" w:w="4320"/>
           </w:tcPr>
           <w:p>
-            <w:pPr>
-              <w:spacing w:before="40" w:after="40"/>
-            </w:pPr>
+            <w:r/>
             <w:r>
               <w:rPr>
-                <w:color w:val="1E293B"/>
-                <w:sz w:val="19"/>
+                <w:rFonts w:ascii="Calibri" w:hAnsi="Calibri"/>
+                <w:b w:val="0"/>
+                <w:color w:val="111111"/>
+                <w:sz w:val="20"/>
               </w:rPr>
               <w:t>FR-6 Subscription</w:t>
             </w:r>
@@ -7282,23 +5384,16 @@
         </w:tc>
         <w:tc>
           <w:tcPr>
-            <w:tcW w:type="dxa" w:w="4968"/>
-            <w:tcMar>
-              <w:top w:w="120" w:type="dxa"/>
-              <w:bottom w:w="120" w:type="dxa"/>
-              <w:left w:w="180" w:type="dxa"/>
-              <w:right w:w="180" w:type="dxa"/>
-            </w:tcMar>
-            <w:shd w:fill="FFFFFF"/>
+            <w:tcW w:type="dxa" w:w="4320"/>
           </w:tcPr>
           <w:p>
-            <w:pPr>
-              <w:spacing w:before="40" w:after="40"/>
-            </w:pPr>
+            <w:r/>
             <w:r>
               <w:rPr>
-                <w:color w:val="1E293B"/>
-                <w:sz w:val="19"/>
+                <w:rFonts w:ascii="Calibri" w:hAnsi="Calibri"/>
+                <w:b w:val="0"/>
+                <w:color w:val="111111"/>
+                <w:sz w:val="20"/>
               </w:rPr>
               <w:t>PREM-01..08</w:t>
             </w:r>
@@ -7308,23 +5403,16 @@
       <w:tr>
         <w:tc>
           <w:tcPr>
-            <w:tcW w:type="dxa" w:w="4968"/>
-            <w:tcMar>
-              <w:top w:w="120" w:type="dxa"/>
-              <w:bottom w:w="120" w:type="dxa"/>
-              <w:left w:w="180" w:type="dxa"/>
-              <w:right w:w="180" w:type="dxa"/>
-            </w:tcMar>
-            <w:shd w:fill="F8FAFC"/>
+            <w:tcW w:type="dxa" w:w="4320"/>
           </w:tcPr>
           <w:p>
-            <w:pPr>
-              <w:spacing w:before="40" w:after="40"/>
-            </w:pPr>
+            <w:r/>
             <w:r>
               <w:rPr>
-                <w:color w:val="1E293B"/>
-                <w:sz w:val="19"/>
+                <w:rFonts w:ascii="Calibri" w:hAnsi="Calibri"/>
+                <w:b w:val="0"/>
+                <w:color w:val="111111"/>
+                <w:sz w:val="20"/>
               </w:rPr>
               <w:t>FR-7 Memory Twin</w:t>
             </w:r>
@@ -7332,23 +5420,16 @@
         </w:tc>
         <w:tc>
           <w:tcPr>
-            <w:tcW w:type="dxa" w:w="4968"/>
-            <w:tcMar>
-              <w:top w:w="120" w:type="dxa"/>
-              <w:bottom w:w="120" w:type="dxa"/>
-              <w:left w:w="180" w:type="dxa"/>
-              <w:right w:w="180" w:type="dxa"/>
-            </w:tcMar>
-            <w:shd w:fill="F8FAFC"/>
+            <w:tcW w:type="dxa" w:w="4320"/>
           </w:tcPr>
           <w:p>
-            <w:pPr>
-              <w:spacing w:before="40" w:after="40"/>
-            </w:pPr>
+            <w:r/>
             <w:r>
               <w:rPr>
-                <w:color w:val="1E293B"/>
-                <w:sz w:val="19"/>
+                <w:rFonts w:ascii="Calibri" w:hAnsi="Calibri"/>
+                <w:b w:val="0"/>
+                <w:color w:val="111111"/>
+                <w:sz w:val="20"/>
               </w:rPr>
               <w:t>PREM-05..06</w:t>
             </w:r>
@@ -7358,23 +5439,16 @@
       <w:tr>
         <w:tc>
           <w:tcPr>
-            <w:tcW w:type="dxa" w:w="4968"/>
-            <w:tcMar>
-              <w:top w:w="120" w:type="dxa"/>
-              <w:bottom w:w="120" w:type="dxa"/>
-              <w:left w:w="180" w:type="dxa"/>
-              <w:right w:w="180" w:type="dxa"/>
-            </w:tcMar>
-            <w:shd w:fill="FFFFFF"/>
+            <w:tcW w:type="dxa" w:w="4320"/>
           </w:tcPr>
           <w:p>
-            <w:pPr>
-              <w:spacing w:before="40" w:after="40"/>
-            </w:pPr>
+            <w:r/>
             <w:r>
               <w:rPr>
-                <w:color w:val="1E293B"/>
-                <w:sz w:val="19"/>
+                <w:rFonts w:ascii="Calibri" w:hAnsi="Calibri"/>
+                <w:b w:val="0"/>
+                <w:color w:val="111111"/>
+                <w:sz w:val="20"/>
               </w:rPr>
               <w:t>FR-8 Struggle DNA</w:t>
             </w:r>
@@ -7382,23 +5456,16 @@
         </w:tc>
         <w:tc>
           <w:tcPr>
-            <w:tcW w:type="dxa" w:w="4968"/>
-            <w:tcMar>
-              <w:top w:w="120" w:type="dxa"/>
-              <w:bottom w:w="120" w:type="dxa"/>
-              <w:left w:w="180" w:type="dxa"/>
-              <w:right w:w="180" w:type="dxa"/>
-            </w:tcMar>
-            <w:shd w:fill="FFFFFF"/>
+            <w:tcW w:type="dxa" w:w="4320"/>
           </w:tcPr>
           <w:p>
-            <w:pPr>
-              <w:spacing w:before="40" w:after="40"/>
-            </w:pPr>
+            <w:r/>
             <w:r>
               <w:rPr>
-                <w:color w:val="1E293B"/>
-                <w:sz w:val="19"/>
+                <w:rFonts w:ascii="Calibri" w:hAnsi="Calibri"/>
+                <w:b w:val="0"/>
+                <w:color w:val="111111"/>
+                <w:sz w:val="20"/>
               </w:rPr>
               <w:t>PREM-02, PREM-07</w:t>
             </w:r>
@@ -7408,23 +5475,16 @@
       <w:tr>
         <w:tc>
           <w:tcPr>
-            <w:tcW w:type="dxa" w:w="4968"/>
-            <w:tcMar>
-              <w:top w:w="120" w:type="dxa"/>
-              <w:bottom w:w="120" w:type="dxa"/>
-              <w:left w:w="180" w:type="dxa"/>
-              <w:right w:w="180" w:type="dxa"/>
-            </w:tcMar>
-            <w:shd w:fill="F8FAFC"/>
+            <w:tcW w:type="dxa" w:w="4320"/>
           </w:tcPr>
           <w:p>
-            <w:pPr>
-              <w:spacing w:before="40" w:after="40"/>
-            </w:pPr>
+            <w:r/>
             <w:r>
               <w:rPr>
-                <w:color w:val="1E293B"/>
-                <w:sz w:val="19"/>
+                <w:rFonts w:ascii="Calibri" w:hAnsi="Calibri"/>
+                <w:b w:val="0"/>
+                <w:color w:val="111111"/>
+                <w:sz w:val="20"/>
               </w:rPr>
               <w:t>NFR Security</w:t>
             </w:r>
@@ -7432,23 +5492,16 @@
         </w:tc>
         <w:tc>
           <w:tcPr>
-            <w:tcW w:type="dxa" w:w="4968"/>
-            <w:tcMar>
-              <w:top w:w="120" w:type="dxa"/>
-              <w:bottom w:w="120" w:type="dxa"/>
-              <w:left w:w="180" w:type="dxa"/>
-              <w:right w:w="180" w:type="dxa"/>
-            </w:tcMar>
-            <w:shd w:fill="F8FAFC"/>
+            <w:tcW w:type="dxa" w:w="4320"/>
           </w:tcPr>
           <w:p>
-            <w:pPr>
-              <w:spacing w:before="40" w:after="40"/>
-            </w:pPr>
+            <w:r/>
             <w:r>
               <w:rPr>
-                <w:color w:val="1E293B"/>
-                <w:sz w:val="19"/>
+                <w:rFonts w:ascii="Calibri" w:hAnsi="Calibri"/>
+                <w:b w:val="0"/>
+                <w:color w:val="111111"/>
+                <w:sz w:val="20"/>
               </w:rPr>
               <w:t>SEC-01..07, AUTH-08</w:t>
             </w:r>
@@ -7458,23 +5511,16 @@
       <w:tr>
         <w:tc>
           <w:tcPr>
-            <w:tcW w:type="dxa" w:w="4968"/>
-            <w:tcMar>
-              <w:top w:w="120" w:type="dxa"/>
-              <w:bottom w:w="120" w:type="dxa"/>
-              <w:left w:w="180" w:type="dxa"/>
-              <w:right w:w="180" w:type="dxa"/>
-            </w:tcMar>
-            <w:shd w:fill="FFFFFF"/>
+            <w:tcW w:type="dxa" w:w="4320"/>
           </w:tcPr>
           <w:p>
-            <w:pPr>
-              <w:spacing w:before="40" w:after="40"/>
-            </w:pPr>
+            <w:r/>
             <w:r>
               <w:rPr>
-                <w:color w:val="1E293B"/>
-                <w:sz w:val="19"/>
+                <w:rFonts w:ascii="Calibri" w:hAnsi="Calibri"/>
+                <w:b w:val="0"/>
+                <w:color w:val="111111"/>
+                <w:sz w:val="20"/>
               </w:rPr>
               <w:t>NFR Responsive</w:t>
             </w:r>
@@ -7482,23 +5528,16 @@
         </w:tc>
         <w:tc>
           <w:tcPr>
-            <w:tcW w:type="dxa" w:w="4968"/>
-            <w:tcMar>
-              <w:top w:w="120" w:type="dxa"/>
-              <w:bottom w:w="120" w:type="dxa"/>
-              <w:left w:w="180" w:type="dxa"/>
-              <w:right w:w="180" w:type="dxa"/>
-            </w:tcMar>
-            <w:shd w:fill="FFFFFF"/>
+            <w:tcW w:type="dxa" w:w="4320"/>
           </w:tcPr>
           <w:p>
-            <w:pPr>
-              <w:spacing w:before="40" w:after="40"/>
-            </w:pPr>
+            <w:r/>
             <w:r>
               <w:rPr>
-                <w:color w:val="1E293B"/>
-                <w:sz w:val="19"/>
+                <w:rFonts w:ascii="Calibri" w:hAnsi="Calibri"/>
+                <w:b w:val="0"/>
+                <w:color w:val="111111"/>
+                <w:sz w:val="20"/>
               </w:rPr>
               <w:t>UI-06..07</w:t>
             </w:r>
@@ -7509,13 +5548,14 @@
     <w:p/>
     <w:p>
       <w:pPr>
-        <w:spacing w:before="240" w:after="80"/>
+        <w:pStyle w:val="Heading1"/>
       </w:pPr>
       <w:r>
         <w:rPr>
+          <w:rFonts w:ascii="Calibri" w:hAnsi="Calibri"/>
           <w:b/>
-          <w:color w:val="1E3A8A"/>
-          <w:sz w:val="32"/>
+          <w:color w:val="000000"/>
+          <w:sz w:val="30"/>
         </w:rPr>
         <w:t>4. Exit Criteria</w:t>
       </w:r>
@@ -7523,11 +5563,13 @@
     <w:p>
       <w:pPr>
         <w:pStyle w:val="ListBullet"/>
-        <w:spacing w:before="20" w:after="40"/>
       </w:pPr>
       <w:r>
         <w:rPr>
-          <w:sz w:val="21"/>
+          <w:rFonts w:ascii="Calibri" w:hAnsi="Calibri"/>
+          <w:b w:val="0"/>
+          <w:color w:val="111111"/>
+          <w:sz w:val="22"/>
         </w:rPr>
         <w:t>100% of automated suite passing (19/19)</w:t>
       </w:r>
@@ -7535,11 +5577,13 @@
     <w:p>
       <w:pPr>
         <w:pStyle w:val="ListBullet"/>
-        <w:spacing w:before="20" w:after="40"/>
       </w:pPr>
       <w:r>
         <w:rPr>
-          <w:sz w:val="21"/>
+          <w:rFonts w:ascii="Calibri" w:hAnsi="Calibri"/>
+          <w:b w:val="0"/>
+          <w:color w:val="111111"/>
+          <w:sz w:val="22"/>
         </w:rPr>
         <w:t>100% of S1/S2 manual cases passing</w:t>
       </w:r>
@@ -7547,11 +5591,13 @@
     <w:p>
       <w:pPr>
         <w:pStyle w:val="ListBullet"/>
-        <w:spacing w:before="20" w:after="40"/>
       </w:pPr>
       <w:r>
         <w:rPr>
-          <w:sz w:val="21"/>
+          <w:rFonts w:ascii="Calibri" w:hAnsi="Calibri"/>
+          <w:b w:val="0"/>
+          <w:color w:val="111111"/>
+          <w:sz w:val="22"/>
         </w:rPr>
         <w:t>Zero unresolved security findings</w:t>
       </w:r>
@@ -7559,29 +5605,31 @@
     <w:p>
       <w:pPr>
         <w:pStyle w:val="ListBullet"/>
-        <w:spacing w:before="20" w:after="40"/>
       </w:pPr>
       <w:r>
         <w:rPr>
-          <w:sz w:val="21"/>
+          <w:rFonts w:ascii="Calibri" w:hAnsi="Calibri"/>
+          <w:b w:val="0"/>
+          <w:color w:val="111111"/>
+          <w:sz w:val="22"/>
         </w:rPr>
         <w:t>All premium gating returns correct status codes</w:t>
       </w:r>
     </w:p>
     <w:p>
-      <w:pPr>
-        <w:spacing w:before="40" w:after="80"/>
-      </w:pPr>
       <w:r>
         <w:rPr>
-          <w:sz w:val="21"/>
+          <w:rFonts w:ascii="Calibri" w:hAnsi="Calibri"/>
+          <w:i/>
+          <w:color w:val="111111"/>
+          <w:sz w:val="22"/>
         </w:rPr>
-        <w:t>*End of Document — 10_QA_Test_Plan.md*</w:t>
+        <w:t>End of Document — 10_QA_Test_Plan.md</w:t>
       </w:r>
     </w:p>
     <w:sectPr>
       <w:pgSz w:w="12240" w:h="15840"/>
-      <w:pgMar w:top="1152" w:right="1152" w:bottom="1152" w:left="1152" w:header="720" w:footer="720" w:gutter="0"/>
+      <w:pgMar w:top="1440" w:right="1800" w:bottom="1440" w:left="1800" w:header="720" w:footer="720" w:gutter="0"/>
       <w:cols w:space="720"/>
       <w:docGrid w:linePitch="360"/>
     </w:sectPr>
@@ -7954,7 +6002,6 @@
     <w:rsid w:val="00FC693F"/>
     <w:rPr>
       <w:rFonts w:ascii="Calibri" w:hAnsi="Calibri"/>
-      <w:color w:val="334155"/>
       <w:sz w:val="22"/>
     </w:rPr>
   </w:style>
